--- a/content/float64bits/image/figures.docx
+++ b/content/float64bits/image/figures.docx
@@ -3,6 +3,11 @@
 <w:document xmlns:wpc="http://schemas.microsoft.com/office/word/2010/wordprocessingCanvas" xmlns:cx="http://schemas.microsoft.com/office/drawing/2014/chartex" xmlns:cx1="http://schemas.microsoft.com/office/drawing/2015/9/8/chartex" xmlns:cx2="http://schemas.microsoft.com/office/drawing/2015/10/21/chartex" xmlns:cx3="http://schemas.microsoft.com/office/drawing/2016/5/9/chartex" xmlns:cx4="http://schemas.microsoft.com/office/drawing/2016/5/10/chartex" xmlns:cx5="http://schemas.microsoft.com/office/drawing/2016/5/11/chartex" xmlns:cx6="http://schemas.microsoft.com/office/drawing/2016/5/12/chartex" xmlns:cx7="http://schemas.microsoft.com/office/drawing/2016/5/13/chartex" xmlns:cx8="http://schemas.microsoft.com/office/drawing/2016/5/14/chartex" xmlns:mc="http://schemas.openxmlformats.org/markup-compatibility/2006" xmlns:aink="http://schemas.microsoft.com/office/drawing/2016/ink" xmlns:am3d="http://schemas.microsoft.com/office/drawing/2017/model3d" xmlns:o="urn:schemas-microsoft-com:office:office" xmlns:oel="http://schemas.microsoft.com/office/2019/extlst" xmlns:r="http://schemas.openxmlformats.org/officeDocument/2006/relationships" xmlns:m="http://schemas.openxmlformats.org/officeDocument/2006/math" xmlns:v="urn:schemas-microsoft-com:vml" xmlns:wp14="http://schemas.microsoft.com/office/word/2010/wordprocessingDrawing" xmlns:wp="http://schemas.openxmlformats.org/drawingml/2006/wordprocessingDrawing" xmlns:w10="urn:schemas-microsoft-com:office:word" xmlns:w="http://schemas.openxmlformats.org/wordprocessingml/2006/main" xmlns:w14="http://schemas.microsoft.com/office/word/2010/wordml" xmlns:w15="http://schemas.microsoft.com/office/word/2012/wordml" xmlns:w16cex="http://schemas.microsoft.com/office/word/2018/wordml/cex" xmlns:w16cid="http://schemas.microsoft.com/office/word/2016/wordml/cid" xmlns:w16="http://schemas.microsoft.com/office/word/2018/wordml" xmlns:w16du="http://schemas.microsoft.com/office/word/2023/wordml/word16du" xmlns:w16sdtdh="http://schemas.microsoft.com/office/word/2020/wordml/sdtdatahash" xmlns:w16sdtfl="http://schemas.microsoft.com/office/word/2024/wordml/sdtformatlock" xmlns:w16se="http://schemas.microsoft.com/office/word/2015/wordml/symex" xmlns:wpg="http://schemas.microsoft.com/office/word/2010/wordprocessingGroup" xmlns:wpi="http://schemas.microsoft.com/office/word/2010/wordprocessingInk" xmlns:wne="http://schemas.microsoft.com/office/word/2006/wordml" xmlns:wps="http://schemas.microsoft.com/office/word/2010/wordprocessingShape" mc:Ignorable="w14 w15 w16se w16cid w16 w16cex w16sdtdh w16sdtfl w16du wp14">
   <w:body>
     <w:p>
+      <w:pPr>
+        <w:rPr>
+          <w:rFonts w:hint="eastAsia"/>
+        </w:rPr>
+      </w:pPr>
       <w:commentRangeStart w:id="0"/>
       <w:r>
         <w:rPr>
@@ -12,9 +17,9 @@
         <mc:AlternateContent>
           <mc:Choice Requires="wpc">
             <w:drawing>
-              <wp:inline distT="0" distB="0" distL="0" distR="0" wp14:anchorId="1B5E2284" wp14:editId="7539A8C4">
-                <wp:extent cx="6064205" cy="2461110"/>
-                <wp:effectExtent l="0" t="0" r="0" b="0"/>
+              <wp:inline distT="0" distB="0" distL="0" distR="0" wp14:anchorId="1B5E2284" wp14:editId="4D5B442D">
+                <wp:extent cx="6360242" cy="2332172"/>
+                <wp:effectExtent l="0" t="0" r="2540" b="0"/>
                 <wp:docPr id="874952101" name="画布 1"/>
                 <wp:cNvGraphicFramePr>
                   <a:graphicFrameLocks xmlns:a="http://schemas.openxmlformats.org/drawingml/2006/main" noChangeAspect="1"/>
@@ -33,8 +38,8 @@
                         <wps:cNvCnPr/>
                         <wps:spPr>
                           <a:xfrm>
-                            <a:off x="227704" y="1613580"/>
-                            <a:ext cx="5208290" cy="0"/>
+                            <a:off x="832038" y="1537965"/>
+                            <a:ext cx="4964244" cy="0"/>
                           </a:xfrm>
                           <a:prstGeom prst="straightConnector1">
                             <a:avLst/>
@@ -64,8 +69,8 @@
                         <wps:cNvCnPr/>
                         <wps:spPr>
                           <a:xfrm>
-                            <a:off x="227724" y="1522140"/>
-                            <a:ext cx="0" cy="180000"/>
+                            <a:off x="832056" y="1450818"/>
+                            <a:ext cx="0" cy="171567"/>
                           </a:xfrm>
                           <a:prstGeom prst="line">
                             <a:avLst/>
@@ -97,8 +102,8 @@
                         <wps:cNvCnPr/>
                         <wps:spPr>
                           <a:xfrm>
-                            <a:off x="2006359" y="1522140"/>
-                            <a:ext cx="0" cy="180000"/>
+                            <a:off x="2527348" y="1450818"/>
+                            <a:ext cx="0" cy="171567"/>
                           </a:xfrm>
                           <a:prstGeom prst="line">
                             <a:avLst/>
@@ -130,8 +135,8 @@
                         <wps:cNvCnPr/>
                         <wps:spPr>
                           <a:xfrm>
-                            <a:off x="4525404" y="1522140"/>
-                            <a:ext cx="0" cy="180000"/>
+                            <a:off x="4928355" y="1450818"/>
+                            <a:ext cx="0" cy="171567"/>
                           </a:xfrm>
                           <a:prstGeom prst="line">
                             <a:avLst/>
@@ -165,8 +170,8 @@
                         </wps:cNvSpPr>
                         <wps:spPr bwMode="auto">
                           <a:xfrm>
-                            <a:off x="1262079" y="1678283"/>
-                            <a:ext cx="1526841" cy="270510"/>
+                            <a:off x="1817946" y="1599644"/>
+                            <a:ext cx="1455299" cy="257835"/>
                           </a:xfrm>
                           <a:prstGeom prst="rect">
                             <a:avLst/>
@@ -208,7 +213,7 @@
                             </w:p>
                           </w:txbxContent>
                         </wps:txbx>
-                        <wps:bodyPr rot="0" vert="horz" wrap="square" lIns="91440" tIns="45720" rIns="91440" bIns="45720" anchor="t" anchorCtr="0">
+                        <wps:bodyPr rot="0" vert="horz" wrap="square" lIns="87045" tIns="43527" rIns="87045" bIns="43527" anchor="t" anchorCtr="0">
                           <a:noAutofit/>
                         </wps:bodyPr>
                       </wps:wsp>
@@ -217,8 +222,8 @@
                         <wps:cNvCnPr/>
                         <wps:spPr>
                           <a:xfrm>
-                            <a:off x="2741546" y="1522140"/>
-                            <a:ext cx="0" cy="694800"/>
+                            <a:off x="3228086" y="1450817"/>
+                            <a:ext cx="0" cy="662243"/>
                           </a:xfrm>
                           <a:prstGeom prst="line">
                             <a:avLst/>
@@ -252,8 +257,8 @@
                         </wps:cNvSpPr>
                         <wps:spPr bwMode="auto">
                           <a:xfrm>
-                            <a:off x="83859" y="1683090"/>
-                            <a:ext cx="292455" cy="270510"/>
+                            <a:off x="694935" y="1604228"/>
+                            <a:ext cx="278753" cy="257835"/>
                           </a:xfrm>
                           <a:prstGeom prst="rect">
                             <a:avLst/>
@@ -293,7 +298,7 @@
                             </w:p>
                           </w:txbxContent>
                         </wps:txbx>
-                        <wps:bodyPr rot="0" vert="horz" wrap="square" lIns="91440" tIns="45720" rIns="91440" bIns="45720" anchor="t" anchorCtr="0">
+                        <wps:bodyPr rot="0" vert="horz" wrap="square" lIns="87045" tIns="43527" rIns="87045" bIns="43527" anchor="t" anchorCtr="0">
                           <a:noAutofit/>
                         </wps:bodyPr>
                       </wps:wsp>
@@ -304,8 +309,8 @@
                         </wps:cNvSpPr>
                         <wps:spPr bwMode="auto">
                           <a:xfrm>
-                            <a:off x="2014222" y="2153750"/>
-                            <a:ext cx="1563368" cy="270510"/>
+                            <a:off x="2534842" y="2052833"/>
+                            <a:ext cx="1490115" cy="257835"/>
                           </a:xfrm>
                           <a:prstGeom prst="rect">
                             <a:avLst/>
@@ -345,7 +350,7 @@
                             </w:p>
                           </w:txbxContent>
                         </wps:txbx>
-                        <wps:bodyPr rot="0" vert="horz" wrap="square" lIns="91440" tIns="45720" rIns="91440" bIns="45720" anchor="t" anchorCtr="0">
+                        <wps:bodyPr rot="0" vert="horz" wrap="square" lIns="87045" tIns="43527" rIns="87045" bIns="43527" anchor="t" anchorCtr="0">
                           <a:noAutofit/>
                         </wps:bodyPr>
                       </wps:wsp>
@@ -356,8 +361,8 @@
                         </wps:cNvSpPr>
                         <wps:spPr bwMode="auto">
                           <a:xfrm>
-                            <a:off x="3760471" y="1666264"/>
-                            <a:ext cx="1525280" cy="270510"/>
+                            <a:off x="4199269" y="1588190"/>
+                            <a:ext cx="1453812" cy="257835"/>
                           </a:xfrm>
                           <a:prstGeom prst="rect">
                             <a:avLst/>
@@ -397,7 +402,7 @@
                             </w:p>
                           </w:txbxContent>
                         </wps:txbx>
-                        <wps:bodyPr rot="0" vert="horz" wrap="square" lIns="91440" tIns="45720" rIns="91440" bIns="45720" anchor="t" anchorCtr="0">
+                        <wps:bodyPr rot="0" vert="horz" wrap="square" lIns="87045" tIns="43527" rIns="87045" bIns="43527" anchor="t" anchorCtr="0">
                           <a:noAutofit/>
                         </wps:bodyPr>
                       </wps:wsp>
@@ -406,8 +411,8 @@
                         <wps:cNvCnPr/>
                         <wps:spPr>
                           <a:xfrm>
-                            <a:off x="5256658" y="1522140"/>
-                            <a:ext cx="0" cy="694800"/>
+                            <a:off x="5625347" y="1450817"/>
+                            <a:ext cx="0" cy="662243"/>
                           </a:xfrm>
                           <a:prstGeom prst="line">
                             <a:avLst/>
@@ -441,8 +446,8 @@
                         </wps:cNvSpPr>
                         <wps:spPr bwMode="auto">
                           <a:xfrm>
-                            <a:off x="4498733" y="2121240"/>
-                            <a:ext cx="1529777" cy="270510"/>
+                            <a:off x="4902941" y="2021844"/>
+                            <a:ext cx="1458095" cy="257835"/>
                           </a:xfrm>
                           <a:prstGeom prst="rect">
                             <a:avLst/>
@@ -482,7 +487,7 @@
                             </w:p>
                           </w:txbxContent>
                         </wps:txbx>
-                        <wps:bodyPr rot="0" vert="horz" wrap="square" lIns="91440" tIns="45720" rIns="91440" bIns="45720" anchor="t" anchorCtr="0">
+                        <wps:bodyPr rot="0" vert="horz" wrap="square" lIns="87045" tIns="43527" rIns="87045" bIns="43527" anchor="t" anchorCtr="0">
                           <a:noAutofit/>
                         </wps:bodyPr>
                       </wps:wsp>
@@ -493,8 +498,8 @@
                         </wps:cNvSpPr>
                         <wps:spPr bwMode="auto">
                           <a:xfrm>
-                            <a:off x="9" y="1285260"/>
-                            <a:ext cx="444885" cy="270000"/>
+                            <a:off x="615016" y="1225039"/>
+                            <a:ext cx="424040" cy="257345"/>
                           </a:xfrm>
                           <a:prstGeom prst="rect">
                             <a:avLst/>
@@ -537,7 +542,7 @@
                             </w:p>
                           </w:txbxContent>
                         </wps:txbx>
-                        <wps:bodyPr rot="0" vert="horz" wrap="square" lIns="91440" tIns="45720" rIns="91440" bIns="45720" anchor="t" anchorCtr="0">
+                        <wps:bodyPr rot="0" vert="horz" wrap="square" lIns="87045" tIns="43527" rIns="87045" bIns="43527" anchor="t" anchorCtr="0">
                           <a:noAutofit/>
                         </wps:bodyPr>
                       </wps:wsp>
@@ -548,8 +553,8 @@
                         </wps:cNvSpPr>
                         <wps:spPr bwMode="auto">
                           <a:xfrm>
-                            <a:off x="1779181" y="1285260"/>
-                            <a:ext cx="444885" cy="270000"/>
+                            <a:off x="2310820" y="1225039"/>
+                            <a:ext cx="424040" cy="257345"/>
                           </a:xfrm>
                           <a:prstGeom prst="rect">
                             <a:avLst/>
@@ -592,7 +597,7 @@
                             </w:p>
                           </w:txbxContent>
                         </wps:txbx>
-                        <wps:bodyPr rot="0" vert="horz" wrap="square" lIns="91440" tIns="45720" rIns="91440" bIns="45720" anchor="t" anchorCtr="0">
+                        <wps:bodyPr rot="0" vert="horz" wrap="square" lIns="87045" tIns="43527" rIns="87045" bIns="43527" anchor="t" anchorCtr="0">
                           <a:noAutofit/>
                         </wps:bodyPr>
                       </wps:wsp>
@@ -603,8 +608,8 @@
                         </wps:cNvSpPr>
                         <wps:spPr bwMode="auto">
                           <a:xfrm>
-                            <a:off x="2522229" y="1282740"/>
-                            <a:ext cx="444885" cy="270000"/>
+                            <a:off x="3019050" y="1222637"/>
+                            <a:ext cx="424040" cy="257345"/>
                           </a:xfrm>
                           <a:prstGeom prst="rect">
                             <a:avLst/>
@@ -647,7 +652,7 @@
                             </w:p>
                           </w:txbxContent>
                         </wps:txbx>
-                        <wps:bodyPr rot="0" vert="horz" wrap="square" lIns="91440" tIns="45720" rIns="91440" bIns="45720" anchor="t" anchorCtr="0">
+                        <wps:bodyPr rot="0" vert="horz" wrap="square" lIns="87045" tIns="43527" rIns="87045" bIns="43527" anchor="t" anchorCtr="0">
                           <a:noAutofit/>
                         </wps:bodyPr>
                       </wps:wsp>
@@ -658,8 +663,8 @@
                         </wps:cNvSpPr>
                         <wps:spPr bwMode="auto">
                           <a:xfrm>
-                            <a:off x="4301499" y="1286550"/>
-                            <a:ext cx="444885" cy="270000"/>
+                            <a:off x="4714948" y="1226266"/>
+                            <a:ext cx="424040" cy="257345"/>
                           </a:xfrm>
                           <a:prstGeom prst="rect">
                             <a:avLst/>
@@ -702,7 +707,7 @@
                             </w:p>
                           </w:txbxContent>
                         </wps:txbx>
-                        <wps:bodyPr rot="0" vert="horz" wrap="square" lIns="91440" tIns="45720" rIns="91440" bIns="45720" anchor="t" anchorCtr="0">
+                        <wps:bodyPr rot="0" vert="horz" wrap="square" lIns="87045" tIns="43527" rIns="87045" bIns="43527" anchor="t" anchorCtr="0">
                           <a:noAutofit/>
                         </wps:bodyPr>
                       </wps:wsp>
@@ -713,8 +718,8 @@
                         </wps:cNvSpPr>
                         <wps:spPr bwMode="auto">
                           <a:xfrm>
-                            <a:off x="865264" y="902335"/>
-                            <a:ext cx="503434" cy="270000"/>
+                            <a:off x="1439725" y="860055"/>
+                            <a:ext cx="479847" cy="257345"/>
                           </a:xfrm>
                           <a:prstGeom prst="rect">
                             <a:avLst/>
@@ -758,7 +763,7 @@
                             </w:p>
                           </w:txbxContent>
                         </wps:txbx>
-                        <wps:bodyPr rot="0" vert="horz" wrap="square" lIns="91440" tIns="45720" rIns="91440" bIns="45720" anchor="t" anchorCtr="0">
+                        <wps:bodyPr rot="0" vert="horz" wrap="square" lIns="87045" tIns="43527" rIns="87045" bIns="43527" anchor="t" anchorCtr="0">
                           <a:noAutofit/>
                         </wps:bodyPr>
                       </wps:wsp>
@@ -769,8 +774,8 @@
                         </wps:cNvSpPr>
                         <wps:spPr bwMode="auto">
                           <a:xfrm>
-                            <a:off x="1986140" y="902901"/>
-                            <a:ext cx="833260" cy="270000"/>
+                            <a:off x="2508084" y="860595"/>
+                            <a:ext cx="794214" cy="257345"/>
                           </a:xfrm>
                           <a:prstGeom prst="rect">
                             <a:avLst/>
@@ -813,7 +818,7 @@
                             </w:p>
                           </w:txbxContent>
                         </wps:txbx>
-                        <wps:bodyPr rot="0" vert="horz" wrap="square" lIns="91440" tIns="45720" rIns="91440" bIns="45720" anchor="t" anchorCtr="0">
+                        <wps:bodyPr rot="0" vert="horz" wrap="square" lIns="87045" tIns="43527" rIns="87045" bIns="43527" anchor="t" anchorCtr="0">
                           <a:noAutofit/>
                         </wps:bodyPr>
                       </wps:wsp>
@@ -824,8 +829,8 @@
                         </wps:cNvSpPr>
                         <wps:spPr bwMode="auto">
                           <a:xfrm>
-                            <a:off x="3131033" y="902742"/>
-                            <a:ext cx="1004722" cy="270000"/>
+                            <a:off x="3599327" y="860444"/>
+                            <a:ext cx="957645" cy="257345"/>
                           </a:xfrm>
                           <a:prstGeom prst="rect">
                             <a:avLst/>
@@ -868,7 +873,7 @@
                             </w:p>
                           </w:txbxContent>
                         </wps:txbx>
-                        <wps:bodyPr rot="0" vert="horz" wrap="square" lIns="91440" tIns="45720" rIns="91440" bIns="45720" anchor="t" anchorCtr="0">
+                        <wps:bodyPr rot="0" vert="horz" wrap="square" lIns="87045" tIns="43527" rIns="87045" bIns="43527" anchor="t" anchorCtr="0">
                           <a:noAutofit/>
                         </wps:bodyPr>
                       </wps:wsp>
@@ -879,8 +884,8 @@
                         </wps:cNvSpPr>
                         <wps:spPr bwMode="auto">
                           <a:xfrm>
-                            <a:off x="4445811" y="902809"/>
-                            <a:ext cx="918669" cy="270000"/>
+                            <a:off x="4852498" y="860507"/>
+                            <a:ext cx="875625" cy="257345"/>
                           </a:xfrm>
                           <a:prstGeom prst="rect">
                             <a:avLst/>
@@ -923,7 +928,7 @@
                             </w:p>
                           </w:txbxContent>
                         </wps:txbx>
-                        <wps:bodyPr rot="0" vert="horz" wrap="square" lIns="91440" tIns="45720" rIns="91440" bIns="45720" anchor="t" anchorCtr="0">
+                        <wps:bodyPr rot="0" vert="horz" wrap="square" lIns="87045" tIns="43527" rIns="87045" bIns="43527" anchor="t" anchorCtr="0">
                           <a:noAutofit/>
                         </wps:bodyPr>
                       </wps:wsp>
@@ -932,8 +937,8 @@
                         <wps:cNvSpPr/>
                         <wps:spPr>
                           <a:xfrm rot="5400000">
-                            <a:off x="1404994" y="-733400"/>
-                            <a:ext cx="138680" cy="2482639"/>
+                            <a:off x="1954169" y="-699034"/>
+                            <a:ext cx="132182" cy="2366308"/>
                           </a:xfrm>
                           <a:prstGeom prst="leftBrace">
                             <a:avLst/>
@@ -958,7 +963,7 @@
                             <a:schemeClr val="tx1"/>
                           </a:fontRef>
                         </wps:style>
-                        <wps:bodyPr rot="0" spcFirstLastPara="0" vertOverflow="overflow" horzOverflow="overflow" vert="horz" wrap="square" lIns="91440" tIns="45720" rIns="91440" bIns="45720" numCol="1" spcCol="0" rtlCol="0" fromWordArt="0" anchor="ctr" anchorCtr="0" forceAA="0" compatLnSpc="1">
+                        <wps:bodyPr rot="0" spcFirstLastPara="0" vertOverflow="overflow" horzOverflow="overflow" vert="horz" wrap="square" lIns="87045" tIns="43527" rIns="87045" bIns="43527" numCol="1" spcCol="0" rtlCol="0" fromWordArt="0" anchor="ctr" anchorCtr="0" forceAA="0" compatLnSpc="1">
                           <a:prstTxWarp prst="textNoShape">
                             <a:avLst/>
                           </a:prstTxWarp>
@@ -970,8 +975,8 @@
                         <wps:cNvSpPr/>
                         <wps:spPr>
                           <a:xfrm rot="5400000">
-                            <a:off x="3896734" y="-737210"/>
-                            <a:ext cx="138680" cy="2482639"/>
+                            <a:off x="4329151" y="-702665"/>
+                            <a:ext cx="132182" cy="2366308"/>
                           </a:xfrm>
                           <a:prstGeom prst="leftBrace">
                             <a:avLst/>
@@ -996,7 +1001,7 @@
                             <a:schemeClr val="tx1"/>
                           </a:fontRef>
                         </wps:style>
-                        <wps:bodyPr rot="0" spcFirstLastPara="0" vertOverflow="overflow" horzOverflow="overflow" vert="horz" wrap="square" lIns="91440" tIns="45720" rIns="91440" bIns="45720" numCol="1" spcCol="0" rtlCol="0" fromWordArt="0" anchor="ctr" anchorCtr="0" forceAA="0" compatLnSpc="1">
+                        <wps:bodyPr rot="0" spcFirstLastPara="0" vertOverflow="overflow" horzOverflow="overflow" vert="horz" wrap="square" lIns="87045" tIns="43527" rIns="87045" bIns="43527" numCol="1" spcCol="0" rtlCol="0" fromWordArt="0" anchor="ctr" anchorCtr="0" forceAA="0" compatLnSpc="1">
                           <a:prstTxWarp prst="textNoShape">
                             <a:avLst/>
                           </a:prstTxWarp>
@@ -1010,8 +1015,8 @@
                         </wps:cNvSpPr>
                         <wps:spPr bwMode="auto">
                           <a:xfrm>
-                            <a:off x="1060079" y="95250"/>
-                            <a:ext cx="1183135" cy="270510"/>
+                            <a:off x="1625414" y="90786"/>
+                            <a:ext cx="1127698" cy="257835"/>
                           </a:xfrm>
                           <a:prstGeom prst="rect">
                             <a:avLst/>
@@ -1055,7 +1060,7 @@
                             </w:p>
                           </w:txbxContent>
                         </wps:txbx>
-                        <wps:bodyPr rot="0" vert="horz" wrap="square" lIns="91440" tIns="45720" rIns="91440" bIns="45720" anchor="t" anchorCtr="0">
+                        <wps:bodyPr rot="0" vert="horz" wrap="square" lIns="87045" tIns="43527" rIns="87045" bIns="43527" anchor="t" anchorCtr="0">
                           <a:noAutofit/>
                         </wps:bodyPr>
                       </wps:wsp>
@@ -1066,8 +1071,8 @@
                         </wps:cNvSpPr>
                         <wps:spPr bwMode="auto">
                           <a:xfrm>
-                            <a:off x="3559065" y="0"/>
-                            <a:ext cx="1320669" cy="270510"/>
+                            <a:off x="4007301" y="2"/>
+                            <a:ext cx="1258787" cy="257835"/>
                           </a:xfrm>
                           <a:prstGeom prst="rect">
                             <a:avLst/>
@@ -1121,7 +1126,117 @@
                             </w:p>
                           </w:txbxContent>
                         </wps:txbx>
-                        <wps:bodyPr rot="0" vert="horz" wrap="square" lIns="91440" tIns="45720" rIns="91440" bIns="45720" anchor="t" anchorCtr="0">
+                        <wps:bodyPr rot="0" vert="horz" wrap="square" lIns="87045" tIns="43527" rIns="87045" bIns="43527" anchor="t" anchorCtr="0">
+                          <a:noAutofit/>
+                        </wps:bodyPr>
+                      </wps:wsp>
+                      <wps:wsp>
+                        <wps:cNvPr id="203626798" name="文本框 2"/>
+                        <wps:cNvSpPr txBox="1">
+                          <a:spLocks noChangeArrowheads="1"/>
+                        </wps:cNvSpPr>
+                        <wps:spPr bwMode="auto">
+                          <a:xfrm>
+                            <a:off x="1" y="1225116"/>
+                            <a:ext cx="645717" cy="257231"/>
+                          </a:xfrm>
+                          <a:prstGeom prst="rect">
+                            <a:avLst/>
+                          </a:prstGeom>
+                          <a:solidFill>
+                            <a:schemeClr val="bg1"/>
+                          </a:solidFill>
+                          <a:ln w="9525">
+                            <a:noFill/>
+                            <a:miter lim="800000"/>
+                            <a:headEnd/>
+                            <a:tailEnd/>
+                          </a:ln>
+                        </wps:spPr>
+                        <wps:txbx>
+                          <w:txbxContent>
+                            <w:p>
+                              <w:pPr>
+                                <w:spacing w:line="276" w:lineRule="auto"/>
+                                <w:jc w:val="center"/>
+                                <w:rPr>
+                                  <w:rFonts w:ascii="等线" w:eastAsia="华文楷体" w:hAnsi="华文楷体" w:cs="Times New Roman"/>
+                                  <w:b/>
+                                  <w:bCs/>
+                                  <w:sz w:val="20"/>
+                                  <w:szCs w:val="20"/>
+                                  <w14:ligatures w14:val="none"/>
+                                </w:rPr>
+                              </w:pPr>
+                              <w:r>
+                                <w:rPr>
+                                  <w:rFonts w:ascii="等线" w:eastAsia="华文楷体" w:hAnsi="华文楷体" w:cs="Times New Roman" w:hint="eastAsia"/>
+                                  <w:b/>
+                                  <w:bCs/>
+                                  <w:sz w:val="20"/>
+                                  <w:szCs w:val="20"/>
+                                </w:rPr>
+                                <w:t>浮点数</w:t>
+                              </w:r>
+                            </w:p>
+                          </w:txbxContent>
+                        </wps:txbx>
+                        <wps:bodyPr rot="0" vert="horz" wrap="square" lIns="87045" tIns="43527" rIns="87045" bIns="43527" anchor="t" anchorCtr="0">
+                          <a:noAutofit/>
+                        </wps:bodyPr>
+                      </wps:wsp>
+                      <wps:wsp>
+                        <wps:cNvPr id="889298482" name="文本框 2"/>
+                        <wps:cNvSpPr txBox="1">
+                          <a:spLocks noChangeArrowheads="1"/>
+                        </wps:cNvSpPr>
+                        <wps:spPr bwMode="auto">
+                          <a:xfrm>
+                            <a:off x="9" y="1599643"/>
+                            <a:ext cx="645191" cy="257231"/>
+                          </a:xfrm>
+                          <a:prstGeom prst="rect">
+                            <a:avLst/>
+                          </a:prstGeom>
+                          <a:solidFill>
+                            <a:schemeClr val="bg1"/>
+                          </a:solidFill>
+                          <a:ln w="9525">
+                            <a:noFill/>
+                            <a:miter lim="800000"/>
+                            <a:headEnd/>
+                            <a:tailEnd/>
+                          </a:ln>
+                        </wps:spPr>
+                        <wps:txbx>
+                          <w:txbxContent>
+                            <w:p>
+                              <w:pPr>
+                                <w:spacing w:line="276" w:lineRule="auto"/>
+                                <w:jc w:val="center"/>
+                                <w:rPr>
+                                  <w:rFonts w:ascii="等线" w:eastAsia="华文楷体" w:hAnsi="华文楷体" w:cs="Times New Roman"/>
+                                  <w:b/>
+                                  <w:bCs/>
+                                  <w:sz w:val="20"/>
+                                  <w:szCs w:val="20"/>
+                                  <w14:ligatures w14:val="none"/>
+                                </w:rPr>
+                              </w:pPr>
+                              <w:r>
+                                <w:rPr>
+                                  <w:rFonts w:ascii="等线" w:eastAsia="华文楷体" w:hAnsi="华文楷体" w:cs="Times New Roman" w:hint="eastAsia"/>
+                                  <w:b/>
+                                  <w:bCs/>
+                                  <w:sz w:val="20"/>
+                                  <w:szCs w:val="20"/>
+                                </w:rPr>
+                                <w:t>位模式</w:t>
+                              </w:r>
+                            </w:p>
+                          </w:txbxContent>
+                        </wps:txbx>
+                        <wps:bodyPr rot="0" vert="horz" wrap="square" lIns="87045" tIns="43527" rIns="87045" bIns="43527" anchor="t" anchorCtr="0">
                           <a:noAutofit/>
                         </wps:bodyPr>
                       </wps:wsp>
@@ -1133,7 +1248,7 @@
           </mc:Choice>
           <mc:Fallback>
             <w:pict>
-              <v:group w14:anchorId="1B5E2284" id="画布 1" o:spid="_x0000_s1026" editas="canvas" style="width:477.5pt;height:193.8pt;mso-position-horizontal-relative:char;mso-position-vertical-relative:line" coordsize="60636,24606" o:gfxdata="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">
+              <v:group w14:anchorId="1B5E2284" id="画布 1" o:spid="_x0000_s1026" editas="canvas" style="width:500.8pt;height:183.65pt;mso-position-horizontal-relative:char;mso-position-vertical-relative:line" coordsize="63601,23317" o:gfxdata="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">
                 <v:shapetype id="_x0000_t75" coordsize="21600,21600" o:spt="75" o:preferrelative="t" path="m@4@5l@4@11@9@11@9@5xe" filled="f" stroked="f">
                   <v:stroke joinstyle="miter"/>
                   <v:formulas>
@@ -1153,7 +1268,7 @@
                   <v:path o:extrusionok="f" gradientshapeok="t" o:connecttype="rect"/>
                   <o:lock v:ext="edit" aspectratio="t"/>
                 </v:shapetype>
-                <v:shape id="_x0000_s1027" type="#_x0000_t75" style="position:absolute;width:60636;height:24606;visibility:visible;mso-wrap-style:square" filled="t">
+                <v:shape id="_x0000_s1027" type="#_x0000_t75" style="position:absolute;width:63601;height:23317;visibility:visible;mso-wrap-style:square" filled="t">
                   <v:fill o:detectmouseclick="t"/>
                   <v:path o:connecttype="none"/>
                 </v:shape>
@@ -1161,24 +1276,24 @@
                   <v:path arrowok="t" fillok="f" o:connecttype="none"/>
                   <o:lock v:ext="edit" shapetype="t"/>
                 </v:shapetype>
-                <v:shape id="直接箭头连接符 894318857" o:spid="_x0000_s1028" type="#_x0000_t32" style="position:absolute;left:2277;top:16135;width:52082;height:0;visibility:visible;mso-wrap-style:square" o:connectortype="straight" o:gfxdata="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" strokecolor="black [3200]" strokeweight="2.25pt">
+                <v:shape id="直接箭头连接符 894318857" o:spid="_x0000_s1028" type="#_x0000_t32" style="position:absolute;left:8320;top:15379;width:49642;height:0;visibility:visible;mso-wrap-style:square" o:connectortype="straight" o:gfxdata="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" strokecolor="black [3200]" strokeweight="2.25pt">
                   <v:stroke endarrow="block" joinstyle="miter"/>
                 </v:shape>
-                <v:line id="直接连接符 621066951" o:spid="_x0000_s1029" style="position:absolute;visibility:visible;mso-wrap-style:square" from="2277,15221" to="2277,17021" o:connectortype="straight" o:gfxdata="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" strokecolor="black [3213]" strokeweight="1.5pt">
+                <v:line id="直接连接符 621066951" o:spid="_x0000_s1029" style="position:absolute;visibility:visible;mso-wrap-style:square" from="8320,14508" to="8320,16223" o:connectortype="straight" o:gfxdata="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" strokecolor="black [3213]" strokeweight="1.5pt">
                   <v:stroke joinstyle="miter"/>
                 </v:line>
-                <v:line id="直接连接符 487386665" o:spid="_x0000_s1030" style="position:absolute;visibility:visible;mso-wrap-style:square" from="20063,15221" to="20063,17021" o:connectortype="straight" o:gfxdata="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" strokecolor="black [3213]" strokeweight="1.5pt">
+                <v:line id="直接连接符 487386665" o:spid="_x0000_s1030" style="position:absolute;visibility:visible;mso-wrap-style:square" from="25273,14508" to="25273,16223" o:connectortype="straight" o:gfxdata="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" strokecolor="black [3213]" strokeweight="1.5pt">
                   <v:stroke joinstyle="miter"/>
                 </v:line>
-                <v:line id="直接连接符 1465814066" o:spid="_x0000_s1031" style="position:absolute;visibility:visible;mso-wrap-style:square" from="45254,15221" to="45254,17021" o:connectortype="straight" o:gfxdata="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" strokecolor="black [3213]" strokeweight="1.5pt">
+                <v:line id="直接连接符 1465814066" o:spid="_x0000_s1031" style="position:absolute;visibility:visible;mso-wrap-style:square" from="49283,14508" to="49283,16223" o:connectortype="straight" o:gfxdata="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" strokecolor="black [3213]" strokeweight="1.5pt">
                   <v:stroke joinstyle="miter"/>
                 </v:line>
                 <v:shapetype id="_x0000_t202" coordsize="21600,21600" o:spt="202" path="m,l,21600r21600,l21600,xe">
                   <v:stroke joinstyle="miter"/>
                   <v:path gradientshapeok="t" o:connecttype="rect"/>
                 </v:shapetype>
-                <v:shape id="文本框 2" o:spid="_x0000_s1032" type="#_x0000_t202" style="position:absolute;left:12620;top:16782;width:15269;height:2705;visibility:visible;mso-wrap-style:square;v-text-anchor:top" o:gfxdata="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" fillcolor="white [3212]" stroked="f">
-                  <v:textbox>
+                <v:shape id="文本框 2" o:spid="_x0000_s1032" type="#_x0000_t202" style="position:absolute;left:18179;top:15996;width:14553;height:2578;visibility:visible;mso-wrap-style:square;v-text-anchor:top" o:gfxdata="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" fillcolor="white [3212]" stroked="f">
+                  <v:textbox inset="2.41792mm,1.2091mm,2.41792mm,1.2091mm">
                     <w:txbxContent>
                       <w:p>
                         <w:pPr>
@@ -1206,11 +1321,11 @@
                     </w:txbxContent>
                   </v:textbox>
                 </v:shape>
-                <v:line id="直接连接符 1901066080" o:spid="_x0000_s1033" style="position:absolute;visibility:visible;mso-wrap-style:square" from="27415,15221" to="27415,22169" o:connectortype="straight" o:gfxdata="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" strokecolor="black [3213]" strokeweight="1.5pt">
+                <v:line id="直接连接符 1901066080" o:spid="_x0000_s1033" style="position:absolute;visibility:visible;mso-wrap-style:square" from="32280,14508" to="32280,21130" o:connectortype="straight" o:gfxdata="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" strokecolor="black [3213]" strokeweight="1.5pt">
                   <v:stroke joinstyle="miter"/>
                 </v:line>
-                <v:shape id="文本框 2" o:spid="_x0000_s1034" type="#_x0000_t202" style="position:absolute;left:838;top:16830;width:2925;height:2706;visibility:visible;mso-wrap-style:square;v-text-anchor:top" o:gfxdata="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" fillcolor="white [3212]" stroked="f">
-                  <v:textbox>
+                <v:shape id="文本框 2" o:spid="_x0000_s1034" type="#_x0000_t202" style="position:absolute;left:6949;top:16042;width:2787;height:2578;visibility:visible;mso-wrap-style:square;v-text-anchor:top" o:gfxdata="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" fillcolor="white [3212]" stroked="f">
+                  <v:textbox inset="2.41792mm,1.2091mm,2.41792mm,1.2091mm">
                     <w:txbxContent>
                       <w:p>
                         <w:pPr>
@@ -1236,8 +1351,8 @@
                     </w:txbxContent>
                   </v:textbox>
                 </v:shape>
-                <v:shape id="文本框 2" o:spid="_x0000_s1035" type="#_x0000_t202" style="position:absolute;left:20142;top:21537;width:15633;height:2705;visibility:visible;mso-wrap-style:square;v-text-anchor:top" o:gfxdata="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" fillcolor="white [3212]" stroked="f">
-                  <v:textbox>
+                <v:shape id="文本框 2" o:spid="_x0000_s1035" type="#_x0000_t202" style="position:absolute;left:25348;top:20528;width:14901;height:2578;visibility:visible;mso-wrap-style:square;v-text-anchor:top" o:gfxdata="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" fillcolor="white [3212]" stroked="f">
+                  <v:textbox inset="2.41792mm,1.2091mm,2.41792mm,1.2091mm">
                     <w:txbxContent>
                       <w:p>
                         <w:pPr>
@@ -1263,8 +1378,8 @@
                     </w:txbxContent>
                   </v:textbox>
                 </v:shape>
-                <v:shape id="文本框 2" o:spid="_x0000_s1036" type="#_x0000_t202" style="position:absolute;left:37604;top:16662;width:15253;height:2705;visibility:visible;mso-wrap-style:square;v-text-anchor:top" o:gfxdata="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" fillcolor="white [3212]" stroked="f">
-                  <v:textbox>
+                <v:shape id="文本框 2" o:spid="_x0000_s1036" type="#_x0000_t202" style="position:absolute;left:41992;top:15881;width:14538;height:2579;visibility:visible;mso-wrap-style:square;v-text-anchor:top" o:gfxdata="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" fillcolor="white [3212]" stroked="f">
+                  <v:textbox inset="2.41792mm,1.2091mm,2.41792mm,1.2091mm">
                     <w:txbxContent>
                       <w:p>
                         <w:pPr>
@@ -1290,11 +1405,11 @@
                     </w:txbxContent>
                   </v:textbox>
                 </v:shape>
-                <v:line id="直接连接符 1122181624" o:spid="_x0000_s1037" style="position:absolute;visibility:visible;mso-wrap-style:square" from="52566,15221" to="52566,22169" o:connectortype="straight" o:gfxdata="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" strokecolor="black [3213]" strokeweight="1.5pt">
+                <v:line id="直接连接符 1122181624" o:spid="_x0000_s1037" style="position:absolute;visibility:visible;mso-wrap-style:square" from="56253,14508" to="56253,21130" o:connectortype="straight" o:gfxdata="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" strokecolor="black [3213]" strokeweight="1.5pt">
                   <v:stroke joinstyle="miter"/>
                 </v:line>
-                <v:shape id="文本框 2" o:spid="_x0000_s1038" type="#_x0000_t202" style="position:absolute;left:44987;top:21212;width:15298;height:2705;visibility:visible;mso-wrap-style:square;v-text-anchor:top" o:gfxdata="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" fillcolor="white [3212]" stroked="f">
-                  <v:textbox>
+                <v:shape id="文本框 2" o:spid="_x0000_s1038" type="#_x0000_t202" style="position:absolute;left:49029;top:20218;width:14581;height:2578;visibility:visible;mso-wrap-style:square;v-text-anchor:top" o:gfxdata="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" fillcolor="white [3212]" stroked="f">
+                  <v:textbox inset="2.41792mm,1.2091mm,2.41792mm,1.2091mm">
                     <w:txbxContent>
                       <w:p>
                         <w:pPr>
@@ -1320,8 +1435,8 @@
                     </w:txbxContent>
                   </v:textbox>
                 </v:shape>
-                <v:shape id="文本框 2" o:spid="_x0000_s1039" type="#_x0000_t202" style="position:absolute;top:12852;width:4448;height:2700;visibility:visible;mso-wrap-style:square;v-text-anchor:top" o:gfxdata="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" fillcolor="white [3212]" stroked="f">
-                  <v:textbox>
+                <v:shape id="文本框 2" o:spid="_x0000_s1039" type="#_x0000_t202" style="position:absolute;left:6150;top:12250;width:4240;height:2573;visibility:visible;mso-wrap-style:square;v-text-anchor:top" o:gfxdata="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" fillcolor="white [3212]" stroked="f">
+                  <v:textbox inset="2.41792mm,1.2091mm,2.41792mm,1.2091mm">
                     <w:txbxContent>
                       <w:p>
                         <w:pPr>
@@ -1350,8 +1465,8 @@
                     </w:txbxContent>
                   </v:textbox>
                 </v:shape>
-                <v:shape id="文本框 2" o:spid="_x0000_s1040" type="#_x0000_t202" style="position:absolute;left:17791;top:12852;width:4449;height:2700;visibility:visible;mso-wrap-style:square;v-text-anchor:top" o:gfxdata="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" fillcolor="white [3212]" stroked="f">
-                  <v:textbox>
+                <v:shape id="文本框 2" o:spid="_x0000_s1040" type="#_x0000_t202" style="position:absolute;left:23108;top:12250;width:4240;height:2573;visibility:visible;mso-wrap-style:square;v-text-anchor:top" o:gfxdata="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" fillcolor="white [3212]" stroked="f">
+                  <v:textbox inset="2.41792mm,1.2091mm,2.41792mm,1.2091mm">
                     <w:txbxContent>
                       <w:p>
                         <w:pPr>
@@ -1380,8 +1495,8 @@
                     </w:txbxContent>
                   </v:textbox>
                 </v:shape>
-                <v:shape id="文本框 2" o:spid="_x0000_s1041" type="#_x0000_t202" style="position:absolute;left:25222;top:12827;width:4449;height:2700;visibility:visible;mso-wrap-style:square;v-text-anchor:top" o:gfxdata="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" fillcolor="white [3212]" stroked="f">
-                  <v:textbox>
+                <v:shape id="文本框 2" o:spid="_x0000_s1041" type="#_x0000_t202" style="position:absolute;left:30190;top:12226;width:4240;height:2573;visibility:visible;mso-wrap-style:square;v-text-anchor:top" o:gfxdata="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" fillcolor="white [3212]" stroked="f">
+                  <v:textbox inset="2.41792mm,1.2091mm,2.41792mm,1.2091mm">
                     <w:txbxContent>
                       <w:p>
                         <w:pPr>
@@ -1410,8 +1525,8 @@
                     </w:txbxContent>
                   </v:textbox>
                 </v:shape>
-                <v:shape id="文本框 2" o:spid="_x0000_s1042" type="#_x0000_t202" style="position:absolute;left:43014;top:12865;width:4449;height:2700;visibility:visible;mso-wrap-style:square;v-text-anchor:top" o:gfxdata="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" fillcolor="white [3212]" stroked="f">
-                  <v:textbox>
+                <v:shape id="文本框 2" o:spid="_x0000_s1042" type="#_x0000_t202" style="position:absolute;left:47149;top:12262;width:4240;height:2574;visibility:visible;mso-wrap-style:square;v-text-anchor:top" o:gfxdata="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" fillcolor="white [3212]" stroked="f">
+                  <v:textbox inset="2.41792mm,1.2091mm,2.41792mm,1.2091mm">
                     <w:txbxContent>
                       <w:p>
                         <w:pPr>
@@ -1440,8 +1555,8 @@
                     </w:txbxContent>
                   </v:textbox>
                 </v:shape>
-                <v:shape id="文本框 2" o:spid="_x0000_s1043" type="#_x0000_t202" style="position:absolute;left:8652;top:9023;width:5034;height:2700;visibility:visible;mso-wrap-style:square;v-text-anchor:top" o:gfxdata="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" fillcolor="white [3212]" stroked="f">
-                  <v:textbox>
+                <v:shape id="文本框 2" o:spid="_x0000_s1043" type="#_x0000_t202" style="position:absolute;left:14397;top:8600;width:4798;height:2574;visibility:visible;mso-wrap-style:square;v-text-anchor:top" o:gfxdata="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" fillcolor="white [3212]" stroked="f">
+                  <v:textbox inset="2.41792mm,1.2091mm,2.41792mm,1.2091mm">
                     <w:txbxContent>
                       <w:p>
                         <w:pPr>
@@ -1471,8 +1586,8 @@
                     </w:txbxContent>
                   </v:textbox>
                 </v:shape>
-                <v:shape id="文本框 2" o:spid="_x0000_s1044" type="#_x0000_t202" style="position:absolute;left:19861;top:9029;width:8333;height:2700;visibility:visible;mso-wrap-style:square;v-text-anchor:top" o:gfxdata="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" fillcolor="white [3212]" stroked="f">
-                  <v:textbox>
+                <v:shape id="文本框 2" o:spid="_x0000_s1044" type="#_x0000_t202" style="position:absolute;left:25080;top:8605;width:7942;height:2574;visibility:visible;mso-wrap-style:square;v-text-anchor:top" o:gfxdata="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" fillcolor="white [3212]" stroked="f">
+                  <v:textbox inset="2.41792mm,1.2091mm,2.41792mm,1.2091mm">
                     <w:txbxContent>
                       <w:p>
                         <w:pPr>
@@ -1501,8 +1616,8 @@
                     </w:txbxContent>
                   </v:textbox>
                 </v:shape>
-                <v:shape id="文本框 2" o:spid="_x0000_s1045" type="#_x0000_t202" style="position:absolute;left:31310;top:9027;width:10047;height:2700;visibility:visible;mso-wrap-style:square;v-text-anchor:top" o:gfxdata="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" fillcolor="white [3212]" stroked="f">
-                  <v:textbox>
+                <v:shape id="文本框 2" o:spid="_x0000_s1045" type="#_x0000_t202" style="position:absolute;left:35993;top:8604;width:9576;height:2573;visibility:visible;mso-wrap-style:square;v-text-anchor:top" o:gfxdata="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" fillcolor="white [3212]" stroked="f">
+                  <v:textbox inset="2.41792mm,1.2091mm,2.41792mm,1.2091mm">
                     <w:txbxContent>
                       <w:p>
                         <w:pPr>
@@ -1531,8 +1646,8 @@
                     </w:txbxContent>
                   </v:textbox>
                 </v:shape>
-                <v:shape id="文本框 2" o:spid="_x0000_s1046" type="#_x0000_t202" style="position:absolute;left:44458;top:9028;width:9186;height:2700;visibility:visible;mso-wrap-style:square;v-text-anchor:top" o:gfxdata="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" fillcolor="white [3212]" stroked="f">
-                  <v:textbox>
+                <v:shape id="文本框 2" o:spid="_x0000_s1046" type="#_x0000_t202" style="position:absolute;left:48524;top:8605;width:8757;height:2573;visibility:visible;mso-wrap-style:square;v-text-anchor:top" o:gfxdata="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" fillcolor="white [3212]" stroked="f">
+                  <v:textbox inset="2.41792mm,1.2091mm,2.41792mm,1.2091mm">
                     <w:txbxContent>
                       <w:p>
                         <w:pPr>
@@ -1582,14 +1697,16 @@
                     <v:h position="topLeft,#1" yrange="@9,@10"/>
                   </v:handles>
                 </v:shapetype>
-                <v:shape id="左大括号 1119059069" o:spid="_x0000_s1047" type="#_x0000_t87" style="position:absolute;left:14049;top:-7334;width:1387;height:24826;rotation:90;visibility:visible;mso-wrap-style:square;v-text-anchor:middle" o:gfxdata="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" adj="101" strokecolor="black [3213]" strokeweight="1pt">
+                <v:shape id="左大括号 1119059069" o:spid="_x0000_s1047" type="#_x0000_t87" style="position:absolute;left:19542;top:-6991;width:1322;height:23663;rotation:90;visibility:visible;mso-wrap-style:square;v-text-anchor:middle" o:gfxdata="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" adj="101" strokecolor="black [3213]" strokeweight="1pt">
                   <v:stroke joinstyle="miter"/>
+                  <v:textbox inset="2.41792mm,1.2091mm,2.41792mm,1.2091mm"/>
                 </v:shape>
-                <v:shape id="左大括号 1768399950" o:spid="_x0000_s1048" type="#_x0000_t87" style="position:absolute;left:38966;top:-7372;width:1387;height:24826;rotation:90;visibility:visible;mso-wrap-style:square;v-text-anchor:middle" o:gfxdata="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" adj="101" strokecolor="black [3213]" strokeweight="1pt">
+                <v:shape id="左大括号 1768399950" o:spid="_x0000_s1048" type="#_x0000_t87" style="position:absolute;left:43291;top:-7028;width:1322;height:23663;rotation:90;visibility:visible;mso-wrap-style:square;v-text-anchor:middle" o:gfxdata="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" adj="101" strokecolor="black [3213]" strokeweight="1pt">
                   <v:stroke joinstyle="miter"/>
+                  <v:textbox inset="2.41792mm,1.2091mm,2.41792mm,1.2091mm"/>
                 </v:shape>
-                <v:shape id="文本框 2" o:spid="_x0000_s1049" type="#_x0000_t202" style="position:absolute;left:10600;top:952;width:11832;height:2705;visibility:visible;mso-wrap-style:square;v-text-anchor:top" o:gfxdata="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" fillcolor="white [3212]" stroked="f">
-                  <v:textbox>
+                <v:shape id="文本框 2" o:spid="_x0000_s1049" type="#_x0000_t202" style="position:absolute;left:16254;top:907;width:11277;height:2579;visibility:visible;mso-wrap-style:square;v-text-anchor:top" o:gfxdata="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" fillcolor="white [3212]" stroked="f">
+                  <v:textbox inset="2.41792mm,1.2091mm,2.41792mm,1.2091mm">
                     <w:txbxContent>
                       <w:p>
                         <w:pPr>
@@ -1619,8 +1736,8 @@
                     </w:txbxContent>
                   </v:textbox>
                 </v:shape>
-                <v:shape id="文本框 2" o:spid="_x0000_s1050" type="#_x0000_t202" style="position:absolute;left:35590;width:13207;height:2705;visibility:visible;mso-wrap-style:square;v-text-anchor:top" o:gfxdata="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" fillcolor="white [3212]" stroked="f">
-                  <v:textbox>
+                <v:shape id="文本框 2" o:spid="_x0000_s1050" type="#_x0000_t202" style="position:absolute;left:40073;width:12587;height:2578;visibility:visible;mso-wrap-style:square;v-text-anchor:top" o:gfxdata="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" fillcolor="white [3212]" stroked="f">
+                  <v:textbox inset="2.41792mm,1.2091mm,2.41792mm,1.2091mm">
                     <w:txbxContent>
                       <w:p>
                         <w:pPr>
@@ -1655,6 +1772,66 @@
                             <w:szCs w:val="20"/>
                           </w:rPr>
                           <w:t>）</w:t>
+                        </w:r>
+                      </w:p>
+                    </w:txbxContent>
+                  </v:textbox>
+                </v:shape>
+                <v:shape id="文本框 2" o:spid="_x0000_s1051" type="#_x0000_t202" style="position:absolute;top:12251;width:6457;height:2572;visibility:visible;mso-wrap-style:square;v-text-anchor:top" o:gfxdata="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" fillcolor="white [3212]" stroked="f">
+                  <v:textbox inset="2.41792mm,1.2091mm,2.41792mm,1.2091mm">
+                    <w:txbxContent>
+                      <w:p>
+                        <w:pPr>
+                          <w:spacing w:line="276" w:lineRule="auto"/>
+                          <w:jc w:val="center"/>
+                          <w:rPr>
+                            <w:rFonts w:ascii="等线" w:eastAsia="华文楷体" w:hAnsi="华文楷体" w:cs="Times New Roman"/>
+                            <w:b/>
+                            <w:bCs/>
+                            <w:sz w:val="20"/>
+                            <w:szCs w:val="20"/>
+                            <w14:ligatures w14:val="none"/>
+                          </w:rPr>
+                        </w:pPr>
+                        <w:r>
+                          <w:rPr>
+                            <w:rFonts w:ascii="等线" w:eastAsia="华文楷体" w:hAnsi="华文楷体" w:cs="Times New Roman" w:hint="eastAsia"/>
+                            <w:b/>
+                            <w:bCs/>
+                            <w:sz w:val="20"/>
+                            <w:szCs w:val="20"/>
+                          </w:rPr>
+                          <w:t>浮点数</w:t>
+                        </w:r>
+                      </w:p>
+                    </w:txbxContent>
+                  </v:textbox>
+                </v:shape>
+                <v:shape id="文本框 2" o:spid="_x0000_s1052" type="#_x0000_t202" style="position:absolute;top:15996;width:6452;height:2572;visibility:visible;mso-wrap-style:square;v-text-anchor:top" o:gfxdata="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" fillcolor="white [3212]" stroked="f">
+                  <v:textbox inset="2.41792mm,1.2091mm,2.41792mm,1.2091mm">
+                    <w:txbxContent>
+                      <w:p>
+                        <w:pPr>
+                          <w:spacing w:line="276" w:lineRule="auto"/>
+                          <w:jc w:val="center"/>
+                          <w:rPr>
+                            <w:rFonts w:ascii="等线" w:eastAsia="华文楷体" w:hAnsi="华文楷体" w:cs="Times New Roman"/>
+                            <w:b/>
+                            <w:bCs/>
+                            <w:sz w:val="20"/>
+                            <w:szCs w:val="20"/>
+                            <w14:ligatures w14:val="none"/>
+                          </w:rPr>
+                        </w:pPr>
+                        <w:r>
+                          <w:rPr>
+                            <w:rFonts w:ascii="等线" w:eastAsia="华文楷体" w:hAnsi="华文楷体" w:cs="Times New Roman" w:hint="eastAsia"/>
+                            <w:b/>
+                            <w:bCs/>
+                            <w:sz w:val="20"/>
+                            <w:szCs w:val="20"/>
+                          </w:rPr>
+                          <w:t>位模式</w:t>
                         </w:r>
                       </w:p>
                     </w:txbxContent>
@@ -1670,6 +1847,7 @@
       <w:r>
         <w:rPr>
           <w:rStyle w:val="ae"/>
+          <w:rFonts w:hint="eastAsia"/>
           <w:sz w:val="22"/>
           <w:szCs w:val="24"/>
         </w:rPr>
@@ -1689,9 +1867,26 @@
         <w:t>Float64 位模式分布</w:t>
       </w:r>
     </w:p>
-    <w:p/>
-    <w:p/>
     <w:p>
+      <w:pPr>
+        <w:rPr>
+          <w:rFonts w:hint="eastAsia"/>
+        </w:rPr>
+      </w:pPr>
+    </w:p>
+    <w:p>
+      <w:pPr>
+        <w:rPr>
+          <w:rFonts w:hint="eastAsia"/>
+        </w:rPr>
+      </w:pPr>
+    </w:p>
+    <w:p>
+      <w:pPr>
+        <w:rPr>
+          <w:rFonts w:hint="eastAsia"/>
+        </w:rPr>
+      </w:pPr>
       <w:commentRangeStart w:id="1"/>
       <w:r>
         <w:rPr>
@@ -1701,9 +1896,9 @@
         <mc:AlternateContent>
           <mc:Choice Requires="wpc">
             <w:drawing>
-              <wp:inline distT="0" distB="0" distL="0" distR="0" wp14:anchorId="7F9DDFA4" wp14:editId="0DD155D8">
-                <wp:extent cx="6063615" cy="1525299"/>
-                <wp:effectExtent l="0" t="0" r="0" b="0"/>
+              <wp:inline distT="0" distB="0" distL="0" distR="0" wp14:anchorId="7F9DDFA4" wp14:editId="41535FBF">
+                <wp:extent cx="6324893" cy="1460091"/>
+                <wp:effectExtent l="0" t="0" r="0" b="6985"/>
                 <wp:docPr id="968755920" name="画布 1"/>
                 <wp:cNvGraphicFramePr>
                   <a:graphicFrameLocks xmlns:a="http://schemas.openxmlformats.org/drawingml/2006/main" noChangeAspect="1"/>
@@ -1722,8 +1917,8 @@
                         <wps:cNvCnPr/>
                         <wps:spPr>
                           <a:xfrm>
-                            <a:off x="227704" y="711601"/>
-                            <a:ext cx="5208290" cy="0"/>
+                            <a:off x="739651" y="685099"/>
+                            <a:ext cx="5015590" cy="0"/>
                           </a:xfrm>
                           <a:prstGeom prst="straightConnector1">
                             <a:avLst/>
@@ -1753,8 +1948,8 @@
                         <wps:cNvCnPr/>
                         <wps:spPr>
                           <a:xfrm>
-                            <a:off x="227724" y="620161"/>
-                            <a:ext cx="0" cy="180000"/>
+                            <a:off x="739665" y="597048"/>
+                            <a:ext cx="0" cy="173340"/>
                           </a:xfrm>
                           <a:prstGeom prst="line">
                             <a:avLst/>
@@ -1786,8 +1981,8 @@
                         <wps:cNvCnPr/>
                         <wps:spPr>
                           <a:xfrm>
-                            <a:off x="966229" y="620161"/>
-                            <a:ext cx="0" cy="180000"/>
+                            <a:off x="1450847" y="597048"/>
+                            <a:ext cx="0" cy="173340"/>
                           </a:xfrm>
                           <a:prstGeom prst="line">
                             <a:avLst/>
@@ -1819,8 +2014,8 @@
                         <wps:cNvCnPr/>
                         <wps:spPr>
                           <a:xfrm>
-                            <a:off x="4524769" y="620161"/>
-                            <a:ext cx="0" cy="180000"/>
+                            <a:off x="4877727" y="597048"/>
+                            <a:ext cx="0" cy="173340"/>
                           </a:xfrm>
                           <a:prstGeom prst="line">
                             <a:avLst/>
@@ -1854,8 +2049,8 @@
                         </wps:cNvSpPr>
                         <wps:spPr bwMode="auto">
                           <a:xfrm>
-                            <a:off x="205740" y="776304"/>
-                            <a:ext cx="1526841" cy="270510"/>
+                            <a:off x="718499" y="747412"/>
+                            <a:ext cx="1470350" cy="260501"/>
                           </a:xfrm>
                           <a:prstGeom prst="rect">
                             <a:avLst/>
@@ -1913,7 +2108,7 @@
                             </w:p>
                           </w:txbxContent>
                         </wps:txbx>
-                        <wps:bodyPr rot="0" vert="horz" wrap="square" lIns="91440" tIns="45720" rIns="91440" bIns="45720" anchor="t" anchorCtr="0">
+                        <wps:bodyPr rot="0" vert="horz" wrap="square" lIns="87993" tIns="43995" rIns="87993" bIns="43995" anchor="t" anchorCtr="0">
                           <a:noAutofit/>
                         </wps:bodyPr>
                       </wps:wsp>
@@ -1922,8 +2117,8 @@
                         <wps:cNvCnPr/>
                         <wps:spPr>
                           <a:xfrm>
-                            <a:off x="2740911" y="620161"/>
-                            <a:ext cx="0" cy="180000"/>
+                            <a:off x="3159871" y="597048"/>
+                            <a:ext cx="0" cy="173340"/>
                           </a:xfrm>
                           <a:prstGeom prst="line">
                             <a:avLst/>
@@ -1957,8 +2152,8 @@
                         </wps:cNvSpPr>
                         <wps:spPr bwMode="auto">
                           <a:xfrm>
-                            <a:off x="83859" y="781111"/>
-                            <a:ext cx="292455" cy="270510"/>
+                            <a:off x="601126" y="752044"/>
+                            <a:ext cx="281635" cy="260501"/>
                           </a:xfrm>
                           <a:prstGeom prst="rect">
                             <a:avLst/>
@@ -1998,7 +2193,7 @@
                             </w:p>
                           </w:txbxContent>
                         </wps:txbx>
-                        <wps:bodyPr rot="0" vert="horz" wrap="square" lIns="91440" tIns="45720" rIns="91440" bIns="45720" anchor="t" anchorCtr="0">
+                        <wps:bodyPr rot="0" vert="horz" wrap="square" lIns="87993" tIns="43995" rIns="87993" bIns="43995" anchor="t" anchorCtr="0">
                           <a:noAutofit/>
                         </wps:bodyPr>
                       </wps:wsp>
@@ -2009,8 +2204,8 @@
                         </wps:cNvSpPr>
                         <wps:spPr bwMode="auto">
                           <a:xfrm>
-                            <a:off x="2688592" y="966021"/>
-                            <a:ext cx="1563368" cy="270510"/>
+                            <a:off x="3109490" y="930109"/>
+                            <a:ext cx="1505526" cy="260501"/>
                           </a:xfrm>
                           <a:prstGeom prst="rect">
                             <a:avLst/>
@@ -2049,7 +2244,7 @@
                             </w:p>
                           </w:txbxContent>
                         </wps:txbx>
-                        <wps:bodyPr rot="0" vert="horz" wrap="square" lIns="91440" tIns="45720" rIns="91440" bIns="45720" anchor="t" anchorCtr="0">
+                        <wps:bodyPr rot="0" vert="horz" wrap="square" lIns="87993" tIns="43995" rIns="87993" bIns="43995" anchor="t" anchorCtr="0">
                           <a:noAutofit/>
                         </wps:bodyPr>
                       </wps:wsp>
@@ -2060,8 +2255,8 @@
                         </wps:cNvSpPr>
                         <wps:spPr bwMode="auto">
                           <a:xfrm>
-                            <a:off x="3760471" y="764285"/>
-                            <a:ext cx="1525280" cy="270510"/>
+                            <a:off x="4141710" y="735836"/>
+                            <a:ext cx="1468849" cy="260501"/>
                           </a:xfrm>
                           <a:prstGeom prst="rect">
                             <a:avLst/>
@@ -2101,7 +2296,7 @@
                             </w:p>
                           </w:txbxContent>
                         </wps:txbx>
-                        <wps:bodyPr rot="0" vert="horz" wrap="square" lIns="91440" tIns="45720" rIns="91440" bIns="45720" anchor="t" anchorCtr="0">
+                        <wps:bodyPr rot="0" vert="horz" wrap="square" lIns="87993" tIns="43995" rIns="87993" bIns="43995" anchor="t" anchorCtr="0">
                           <a:noAutofit/>
                         </wps:bodyPr>
                       </wps:wsp>
@@ -2110,8 +2305,8 @@
                         <wps:cNvCnPr/>
                         <wps:spPr>
                           <a:xfrm>
-                            <a:off x="5256658" y="620161"/>
-                            <a:ext cx="0" cy="694800"/>
+                            <a:off x="5582538" y="597048"/>
+                            <a:ext cx="0" cy="669092"/>
                           </a:xfrm>
                           <a:prstGeom prst="line">
                             <a:avLst/>
@@ -2145,8 +2340,8 @@
                         </wps:cNvSpPr>
                         <wps:spPr bwMode="auto">
                           <a:xfrm>
-                            <a:off x="4498733" y="1219261"/>
-                            <a:ext cx="1529777" cy="270510"/>
+                            <a:off x="4852658" y="1173980"/>
+                            <a:ext cx="1473178" cy="260501"/>
                           </a:xfrm>
                           <a:prstGeom prst="rect">
                             <a:avLst/>
@@ -2186,7 +2381,7 @@
                             </w:p>
                           </w:txbxContent>
                         </wps:txbx>
-                        <wps:bodyPr rot="0" vert="horz" wrap="square" lIns="91440" tIns="45720" rIns="91440" bIns="45720" anchor="t" anchorCtr="0">
+                        <wps:bodyPr rot="0" vert="horz" wrap="square" lIns="87993" tIns="43995" rIns="87993" bIns="43995" anchor="t" anchorCtr="0">
                           <a:noAutofit/>
                         </wps:bodyPr>
                       </wps:wsp>
@@ -2197,8 +2392,8 @@
                         </wps:cNvSpPr>
                         <wps:spPr bwMode="auto">
                           <a:xfrm>
-                            <a:off x="739051" y="383281"/>
-                            <a:ext cx="444885" cy="270000"/>
+                            <a:off x="1232080" y="368932"/>
+                            <a:ext cx="428425" cy="260010"/>
                           </a:xfrm>
                           <a:prstGeom prst="rect">
                             <a:avLst/>
@@ -2236,7 +2431,7 @@
                                   <w:sz w:val="18"/>
                                   <w:szCs w:val="18"/>
                                 </w:rPr>
-                                <w:t>+</w:t>
+                                <w:t>-</w:t>
                               </w:r>
                               <w:r>
                                 <w:rPr>
@@ -2251,7 +2446,7 @@
                             </w:p>
                           </w:txbxContent>
                         </wps:txbx>
-                        <wps:bodyPr rot="0" vert="horz" wrap="square" lIns="91440" tIns="45720" rIns="91440" bIns="45720" anchor="t" anchorCtr="0">
+                        <wps:bodyPr rot="0" vert="horz" wrap="square" lIns="87993" tIns="43995" rIns="87993" bIns="43995" anchor="t" anchorCtr="0">
                           <a:noAutofit/>
                         </wps:bodyPr>
                       </wps:wsp>
@@ -2262,8 +2457,8 @@
                         </wps:cNvSpPr>
                         <wps:spPr bwMode="auto">
                           <a:xfrm>
-                            <a:off x="2871864" y="384571"/>
-                            <a:ext cx="444885" cy="270000"/>
+                            <a:off x="3285982" y="370173"/>
+                            <a:ext cx="428425" cy="260010"/>
                           </a:xfrm>
                           <a:prstGeom prst="rect">
                             <a:avLst/>
@@ -2316,7 +2511,7 @@
                             </w:p>
                           </w:txbxContent>
                         </wps:txbx>
-                        <wps:bodyPr rot="0" vert="horz" wrap="square" lIns="91440" tIns="45720" rIns="91440" bIns="45720" anchor="t" anchorCtr="0">
+                        <wps:bodyPr rot="0" vert="horz" wrap="square" lIns="87993" tIns="43995" rIns="87993" bIns="43995" anchor="t" anchorCtr="0">
                           <a:noAutofit/>
                         </wps:bodyPr>
                       </wps:wsp>
@@ -2327,8 +2522,8 @@
                         </wps:cNvSpPr>
                         <wps:spPr bwMode="auto">
                           <a:xfrm>
-                            <a:off x="4301499" y="384571"/>
-                            <a:ext cx="444885" cy="270000"/>
+                            <a:off x="4662720" y="370173"/>
+                            <a:ext cx="428425" cy="260010"/>
                           </a:xfrm>
                           <a:prstGeom prst="rect">
                             <a:avLst/>
@@ -2381,7 +2576,7 @@
                             </w:p>
                           </w:txbxContent>
                         </wps:txbx>
-                        <wps:bodyPr rot="0" vert="horz" wrap="square" lIns="91440" tIns="45720" rIns="91440" bIns="45720" anchor="t" anchorCtr="0">
+                        <wps:bodyPr rot="0" vert="horz" wrap="square" lIns="87993" tIns="43995" rIns="87993" bIns="43995" anchor="t" anchorCtr="0">
                           <a:noAutofit/>
                         </wps:bodyPr>
                       </wps:wsp>
@@ -2392,8 +2587,8 @@
                         </wps:cNvSpPr>
                         <wps:spPr bwMode="auto">
                           <a:xfrm>
-                            <a:off x="240030" y="178"/>
-                            <a:ext cx="778015" cy="270000"/>
+                            <a:off x="751524" y="1"/>
+                            <a:ext cx="749229" cy="260010"/>
                           </a:xfrm>
                           <a:prstGeom prst="rect">
                             <a:avLst/>
@@ -2451,7 +2646,7 @@
                             </w:p>
                           </w:txbxContent>
                         </wps:txbx>
-                        <wps:bodyPr rot="0" vert="horz" wrap="square" lIns="91440" tIns="45720" rIns="91440" bIns="45720" anchor="t" anchorCtr="0">
+                        <wps:bodyPr rot="0" vert="horz" wrap="square" lIns="87993" tIns="43995" rIns="87993" bIns="43995" anchor="t" anchorCtr="0">
                           <a:noAutofit/>
                         </wps:bodyPr>
                       </wps:wsp>
@@ -2462,8 +2657,8 @@
                         </wps:cNvSpPr>
                         <wps:spPr bwMode="auto">
                           <a:xfrm>
-                            <a:off x="1436865" y="922"/>
-                            <a:ext cx="833260" cy="270000"/>
+                            <a:off x="1904072" y="718"/>
+                            <a:ext cx="802432" cy="260010"/>
                           </a:xfrm>
                           <a:prstGeom prst="rect">
                             <a:avLst/>
@@ -2506,7 +2701,7 @@
                             </w:p>
                           </w:txbxContent>
                         </wps:txbx>
-                        <wps:bodyPr rot="0" vert="horz" wrap="square" lIns="91440" tIns="45720" rIns="91440" bIns="45720" anchor="t" anchorCtr="0">
+                        <wps:bodyPr rot="0" vert="horz" wrap="square" lIns="87993" tIns="43995" rIns="87993" bIns="43995" anchor="t" anchorCtr="0">
                           <a:noAutofit/>
                         </wps:bodyPr>
                       </wps:wsp>
@@ -2517,8 +2712,8 @@
                         </wps:cNvSpPr>
                         <wps:spPr bwMode="auto">
                           <a:xfrm>
-                            <a:off x="3130398" y="763"/>
-                            <a:ext cx="1004722" cy="270000"/>
+                            <a:off x="3534949" y="567"/>
+                            <a:ext cx="967550" cy="260010"/>
                           </a:xfrm>
                           <a:prstGeom prst="rect">
                             <a:avLst/>
@@ -2561,7 +2756,7 @@
                             </w:p>
                           </w:txbxContent>
                         </wps:txbx>
-                        <wps:bodyPr rot="0" vert="horz" wrap="square" lIns="91440" tIns="45720" rIns="91440" bIns="45720" anchor="t" anchorCtr="0">
+                        <wps:bodyPr rot="0" vert="horz" wrap="square" lIns="87993" tIns="43995" rIns="87993" bIns="43995" anchor="t" anchorCtr="0">
                           <a:noAutofit/>
                         </wps:bodyPr>
                       </wps:wsp>
@@ -2572,8 +2767,8 @@
                         </wps:cNvSpPr>
                         <wps:spPr bwMode="auto">
                           <a:xfrm>
-                            <a:off x="4445811" y="830"/>
-                            <a:ext cx="918669" cy="270000"/>
+                            <a:off x="4801693" y="630"/>
+                            <a:ext cx="884680" cy="260010"/>
                           </a:xfrm>
                           <a:prstGeom prst="rect">
                             <a:avLst/>
@@ -2616,7 +2811,7 @@
                             </w:p>
                           </w:txbxContent>
                         </wps:txbx>
-                        <wps:bodyPr rot="0" vert="horz" wrap="square" lIns="91440" tIns="45720" rIns="91440" bIns="45720" anchor="t" anchorCtr="0">
+                        <wps:bodyPr rot="0" vert="horz" wrap="square" lIns="87993" tIns="43995" rIns="87993" bIns="43995" anchor="t" anchorCtr="0">
                           <a:noAutofit/>
                         </wps:bodyPr>
                       </wps:wsp>
@@ -2625,8 +2820,8 @@
                         <wps:cNvCnPr/>
                         <wps:spPr>
                           <a:xfrm>
-                            <a:off x="2756830" y="620690"/>
-                            <a:ext cx="0" cy="179705"/>
+                            <a:off x="3175200" y="597556"/>
+                            <a:ext cx="0" cy="173056"/>
                           </a:xfrm>
                           <a:prstGeom prst="line">
                             <a:avLst/>
@@ -2660,8 +2855,8 @@
                         </wps:cNvSpPr>
                         <wps:spPr bwMode="auto">
                           <a:xfrm>
-                            <a:off x="1339852" y="958401"/>
-                            <a:ext cx="1563368" cy="270510"/>
+                            <a:off x="1810652" y="922771"/>
+                            <a:ext cx="1505526" cy="260501"/>
                           </a:xfrm>
                           <a:prstGeom prst="rect">
                             <a:avLst/>
@@ -2708,7 +2903,7 @@
                             </w:p>
                           </w:txbxContent>
                         </wps:txbx>
-                        <wps:bodyPr rot="0" vert="horz" wrap="square" lIns="91440" tIns="45720" rIns="91440" bIns="45720" anchor="t" anchorCtr="0">
+                        <wps:bodyPr rot="0" vert="horz" wrap="square" lIns="87993" tIns="43995" rIns="87993" bIns="43995" anchor="t" anchorCtr="0">
                           <a:noAutofit/>
                         </wps:bodyPr>
                       </wps:wsp>
@@ -2719,8 +2914,8 @@
                         </wps:cNvSpPr>
                         <wps:spPr bwMode="auto">
                           <a:xfrm>
-                            <a:off x="2200990" y="373141"/>
-                            <a:ext cx="444885" cy="270000"/>
+                            <a:off x="2639930" y="359166"/>
+                            <a:ext cx="428425" cy="260010"/>
                           </a:xfrm>
                           <a:prstGeom prst="rect">
                             <a:avLst/>
@@ -2773,7 +2968,7 @@
                             </w:p>
                           </w:txbxContent>
                         </wps:txbx>
-                        <wps:bodyPr rot="0" vert="horz" wrap="square" lIns="91440" tIns="45720" rIns="91440" bIns="45720" anchor="t" anchorCtr="0">
+                        <wps:bodyPr rot="0" vert="horz" wrap="square" lIns="87993" tIns="43995" rIns="87993" bIns="43995" anchor="t" anchorCtr="0">
                           <a:noAutofit/>
                         </wps:bodyPr>
                       </wps:wsp>
@@ -2782,8 +2977,8 @@
                         <wps:cNvCnPr/>
                         <wps:spPr>
                           <a:xfrm>
-                            <a:off x="2501095" y="556214"/>
-                            <a:ext cx="207815" cy="118331"/>
+                            <a:off x="2928930" y="535465"/>
+                            <a:ext cx="200126" cy="113953"/>
                           </a:xfrm>
                           <a:prstGeom prst="straightConnector1">
                             <a:avLst/>
@@ -2816,8 +3011,8 @@
                         <wps:cNvCnPr/>
                         <wps:spPr>
                           <a:xfrm flipV="1">
-                            <a:off x="2501558" y="745761"/>
-                            <a:ext cx="207914" cy="271434"/>
+                            <a:off x="2929375" y="717999"/>
+                            <a:ext cx="200221" cy="261393"/>
                           </a:xfrm>
                           <a:prstGeom prst="straightConnector1">
                             <a:avLst/>
@@ -2850,8 +3045,8 @@
                         <wps:cNvCnPr/>
                         <wps:spPr>
                           <a:xfrm flipH="1">
-                            <a:off x="2783174" y="571388"/>
-                            <a:ext cx="213221" cy="103170"/>
+                            <a:off x="3200572" y="550080"/>
+                            <a:ext cx="205331" cy="99352"/>
                           </a:xfrm>
                           <a:prstGeom prst="straightConnector1">
                             <a:avLst/>
@@ -2884,8 +3079,8 @@
                         <wps:cNvCnPr/>
                         <wps:spPr>
                           <a:xfrm flipH="1" flipV="1">
-                            <a:off x="2784423" y="745761"/>
-                            <a:ext cx="219856" cy="283545"/>
+                            <a:off x="3201775" y="718003"/>
+                            <a:ext cx="211722" cy="273052"/>
                           </a:xfrm>
                           <a:prstGeom prst="straightConnector1">
                             <a:avLst/>
@@ -2913,6 +3108,116 @@
                         </wps:style>
                         <wps:bodyPr/>
                       </wps:wsp>
+                      <wps:wsp>
+                        <wps:cNvPr id="181457028" name="文本框 2"/>
+                        <wps:cNvSpPr txBox="1">
+                          <a:spLocks noChangeArrowheads="1"/>
+                        </wps:cNvSpPr>
+                        <wps:spPr bwMode="auto">
+                          <a:xfrm>
+                            <a:off x="1" y="349184"/>
+                            <a:ext cx="651865" cy="259890"/>
+                          </a:xfrm>
+                          <a:prstGeom prst="rect">
+                            <a:avLst/>
+                          </a:prstGeom>
+                          <a:solidFill>
+                            <a:schemeClr val="bg1"/>
+                          </a:solidFill>
+                          <a:ln w="9525">
+                            <a:noFill/>
+                            <a:miter lim="800000"/>
+                            <a:headEnd/>
+                            <a:tailEnd/>
+                          </a:ln>
+                        </wps:spPr>
+                        <wps:txbx>
+                          <w:txbxContent>
+                            <w:p>
+                              <w:pPr>
+                                <w:spacing w:line="276" w:lineRule="auto"/>
+                                <w:jc w:val="center"/>
+                                <w:rPr>
+                                  <w:rFonts w:ascii="等线" w:eastAsia="华文楷体" w:hAnsi="华文楷体" w:cs="Times New Roman"/>
+                                  <w:b/>
+                                  <w:bCs/>
+                                  <w:sz w:val="20"/>
+                                  <w:szCs w:val="20"/>
+                                  <w14:ligatures w14:val="none"/>
+                                </w:rPr>
+                              </w:pPr>
+                              <w:r>
+                                <w:rPr>
+                                  <w:rFonts w:ascii="等线" w:eastAsia="华文楷体" w:hAnsi="华文楷体" w:cs="Times New Roman" w:hint="eastAsia"/>
+                                  <w:b/>
+                                  <w:bCs/>
+                                  <w:sz w:val="20"/>
+                                  <w:szCs w:val="20"/>
+                                </w:rPr>
+                                <w:t>浮点数</w:t>
+                              </w:r>
+                            </w:p>
+                          </w:txbxContent>
+                        </wps:txbx>
+                        <wps:bodyPr rot="0" vert="horz" wrap="square" lIns="87993" tIns="43995" rIns="87993" bIns="43995" anchor="t" anchorCtr="0">
+                          <a:noAutofit/>
+                        </wps:bodyPr>
+                      </wps:wsp>
+                      <wps:wsp>
+                        <wps:cNvPr id="1368733575" name="文本框 2"/>
+                        <wps:cNvSpPr txBox="1">
+                          <a:spLocks noChangeArrowheads="1"/>
+                        </wps:cNvSpPr>
+                        <wps:spPr bwMode="auto">
+                          <a:xfrm>
+                            <a:off x="1" y="759033"/>
+                            <a:ext cx="651254" cy="259279"/>
+                          </a:xfrm>
+                          <a:prstGeom prst="rect">
+                            <a:avLst/>
+                          </a:prstGeom>
+                          <a:solidFill>
+                            <a:schemeClr val="bg1"/>
+                          </a:solidFill>
+                          <a:ln w="9525">
+                            <a:noFill/>
+                            <a:miter lim="800000"/>
+                            <a:headEnd/>
+                            <a:tailEnd/>
+                          </a:ln>
+                        </wps:spPr>
+                        <wps:txbx>
+                          <w:txbxContent>
+                            <w:p>
+                              <w:pPr>
+                                <w:spacing w:line="276" w:lineRule="auto"/>
+                                <w:jc w:val="center"/>
+                                <w:rPr>
+                                  <w:rFonts w:ascii="等线" w:eastAsia="华文楷体" w:hAnsi="华文楷体" w:cs="Times New Roman"/>
+                                  <w:b/>
+                                  <w:bCs/>
+                                  <w:sz w:val="20"/>
+                                  <w:szCs w:val="20"/>
+                                  <w14:ligatures w14:val="none"/>
+                                </w:rPr>
+                              </w:pPr>
+                              <w:r>
+                                <w:rPr>
+                                  <w:rFonts w:ascii="等线" w:eastAsia="华文楷体" w:hAnsi="华文楷体" w:cs="Times New Roman" w:hint="eastAsia"/>
+                                  <w:b/>
+                                  <w:bCs/>
+                                  <w:sz w:val="20"/>
+                                  <w:szCs w:val="20"/>
+                                </w:rPr>
+                                <w:t>位模式</w:t>
+                              </w:r>
+                            </w:p>
+                          </w:txbxContent>
+                        </wps:txbx>
+                        <wps:bodyPr rot="0" vert="horz" wrap="square" lIns="87993" tIns="43995" rIns="87993" bIns="43995" anchor="t" anchorCtr="0">
+                          <a:noAutofit/>
+                        </wps:bodyPr>
+                      </wps:wsp>
                     </wpc:wpc>
                   </a:graphicData>
                 </a:graphic>
@@ -2921,25 +3226,25 @@
           </mc:Choice>
           <mc:Fallback>
             <w:pict>
-              <v:group w14:anchorId="7F9DDFA4" id="_x0000_s1051" editas="canvas" style="width:477.45pt;height:120.1pt;mso-position-horizontal-relative:char;mso-position-vertical-relative:line" coordsize="60636,15252" o:gfxdata="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">
-                <v:shape id="_x0000_s1052" type="#_x0000_t75" style="position:absolute;width:60636;height:15252;visibility:visible;mso-wrap-style:square" filled="t">
+              <v:group w14:anchorId="7F9DDFA4" id="_x0000_s1053" editas="canvas" style="width:498pt;height:114.95pt;mso-position-horizontal-relative:char;mso-position-vertical-relative:line" coordsize="63246,14598" o:gfxdata="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">
+                <v:shape id="_x0000_s1054" type="#_x0000_t75" style="position:absolute;width:63246;height:14598;visibility:visible;mso-wrap-style:square" filled="t">
                   <v:fill o:detectmouseclick="t"/>
                   <v:path o:connecttype="none"/>
                 </v:shape>
-                <v:shape id="直接箭头连接符 195742590" o:spid="_x0000_s1053" type="#_x0000_t32" style="position:absolute;left:2277;top:7116;width:52082;height:0;visibility:visible;mso-wrap-style:square" o:connectortype="straight" o:gfxdata="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" strokecolor="black [3200]" strokeweight="2.25pt">
+                <v:shape id="直接箭头连接符 195742590" o:spid="_x0000_s1055" type="#_x0000_t32" style="position:absolute;left:7396;top:6850;width:50156;height:0;visibility:visible;mso-wrap-style:square" o:connectortype="straight" o:gfxdata="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" strokecolor="black [3200]" strokeweight="2.25pt">
                   <v:stroke endarrow="block" joinstyle="miter"/>
                 </v:shape>
-                <v:line id="直接连接符 2121945815" o:spid="_x0000_s1054" style="position:absolute;visibility:visible;mso-wrap-style:square" from="2277,6201" to="2277,8001" o:connectortype="straight" o:gfxdata="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" strokecolor="black [3213]" strokeweight="1.5pt">
+                <v:line id="直接连接符 2121945815" o:spid="_x0000_s1056" style="position:absolute;visibility:visible;mso-wrap-style:square" from="7396,5970" to="7396,7703" o:connectortype="straight" o:gfxdata="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" strokecolor="black [3213]" strokeweight="1.5pt">
                   <v:stroke joinstyle="miter"/>
                 </v:line>
-                <v:line id="直接连接符 1060364145" o:spid="_x0000_s1055" style="position:absolute;visibility:visible;mso-wrap-style:square" from="9662,6201" to="9662,8001" o:connectortype="straight" o:gfxdata="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" strokecolor="black [3213]" strokeweight="1.5pt">
+                <v:line id="直接连接符 1060364145" o:spid="_x0000_s1057" style="position:absolute;visibility:visible;mso-wrap-style:square" from="14508,5970" to="14508,7703" o:connectortype="straight" o:gfxdata="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" strokecolor="black [3213]" strokeweight="1.5pt">
                   <v:stroke joinstyle="miter"/>
                 </v:line>
-                <v:line id="直接连接符 1876278890" o:spid="_x0000_s1056" style="position:absolute;visibility:visible;mso-wrap-style:square" from="45247,6201" to="45247,8001" o:connectortype="straight" o:gfxdata="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" strokecolor="black [3213]" strokeweight="1.5pt">
+                <v:line id="直接连接符 1876278890" o:spid="_x0000_s1058" style="position:absolute;visibility:visible;mso-wrap-style:square" from="48777,5970" to="48777,7703" o:connectortype="straight" o:gfxdata="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" strokecolor="black [3213]" strokeweight="1.5pt">
                   <v:stroke joinstyle="miter"/>
                 </v:line>
-                <v:shape id="文本框 2" o:spid="_x0000_s1057" type="#_x0000_t202" style="position:absolute;left:2057;top:7763;width:15268;height:2705;visibility:visible;mso-wrap-style:square;v-text-anchor:top" o:gfxdata="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" fillcolor="white [3212]" stroked="f">
-                  <v:textbox>
+                <v:shape id="文本框 2" o:spid="_x0000_s1059" type="#_x0000_t202" style="position:absolute;left:7184;top:7474;width:14704;height:2605;visibility:visible;mso-wrap-style:square;v-text-anchor:top" o:gfxdata="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" fillcolor="white [3212]" stroked="f">
+                  <v:textbox inset="2.44425mm,1.2221mm,2.44425mm,1.2221mm">
                     <w:txbxContent>
                       <w:p>
                         <w:pPr>
@@ -2983,11 +3288,11 @@
                     </w:txbxContent>
                   </v:textbox>
                 </v:shape>
-                <v:line id="直接连接符 358210774" o:spid="_x0000_s1058" style="position:absolute;visibility:visible;mso-wrap-style:square" from="27409,6201" to="27409,8001" o:connectortype="straight" o:gfxdata="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" strokecolor="black [3213]" strokeweight="1.5pt">
+                <v:line id="直接连接符 358210774" o:spid="_x0000_s1060" style="position:absolute;visibility:visible;mso-wrap-style:square" from="31598,5970" to="31598,7703" o:connectortype="straight" o:gfxdata="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" strokecolor="black [3213]" strokeweight="1.5pt">
                   <v:stroke joinstyle="miter"/>
                 </v:line>
-                <v:shape id="文本框 2" o:spid="_x0000_s1059" type="#_x0000_t202" style="position:absolute;left:838;top:7811;width:2925;height:2705;visibility:visible;mso-wrap-style:square;v-text-anchor:top" o:gfxdata="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" fillcolor="white [3212]" stroked="f">
-                  <v:textbox>
+                <v:shape id="文本框 2" o:spid="_x0000_s1061" type="#_x0000_t202" style="position:absolute;left:6011;top:7520;width:2816;height:2605;visibility:visible;mso-wrap-style:square;v-text-anchor:top" o:gfxdata="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" fillcolor="white [3212]" stroked="f">
+                  <v:textbox inset="2.44425mm,1.2221mm,2.44425mm,1.2221mm">
                     <w:txbxContent>
                       <w:p>
                         <w:pPr>
@@ -3013,8 +3318,8 @@
                     </w:txbxContent>
                   </v:textbox>
                 </v:shape>
-                <v:shape id="文本框 2" o:spid="_x0000_s1060" type="#_x0000_t202" style="position:absolute;left:26885;top:9660;width:15634;height:2705;visibility:visible;mso-wrap-style:square;v-text-anchor:top" o:gfxdata="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" fillcolor="white [3212]" stroked="f">
-                  <v:textbox>
+                <v:shape id="文本框 2" o:spid="_x0000_s1062" type="#_x0000_t202" style="position:absolute;left:31094;top:9301;width:15056;height:2605;visibility:visible;mso-wrap-style:square;v-text-anchor:top" o:gfxdata="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" fillcolor="white [3212]" stroked="f">
+                  <v:textbox inset="2.44425mm,1.2221mm,2.44425mm,1.2221mm">
                     <w:txbxContent>
                       <w:p>
                         <w:pPr>
@@ -3039,8 +3344,8 @@
                     </w:txbxContent>
                   </v:textbox>
                 </v:shape>
-                <v:shape id="文本框 2" o:spid="_x0000_s1061" type="#_x0000_t202" style="position:absolute;left:37604;top:7642;width:15253;height:2705;visibility:visible;mso-wrap-style:square;v-text-anchor:top" o:gfxdata="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" fillcolor="white [3212]" stroked="f">
-                  <v:textbox>
+                <v:shape id="文本框 2" o:spid="_x0000_s1063" type="#_x0000_t202" style="position:absolute;left:41417;top:7358;width:14688;height:2605;visibility:visible;mso-wrap-style:square;v-text-anchor:top" o:gfxdata="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" fillcolor="white [3212]" stroked="f">
+                  <v:textbox inset="2.44425mm,1.2221mm,2.44425mm,1.2221mm">
                     <w:txbxContent>
                       <w:p>
                         <w:pPr>
@@ -3066,11 +3371,11 @@
                     </w:txbxContent>
                   </v:textbox>
                 </v:shape>
-                <v:line id="直接连接符 1220048576" o:spid="_x0000_s1062" style="position:absolute;visibility:visible;mso-wrap-style:square" from="52566,6201" to="52566,13149" o:connectortype="straight" o:gfxdata="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" strokecolor="black [3213]" strokeweight="1.5pt">
+                <v:line id="直接连接符 1220048576" o:spid="_x0000_s1064" style="position:absolute;visibility:visible;mso-wrap-style:square" from="55825,5970" to="55825,12661" o:connectortype="straight" o:gfxdata="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" strokecolor="black [3213]" strokeweight="1.5pt">
                   <v:stroke joinstyle="miter"/>
                 </v:line>
-                <v:shape id="文本框 2" o:spid="_x0000_s1063" type="#_x0000_t202" style="position:absolute;left:44987;top:12192;width:15298;height:2705;visibility:visible;mso-wrap-style:square;v-text-anchor:top" o:gfxdata="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" fillcolor="white [3212]" stroked="f">
-                  <v:textbox>
+                <v:shape id="文本框 2" o:spid="_x0000_s1065" type="#_x0000_t202" style="position:absolute;left:48526;top:11739;width:14732;height:2605;visibility:visible;mso-wrap-style:square;v-text-anchor:top" o:gfxdata="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" fillcolor="white [3212]" stroked="f">
+                  <v:textbox inset="2.44425mm,1.2221mm,2.44425mm,1.2221mm">
                     <w:txbxContent>
                       <w:p>
                         <w:pPr>
@@ -3096,8 +3401,8 @@
                     </w:txbxContent>
                   </v:textbox>
                 </v:shape>
-                <v:shape id="文本框 2" o:spid="_x0000_s1064" type="#_x0000_t202" style="position:absolute;left:7390;top:3832;width:4449;height:2700;visibility:visible;mso-wrap-style:square;v-text-anchor:top" o:gfxdata="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" fillcolor="white [3212]" stroked="f">
-                  <v:textbox>
+                <v:shape id="文本框 2" o:spid="_x0000_s1066" type="#_x0000_t202" style="position:absolute;left:12320;top:3689;width:4285;height:2600;visibility:visible;mso-wrap-style:square;v-text-anchor:top" o:gfxdata="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" fillcolor="white [3212]" stroked="f">
+                  <v:textbox inset="2.44425mm,1.2221mm,2.44425mm,1.2221mm">
                     <w:txbxContent>
                       <w:p>
                         <w:pPr>
@@ -3120,7 +3425,7 @@
                             <w:sz w:val="18"/>
                             <w:szCs w:val="18"/>
                           </w:rPr>
-                          <w:t>+</w:t>
+                          <w:t>-</w:t>
                         </w:r>
                         <w:r>
                           <w:rPr>
@@ -3136,8 +3441,8 @@
                     </w:txbxContent>
                   </v:textbox>
                 </v:shape>
-                <v:shape id="文本框 2" o:spid="_x0000_s1065" type="#_x0000_t202" style="position:absolute;left:28718;top:3845;width:4449;height:2700;visibility:visible;mso-wrap-style:square;v-text-anchor:top" o:gfxdata="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" fillcolor="white [3212]" stroked="f">
-                  <v:textbox>
+                <v:shape id="文本框 2" o:spid="_x0000_s1067" type="#_x0000_t202" style="position:absolute;left:32859;top:3701;width:4285;height:2600;visibility:visible;mso-wrap-style:square;v-text-anchor:top" o:gfxdata="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" fillcolor="white [3212]" stroked="f">
+                  <v:textbox inset="2.44425mm,1.2221mm,2.44425mm,1.2221mm">
                     <w:txbxContent>
                       <w:p>
                         <w:pPr>
@@ -3176,8 +3481,8 @@
                     </w:txbxContent>
                   </v:textbox>
                 </v:shape>
-                <v:shape id="文本框 2" o:spid="_x0000_s1066" type="#_x0000_t202" style="position:absolute;left:43014;top:3845;width:4449;height:2700;visibility:visible;mso-wrap-style:square;v-text-anchor:top" o:gfxdata="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" fillcolor="white [3212]" stroked="f">
-                  <v:textbox>
+                <v:shape id="文本框 2" o:spid="_x0000_s1068" type="#_x0000_t202" style="position:absolute;left:46627;top:3701;width:4284;height:2600;visibility:visible;mso-wrap-style:square;v-text-anchor:top" o:gfxdata="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" fillcolor="white [3212]" stroked="f">
+                  <v:textbox inset="2.44425mm,1.2221mm,2.44425mm,1.2221mm">
                     <w:txbxContent>
                       <w:p>
                         <w:pPr>
@@ -3216,8 +3521,8 @@
                     </w:txbxContent>
                   </v:textbox>
                 </v:shape>
-                <v:shape id="文本框 2" o:spid="_x0000_s1067" type="#_x0000_t202" style="position:absolute;left:2400;top:1;width:7780;height:2700;visibility:visible;mso-wrap-style:square;v-text-anchor:top" o:gfxdata="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" fillcolor="white [3212]" stroked="f">
-                  <v:textbox>
+                <v:shape id="文本框 2" o:spid="_x0000_s1069" type="#_x0000_t202" style="position:absolute;left:7515;width:7492;height:2600;visibility:visible;mso-wrap-style:square;v-text-anchor:top" o:gfxdata="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" fillcolor="white [3212]" stroked="f">
+                  <v:textbox inset="2.44425mm,1.2221mm,2.44425mm,1.2221mm">
                     <w:txbxContent>
                       <w:p>
                         <w:pPr>
@@ -3261,8 +3566,8 @@
                     </w:txbxContent>
                   </v:textbox>
                 </v:shape>
-                <v:shape id="文本框 2" o:spid="_x0000_s1068" type="#_x0000_t202" style="position:absolute;left:14368;top:9;width:8333;height:2700;visibility:visible;mso-wrap-style:square;v-text-anchor:top" o:gfxdata="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" fillcolor="white [3212]" stroked="f">
-                  <v:textbox>
+                <v:shape id="文本框 2" o:spid="_x0000_s1070" type="#_x0000_t202" style="position:absolute;left:19040;top:7;width:8025;height:2600;visibility:visible;mso-wrap-style:square;v-text-anchor:top" o:gfxdata="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" fillcolor="white [3212]" stroked="f">
+                  <v:textbox inset="2.44425mm,1.2221mm,2.44425mm,1.2221mm">
                     <w:txbxContent>
                       <w:p>
                         <w:pPr>
@@ -3291,8 +3596,8 @@
                     </w:txbxContent>
                   </v:textbox>
                 </v:shape>
-                <v:shape id="文本框 2" o:spid="_x0000_s1069" type="#_x0000_t202" style="position:absolute;left:31303;top:7;width:10048;height:2700;visibility:visible;mso-wrap-style:square;v-text-anchor:top" o:gfxdata="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" fillcolor="white [3212]" stroked="f">
-                  <v:textbox>
+                <v:shape id="文本框 2" o:spid="_x0000_s1071" type="#_x0000_t202" style="position:absolute;left:35349;top:5;width:9675;height:2600;visibility:visible;mso-wrap-style:square;v-text-anchor:top" o:gfxdata="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" fillcolor="white [3212]" stroked="f">
+                  <v:textbox inset="2.44425mm,1.2221mm,2.44425mm,1.2221mm">
                     <w:txbxContent>
                       <w:p>
                         <w:pPr>
@@ -3321,8 +3626,8 @@
                     </w:txbxContent>
                   </v:textbox>
                 </v:shape>
-                <v:shape id="文本框 2" o:spid="_x0000_s1070" type="#_x0000_t202" style="position:absolute;left:44458;top:8;width:9186;height:2700;visibility:visible;mso-wrap-style:square;v-text-anchor:top" o:gfxdata="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" fillcolor="white [3212]" stroked="f">
-                  <v:textbox>
+                <v:shape id="文本框 2" o:spid="_x0000_s1072" type="#_x0000_t202" style="position:absolute;left:48016;top:6;width:8847;height:2600;visibility:visible;mso-wrap-style:square;v-text-anchor:top" o:gfxdata="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" fillcolor="white [3212]" stroked="f">
+                  <v:textbox inset="2.44425mm,1.2221mm,2.44425mm,1.2221mm">
                     <w:txbxContent>
                       <w:p>
                         <w:pPr>
@@ -3351,11 +3656,11 @@
                     </w:txbxContent>
                   </v:textbox>
                 </v:shape>
-                <v:line id="直接连接符 226279878" o:spid="_x0000_s1071" style="position:absolute;visibility:visible;mso-wrap-style:square" from="27568,6206" to="27568,8003" o:connectortype="straight" o:gfxdata="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" strokecolor="black [3213]" strokeweight="1.5pt">
+                <v:line id="直接连接符 226279878" o:spid="_x0000_s1073" style="position:absolute;visibility:visible;mso-wrap-style:square" from="31752,5975" to="31752,7706" o:connectortype="straight" o:gfxdata="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" strokecolor="black [3213]" strokeweight="1.5pt">
                   <v:stroke joinstyle="miter"/>
                 </v:line>
-                <v:shape id="文本框 2" o:spid="_x0000_s1072" type="#_x0000_t202" style="position:absolute;left:13398;top:9584;width:15634;height:2705;visibility:visible;mso-wrap-style:square;v-text-anchor:top" o:gfxdata="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" fillcolor="white [3212]" stroked="f">
-                  <v:textbox>
+                <v:shape id="文本框 2" o:spid="_x0000_s1074" type="#_x0000_t202" style="position:absolute;left:18106;top:9227;width:15055;height:2605;visibility:visible;mso-wrap-style:square;v-text-anchor:top" o:gfxdata="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" fillcolor="white [3212]" stroked="f">
+                  <v:textbox inset="2.44425mm,1.2221mm,2.44425mm,1.2221mm">
                     <w:txbxContent>
                       <w:p>
                         <w:pPr>
@@ -3388,8 +3693,8 @@
                     </w:txbxContent>
                   </v:textbox>
                 </v:shape>
-                <v:shape id="文本框 2" o:spid="_x0000_s1073" type="#_x0000_t202" style="position:absolute;left:22009;top:3731;width:4449;height:2700;visibility:visible;mso-wrap-style:square;v-text-anchor:top" o:gfxdata="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" fillcolor="white [3212]" stroked="f">
-                  <v:textbox>
+                <v:shape id="文本框 2" o:spid="_x0000_s1075" type="#_x0000_t202" style="position:absolute;left:26399;top:3591;width:4284;height:2600;visibility:visible;mso-wrap-style:square;v-text-anchor:top" o:gfxdata="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" fillcolor="white [3212]" stroked="f">
+                  <v:textbox inset="2.44425mm,1.2221mm,2.44425mm,1.2221mm">
                     <w:txbxContent>
                       <w:p>
                         <w:pPr>
@@ -3428,17 +3733,77 @@
                     </w:txbxContent>
                   </v:textbox>
                 </v:shape>
-                <v:shape id="直接箭头连接符 1289000971" o:spid="_x0000_s1074" type="#_x0000_t32" style="position:absolute;left:25010;top:5562;width:2079;height:1183;visibility:visible;mso-wrap-style:square" o:connectortype="straight" o:gfxdata="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" strokecolor="black [3213]" strokeweight="1pt">
+                <v:shape id="直接箭头连接符 1289000971" o:spid="_x0000_s1076" type="#_x0000_t32" style="position:absolute;left:29289;top:5354;width:2001;height:1140;visibility:visible;mso-wrap-style:square" o:connectortype="straight" o:gfxdata="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" strokecolor="black [3213]" strokeweight="1pt">
                   <v:stroke endarrow="block" joinstyle="miter"/>
                 </v:shape>
-                <v:shape id="直接箭头连接符 1297773377" o:spid="_x0000_s1075" type="#_x0000_t32" style="position:absolute;left:25015;top:7457;width:2079;height:2714;flip:y;visibility:visible;mso-wrap-style:square" o:connectortype="straight" o:gfxdata="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" strokecolor="black [3213]" strokeweight="1pt">
+                <v:shape id="直接箭头连接符 1297773377" o:spid="_x0000_s1077" type="#_x0000_t32" style="position:absolute;left:29293;top:7179;width:2002;height:2614;flip:y;visibility:visible;mso-wrap-style:square" o:connectortype="straight" o:gfxdata="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" strokecolor="black [3213]" strokeweight="1pt">
                   <v:stroke endarrow="block" joinstyle="miter"/>
                 </v:shape>
-                <v:shape id="直接箭头连接符 849292773" o:spid="_x0000_s1076" type="#_x0000_t32" style="position:absolute;left:27831;top:5713;width:2132;height:1032;flip:x;visibility:visible;mso-wrap-style:square" o:connectortype="straight" o:gfxdata="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" strokecolor="black [3213]" strokeweight="1pt">
+                <v:shape id="直接箭头连接符 849292773" o:spid="_x0000_s1078" type="#_x0000_t32" style="position:absolute;left:32005;top:5500;width:2054;height:994;flip:x;visibility:visible;mso-wrap-style:square" o:connectortype="straight" o:gfxdata="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" strokecolor="black [3213]" strokeweight="1pt">
                   <v:stroke endarrow="block" joinstyle="miter"/>
                 </v:shape>
-                <v:shape id="直接箭头连接符 527234327" o:spid="_x0000_s1077" type="#_x0000_t32" style="position:absolute;left:27844;top:7457;width:2198;height:2836;flip:x y;visibility:visible;mso-wrap-style:square" o:connectortype="straight" o:gfxdata="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" strokecolor="black [3213]" strokeweight="1pt">
+                <v:shape id="直接箭头连接符 527234327" o:spid="_x0000_s1079" type="#_x0000_t32" style="position:absolute;left:32017;top:7180;width:2117;height:2730;flip:x y;visibility:visible;mso-wrap-style:square" o:connectortype="straight" o:gfxdata="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" strokecolor="black [3213]" strokeweight="1pt">
                   <v:stroke endarrow="block" joinstyle="miter"/>
+                </v:shape>
+                <v:shape id="文本框 2" o:spid="_x0000_s1080" type="#_x0000_t202" style="position:absolute;top:3491;width:6518;height:2599;visibility:visible;mso-wrap-style:square;v-text-anchor:top" o:gfxdata="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" fillcolor="white [3212]" stroked="f">
+                  <v:textbox inset="2.44425mm,1.2221mm,2.44425mm,1.2221mm">
+                    <w:txbxContent>
+                      <w:p>
+                        <w:pPr>
+                          <w:spacing w:line="276" w:lineRule="auto"/>
+                          <w:jc w:val="center"/>
+                          <w:rPr>
+                            <w:rFonts w:ascii="等线" w:eastAsia="华文楷体" w:hAnsi="华文楷体" w:cs="Times New Roman"/>
+                            <w:b/>
+                            <w:bCs/>
+                            <w:sz w:val="20"/>
+                            <w:szCs w:val="20"/>
+                            <w14:ligatures w14:val="none"/>
+                          </w:rPr>
+                        </w:pPr>
+                        <w:r>
+                          <w:rPr>
+                            <w:rFonts w:ascii="等线" w:eastAsia="华文楷体" w:hAnsi="华文楷体" w:cs="Times New Roman" w:hint="eastAsia"/>
+                            <w:b/>
+                            <w:bCs/>
+                            <w:sz w:val="20"/>
+                            <w:szCs w:val="20"/>
+                          </w:rPr>
+                          <w:t>浮点数</w:t>
+                        </w:r>
+                      </w:p>
+                    </w:txbxContent>
+                  </v:textbox>
+                </v:shape>
+                <v:shape id="文本框 2" o:spid="_x0000_s1081" type="#_x0000_t202" style="position:absolute;top:7590;width:6512;height:2593;visibility:visible;mso-wrap-style:square;v-text-anchor:top" o:gfxdata="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" fillcolor="white [3212]" stroked="f">
+                  <v:textbox inset="2.44425mm,1.2221mm,2.44425mm,1.2221mm">
+                    <w:txbxContent>
+                      <w:p>
+                        <w:pPr>
+                          <w:spacing w:line="276" w:lineRule="auto"/>
+                          <w:jc w:val="center"/>
+                          <w:rPr>
+                            <w:rFonts w:ascii="等线" w:eastAsia="华文楷体" w:hAnsi="华文楷体" w:cs="Times New Roman"/>
+                            <w:b/>
+                            <w:bCs/>
+                            <w:sz w:val="20"/>
+                            <w:szCs w:val="20"/>
+                            <w14:ligatures w14:val="none"/>
+                          </w:rPr>
+                        </w:pPr>
+                        <w:r>
+                          <w:rPr>
+                            <w:rFonts w:ascii="等线" w:eastAsia="华文楷体" w:hAnsi="华文楷体" w:cs="Times New Roman" w:hint="eastAsia"/>
+                            <w:b/>
+                            <w:bCs/>
+                            <w:sz w:val="20"/>
+                            <w:szCs w:val="20"/>
+                          </w:rPr>
+                          <w:t>位模式</w:t>
+                        </w:r>
+                      </w:p>
+                    </w:txbxContent>
+                  </v:textbox>
                 </v:shape>
                 <w10:anchorlock/>
               </v:group>
@@ -3450,13 +3815,20 @@
       <w:r>
         <w:rPr>
           <w:rStyle w:val="ae"/>
+          <w:rFonts w:hint="eastAsia"/>
           <w:sz w:val="22"/>
           <w:szCs w:val="24"/>
         </w:rPr>
         <w:commentReference w:id="1"/>
       </w:r>
     </w:p>
-    <w:p/>
+    <w:p>
+      <w:pPr>
+        <w:rPr>
+          <w:rFonts w:hint="eastAsia"/>
+        </w:rPr>
+      </w:pPr>
+    </w:p>
     <w:p>
       <w:pPr>
         <w:rPr>
@@ -3538,6 +3910,68 @@
   <w16cid:commentId w16cid:paraId="263C5FF3" w16cid:durableId="3AA38C96"/>
   <w16cid:commentId w16cid:paraId="7FFF01BF" w16cid:durableId="5CA4488B"/>
 </w16cid:commentsIds>
+</file>
+
+<file path=word/endnotes.xml><?xml version="1.0" encoding="utf-8"?>
+<w:endnotes xmlns:wpc="http://schemas.microsoft.com/office/word/2010/wordprocessingCanvas" xmlns:cx="http://schemas.microsoft.com/office/drawing/2014/chartex" xmlns:cx1="http://schemas.microsoft.com/office/drawing/2015/9/8/chartex" xmlns:cx2="http://schemas.microsoft.com/office/drawing/2015/10/21/chartex" xmlns:cx3="http://schemas.microsoft.com/office/drawing/2016/5/9/chartex" xmlns:cx4="http://schemas.microsoft.com/office/drawing/2016/5/10/chartex" xmlns:cx5="http://schemas.microsoft.com/office/drawing/2016/5/11/chartex" xmlns:cx6="http://schemas.microsoft.com/office/drawing/2016/5/12/chartex" xmlns:cx7="http://schemas.microsoft.com/office/drawing/2016/5/13/chartex" xmlns:cx8="http://schemas.microsoft.com/office/drawing/2016/5/14/chartex" xmlns:mc="http://schemas.openxmlformats.org/markup-compatibility/2006" xmlns:aink="http://schemas.microsoft.com/office/drawing/2016/ink" xmlns:am3d="http://schemas.microsoft.com/office/drawing/2017/model3d" xmlns:o="urn:schemas-microsoft-com:office:office" xmlns:oel="http://schemas.microsoft.com/office/2019/extlst" xmlns:r="http://schemas.openxmlformats.org/officeDocument/2006/relationships" xmlns:m="http://schemas.openxmlformats.org/officeDocument/2006/math" xmlns:v="urn:schemas-microsoft-com:vml" xmlns:wp14="http://schemas.microsoft.com/office/word/2010/wordprocessingDrawing" xmlns:wp="http://schemas.openxmlformats.org/drawingml/2006/wordprocessingDrawing" xmlns:w10="urn:schemas-microsoft-com:office:word" xmlns:w="http://schemas.openxmlformats.org/wordprocessingml/2006/main" xmlns:w14="http://schemas.microsoft.com/office/word/2010/wordml" xmlns:w15="http://schemas.microsoft.com/office/word/2012/wordml" xmlns:w16cex="http://schemas.microsoft.com/office/word/2018/wordml/cex" xmlns:w16cid="http://schemas.microsoft.com/office/word/2016/wordml/cid" xmlns:w16="http://schemas.microsoft.com/office/word/2018/wordml" xmlns:w16du="http://schemas.microsoft.com/office/word/2023/wordml/word16du" xmlns:w16sdtdh="http://schemas.microsoft.com/office/word/2020/wordml/sdtdatahash" xmlns:w16sdtfl="http://schemas.microsoft.com/office/word/2024/wordml/sdtformatlock" xmlns:w16se="http://schemas.microsoft.com/office/word/2015/wordml/symex" xmlns:wpg="http://schemas.microsoft.com/office/word/2010/wordprocessingGroup" xmlns:wpi="http://schemas.microsoft.com/office/word/2010/wordprocessingInk" xmlns:wne="http://schemas.microsoft.com/office/word/2006/wordml" xmlns:wps="http://schemas.microsoft.com/office/word/2010/wordprocessingShape" mc:Ignorable="w14 w15 w16se w16cid w16 w16cex w16sdtdh w16sdtfl w16du wp14">
+  <w:endnote w:type="separator" w:id="-1">
+    <w:p>
+      <w:pPr>
+        <w:spacing w:after="0" w:line="240" w:lineRule="auto"/>
+        <w:rPr>
+          <w:rFonts w:hint="eastAsia"/>
+        </w:rPr>
+      </w:pPr>
+      <w:r>
+        <w:separator/>
+      </w:r>
+    </w:p>
+  </w:endnote>
+  <w:endnote w:type="continuationSeparator" w:id="0">
+    <w:p>
+      <w:pPr>
+        <w:spacing w:after="0" w:line="240" w:lineRule="auto"/>
+        <w:rPr>
+          <w:rFonts w:hint="eastAsia"/>
+        </w:rPr>
+      </w:pPr>
+      <w:r>
+        <w:continuationSeparator/>
+      </w:r>
+    </w:p>
+  </w:endnote>
+</w:endnotes>
+</file>
+
+<file path=word/footnotes.xml><?xml version="1.0" encoding="utf-8"?>
+<w:footnotes xmlns:wpc="http://schemas.microsoft.com/office/word/2010/wordprocessingCanvas" xmlns:cx="http://schemas.microsoft.com/office/drawing/2014/chartex" xmlns:cx1="http://schemas.microsoft.com/office/drawing/2015/9/8/chartex" xmlns:cx2="http://schemas.microsoft.com/office/drawing/2015/10/21/chartex" xmlns:cx3="http://schemas.microsoft.com/office/drawing/2016/5/9/chartex" xmlns:cx4="http://schemas.microsoft.com/office/drawing/2016/5/10/chartex" xmlns:cx5="http://schemas.microsoft.com/office/drawing/2016/5/11/chartex" xmlns:cx6="http://schemas.microsoft.com/office/drawing/2016/5/12/chartex" xmlns:cx7="http://schemas.microsoft.com/office/drawing/2016/5/13/chartex" xmlns:cx8="http://schemas.microsoft.com/office/drawing/2016/5/14/chartex" xmlns:mc="http://schemas.openxmlformats.org/markup-compatibility/2006" xmlns:aink="http://schemas.microsoft.com/office/drawing/2016/ink" xmlns:am3d="http://schemas.microsoft.com/office/drawing/2017/model3d" xmlns:o="urn:schemas-microsoft-com:office:office" xmlns:oel="http://schemas.microsoft.com/office/2019/extlst" xmlns:r="http://schemas.openxmlformats.org/officeDocument/2006/relationships" xmlns:m="http://schemas.openxmlformats.org/officeDocument/2006/math" xmlns:v="urn:schemas-microsoft-com:vml" xmlns:wp14="http://schemas.microsoft.com/office/word/2010/wordprocessingDrawing" xmlns:wp="http://schemas.openxmlformats.org/drawingml/2006/wordprocessingDrawing" xmlns:w10="urn:schemas-microsoft-com:office:word" xmlns:w="http://schemas.openxmlformats.org/wordprocessingml/2006/main" xmlns:w14="http://schemas.microsoft.com/office/word/2010/wordml" xmlns:w15="http://schemas.microsoft.com/office/word/2012/wordml" xmlns:w16cex="http://schemas.microsoft.com/office/word/2018/wordml/cex" xmlns:w16cid="http://schemas.microsoft.com/office/word/2016/wordml/cid" xmlns:w16="http://schemas.microsoft.com/office/word/2018/wordml" xmlns:w16du="http://schemas.microsoft.com/office/word/2023/wordml/word16du" xmlns:w16sdtdh="http://schemas.microsoft.com/office/word/2020/wordml/sdtdatahash" xmlns:w16sdtfl="http://schemas.microsoft.com/office/word/2024/wordml/sdtformatlock" xmlns:w16se="http://schemas.microsoft.com/office/word/2015/wordml/symex" xmlns:wpg="http://schemas.microsoft.com/office/word/2010/wordprocessingGroup" xmlns:wpi="http://schemas.microsoft.com/office/word/2010/wordprocessingInk" xmlns:wne="http://schemas.microsoft.com/office/word/2006/wordml" xmlns:wps="http://schemas.microsoft.com/office/word/2010/wordprocessingShape" mc:Ignorable="w14 w15 w16se w16cid w16 w16cex w16sdtdh w16sdtfl w16du wp14">
+  <w:footnote w:type="separator" w:id="-1">
+    <w:p>
+      <w:pPr>
+        <w:spacing w:after="0" w:line="240" w:lineRule="auto"/>
+        <w:rPr>
+          <w:rFonts w:hint="eastAsia"/>
+        </w:rPr>
+      </w:pPr>
+      <w:r>
+        <w:separator/>
+      </w:r>
+    </w:p>
+  </w:footnote>
+  <w:footnote w:type="continuationSeparator" w:id="0">
+    <w:p>
+      <w:pPr>
+        <w:spacing w:after="0" w:line="240" w:lineRule="auto"/>
+        <w:rPr>
+          <w:rFonts w:hint="eastAsia"/>
+        </w:rPr>
+      </w:pPr>
+      <w:r>
+        <w:continuationSeparator/>
+      </w:r>
+    </w:p>
+  </w:footnote>
+</w:footnotes>
 </file>
 
 <file path=word/people.xml><?xml version="1.0" encoding="utf-8"?>
@@ -4155,6 +4589,7 @@
   <w:style w:type="character" w:default="1" w:styleId="a0">
     <w:name w:val="Default Paragraph Font"/>
     <w:uiPriority w:val="1"/>
+    <w:semiHidden/>
     <w:unhideWhenUsed/>
   </w:style>
   <w:style w:type="table" w:default="1" w:styleId="a1">
@@ -4526,6 +4961,69 @@
       <w:bCs/>
     </w:rPr>
   </w:style>
+  <w:style w:type="paragraph" w:styleId="af3">
+    <w:name w:val="header"/>
+    <w:basedOn w:val="a"/>
+    <w:link w:val="af4"/>
+    <w:uiPriority w:val="99"/>
+    <w:unhideWhenUsed/>
+    <w:rsid w:val="00824EA7"/>
+    <w:pPr>
+      <w:tabs>
+        <w:tab w:val="center" w:pos="4153"/>
+        <w:tab w:val="right" w:pos="8306"/>
+      </w:tabs>
+      <w:snapToGrid w:val="0"/>
+      <w:spacing w:line="240" w:lineRule="auto"/>
+      <w:jc w:val="center"/>
+    </w:pPr>
+    <w:rPr>
+      <w:sz w:val="18"/>
+      <w:szCs w:val="18"/>
+    </w:rPr>
+  </w:style>
+  <w:style w:type="character" w:customStyle="1" w:styleId="af4">
+    <w:name w:val="页眉 字符"/>
+    <w:basedOn w:val="a0"/>
+    <w:link w:val="af3"/>
+    <w:uiPriority w:val="99"/>
+    <w:rsid w:val="00824EA7"/>
+    <w:rPr>
+      <w:sz w:val="18"/>
+      <w:szCs w:val="18"/>
+    </w:rPr>
+  </w:style>
+  <w:style w:type="paragraph" w:styleId="af5">
+    <w:name w:val="footer"/>
+    <w:basedOn w:val="a"/>
+    <w:link w:val="af6"/>
+    <w:uiPriority w:val="99"/>
+    <w:unhideWhenUsed/>
+    <w:rsid w:val="00824EA7"/>
+    <w:pPr>
+      <w:tabs>
+        <w:tab w:val="center" w:pos="4153"/>
+        <w:tab w:val="right" w:pos="8306"/>
+      </w:tabs>
+      <w:snapToGrid w:val="0"/>
+      <w:spacing w:line="240" w:lineRule="auto"/>
+    </w:pPr>
+    <w:rPr>
+      <w:sz w:val="18"/>
+      <w:szCs w:val="18"/>
+    </w:rPr>
+  </w:style>
+  <w:style w:type="character" w:customStyle="1" w:styleId="af6">
+    <w:name w:val="页脚 字符"/>
+    <w:basedOn w:val="a0"/>
+    <w:link w:val="af5"/>
+    <w:uiPriority w:val="99"/>
+    <w:rsid w:val="00824EA7"/>
+    <w:rPr>
+      <w:sz w:val="18"/>
+      <w:szCs w:val="18"/>
+    </w:rPr>
+  </w:style>
 </w:styles>
 </file>
 

--- a/content/float64bits/image/figures.docx
+++ b/content/float64bits/image/figures.docx
@@ -1160,7 +1160,7 @@
                                 <w:spacing w:line="276" w:lineRule="auto"/>
                                 <w:jc w:val="center"/>
                                 <w:rPr>
-                                  <w:rFonts w:ascii="等线" w:eastAsia="华文楷体" w:hAnsi="华文楷体" w:cs="Times New Roman"/>
+                                  <w:rFonts w:ascii="等线" w:eastAsia="华文楷体" w:hAnsi="华文楷体" w:cs="Times New Roman" w:hint="eastAsia"/>
                                   <w:b/>
                                   <w:bCs/>
                                   <w:sz w:val="20"/>
@@ -1215,7 +1215,7 @@
                                 <w:spacing w:line="276" w:lineRule="auto"/>
                                 <w:jc w:val="center"/>
                                 <w:rPr>
-                                  <w:rFonts w:ascii="等线" w:eastAsia="华文楷体" w:hAnsi="华文楷体" w:cs="Times New Roman"/>
+                                  <w:rFonts w:ascii="等线" w:eastAsia="华文楷体" w:hAnsi="华文楷体" w:cs="Times New Roman" w:hint="eastAsia"/>
                                   <w:b/>
                                   <w:bCs/>
                                   <w:sz w:val="20"/>
@@ -1785,7 +1785,7 @@
                           <w:spacing w:line="276" w:lineRule="auto"/>
                           <w:jc w:val="center"/>
                           <w:rPr>
-                            <w:rFonts w:ascii="等线" w:eastAsia="华文楷体" w:hAnsi="华文楷体" w:cs="Times New Roman"/>
+                            <w:rFonts w:ascii="等线" w:eastAsia="华文楷体" w:hAnsi="华文楷体" w:cs="Times New Roman" w:hint="eastAsia"/>
                             <w:b/>
                             <w:bCs/>
                             <w:sz w:val="20"/>
@@ -1815,7 +1815,7 @@
                           <w:spacing w:line="276" w:lineRule="auto"/>
                           <w:jc w:val="center"/>
                           <w:rPr>
-                            <w:rFonts w:ascii="等线" w:eastAsia="华文楷体" w:hAnsi="华文楷体" w:cs="Times New Roman"/>
+                            <w:rFonts w:ascii="等线" w:eastAsia="华文楷体" w:hAnsi="华文楷体" w:cs="Times New Roman" w:hint="eastAsia"/>
                             <w:b/>
                             <w:bCs/>
                             <w:sz w:val="20"/>
@@ -1896,7 +1896,7 @@
         <mc:AlternateContent>
           <mc:Choice Requires="wpc">
             <w:drawing>
-              <wp:inline distT="0" distB="0" distL="0" distR="0" wp14:anchorId="7F9DDFA4" wp14:editId="41535FBF">
+              <wp:inline distT="0" distB="0" distL="0" distR="0" wp14:anchorId="7F9DDFA4" wp14:editId="458D0360">
                 <wp:extent cx="6324893" cy="1460091"/>
                 <wp:effectExtent l="0" t="0" r="0" b="6985"/>
                 <wp:docPr id="968755920" name="画布 1"/>
@@ -2855,8 +2855,8 @@
                         </wps:cNvSpPr>
                         <wps:spPr bwMode="auto">
                           <a:xfrm>
-                            <a:off x="1810652" y="922771"/>
-                            <a:ext cx="1505526" cy="260501"/>
+                            <a:off x="2053712" y="922628"/>
+                            <a:ext cx="1262311" cy="260501"/>
                           </a:xfrm>
                           <a:prstGeom prst="rect">
                             <a:avLst/>
@@ -3138,7 +3138,7 @@
                                 <w:spacing w:line="276" w:lineRule="auto"/>
                                 <w:jc w:val="center"/>
                                 <w:rPr>
-                                  <w:rFonts w:ascii="等线" w:eastAsia="华文楷体" w:hAnsi="华文楷体" w:cs="Times New Roman"/>
+                                  <w:rFonts w:ascii="等线" w:eastAsia="华文楷体" w:hAnsi="华文楷体" w:cs="Times New Roman" w:hint="eastAsia"/>
                                   <w:b/>
                                   <w:bCs/>
                                   <w:sz w:val="20"/>
@@ -3193,7 +3193,7 @@
                                 <w:spacing w:line="276" w:lineRule="auto"/>
                                 <w:jc w:val="center"/>
                                 <w:rPr>
-                                  <w:rFonts w:ascii="等线" w:eastAsia="华文楷体" w:hAnsi="华文楷体" w:cs="Times New Roman"/>
+                                  <w:rFonts w:ascii="等线" w:eastAsia="华文楷体" w:hAnsi="华文楷体" w:cs="Times New Roman" w:hint="eastAsia"/>
                                   <w:b/>
                                   <w:bCs/>
                                   <w:sz w:val="20"/>
@@ -3226,7 +3226,7 @@
           </mc:Choice>
           <mc:Fallback>
             <w:pict>
-              <v:group w14:anchorId="7F9DDFA4" id="_x0000_s1053" editas="canvas" style="width:498pt;height:114.95pt;mso-position-horizontal-relative:char;mso-position-vertical-relative:line" coordsize="63246,14598" o:gfxdata="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">
+              <v:group w14:anchorId="7F9DDFA4" id="_x0000_s1053" editas="canvas" style="width:498pt;height:114.95pt;mso-position-horizontal-relative:char;mso-position-vertical-relative:line" coordsize="63246,14598" o:gfxdata="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">
                 <v:shape id="_x0000_s1054" type="#_x0000_t75" style="position:absolute;width:63246;height:14598;visibility:visible;mso-wrap-style:square" filled="t">
                   <v:fill o:detectmouseclick="t"/>
                   <v:path o:connecttype="none"/>
@@ -3659,7 +3659,7 @@
                 <v:line id="直接连接符 226279878" o:spid="_x0000_s1073" style="position:absolute;visibility:visible;mso-wrap-style:square" from="31752,5975" to="31752,7706" o:connectortype="straight" o:gfxdata="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" strokecolor="black [3213]" strokeweight="1.5pt">
                   <v:stroke joinstyle="miter"/>
                 </v:line>
-                <v:shape id="文本框 2" o:spid="_x0000_s1074" type="#_x0000_t202" style="position:absolute;left:18106;top:9227;width:15055;height:2605;visibility:visible;mso-wrap-style:square;v-text-anchor:top" o:gfxdata="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" fillcolor="white [3212]" stroked="f">
+                <v:shape id="文本框 2" o:spid="_x0000_s1074" type="#_x0000_t202" style="position:absolute;left:20537;top:9226;width:12623;height:2605;visibility:visible;mso-wrap-style:square;v-text-anchor:top" o:gfxdata="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" fillcolor="white [3212]" stroked="f">
                   <v:textbox inset="2.44425mm,1.2221mm,2.44425mm,1.2221mm">
                     <w:txbxContent>
                       <w:p>
@@ -3753,7 +3753,7 @@
                           <w:spacing w:line="276" w:lineRule="auto"/>
                           <w:jc w:val="center"/>
                           <w:rPr>
-                            <w:rFonts w:ascii="等线" w:eastAsia="华文楷体" w:hAnsi="华文楷体" w:cs="Times New Roman"/>
+                            <w:rFonts w:ascii="等线" w:eastAsia="华文楷体" w:hAnsi="华文楷体" w:cs="Times New Roman" w:hint="eastAsia"/>
                             <w:b/>
                             <w:bCs/>
                             <w:sz w:val="20"/>
@@ -3783,7 +3783,7 @@
                           <w:spacing w:line="276" w:lineRule="auto"/>
                           <w:jc w:val="center"/>
                           <w:rPr>
-                            <w:rFonts w:ascii="等线" w:eastAsia="华文楷体" w:hAnsi="华文楷体" w:cs="Times New Roman"/>
+                            <w:rFonts w:ascii="等线" w:eastAsia="华文楷体" w:hAnsi="华文楷体" w:cs="Times New Roman" w:hint="eastAsia"/>
                             <w:b/>
                             <w:bCs/>
                             <w:sz w:val="20"/>
@@ -3830,17 +3830,1596 @@
       </w:pPr>
     </w:p>
     <w:p>
-      <w:pPr>
-        <w:rPr>
-          <w:rFonts w:hint="eastAsia"/>
-        </w:rPr>
-      </w:pPr>
       <w:r>
         <w:rPr>
           <w:rFonts w:hint="eastAsia"/>
         </w:rPr>
         <w:t>orderedBits</w:t>
       </w:r>
+      <w:r>
+        <w:rPr>
+          <w:rFonts w:hint="eastAsia"/>
+        </w:rPr>
+        <w:t xml:space="preserve"> 1</w:t>
+      </w:r>
+    </w:p>
+    <w:p/>
+    <w:p>
+      <w:pPr>
+        <w:rPr>
+          <w:rFonts w:hint="eastAsia"/>
+        </w:rPr>
+      </w:pPr>
+      <w:commentRangeStart w:id="2"/>
+      <w:r>
+        <w:rPr>
+          <w:rFonts w:hint="eastAsia"/>
+          <w:noProof/>
+        </w:rPr>
+        <mc:AlternateContent>
+          <mc:Choice Requires="wpc">
+            <w:drawing>
+              <wp:inline distT="0" distB="0" distL="0" distR="0" wp14:anchorId="1508D1EC" wp14:editId="5CCE6A33">
+                <wp:extent cx="6324893" cy="1460091"/>
+                <wp:effectExtent l="0" t="0" r="0" b="6985"/>
+                <wp:docPr id="136169923" name="画布 1"/>
+                <wp:cNvGraphicFramePr>
+                  <a:graphicFrameLocks xmlns:a="http://schemas.openxmlformats.org/drawingml/2006/main" noChangeAspect="1"/>
+                </wp:cNvGraphicFramePr>
+                <a:graphic xmlns:a="http://schemas.openxmlformats.org/drawingml/2006/main">
+                  <a:graphicData uri="http://schemas.microsoft.com/office/word/2010/wordprocessingCanvas">
+                    <wpc:wpc>
+                      <wpc:bg>
+                        <a:solidFill>
+                          <a:prstClr val="white"/>
+                        </a:solidFill>
+                      </wpc:bg>
+                      <wpc:whole/>
+                      <wps:wsp>
+                        <wps:cNvPr id="5608500" name="直接箭头连接符 5608500"/>
+                        <wps:cNvCnPr/>
+                        <wps:spPr>
+                          <a:xfrm>
+                            <a:off x="739651" y="685099"/>
+                            <a:ext cx="5015590" cy="0"/>
+                          </a:xfrm>
+                          <a:prstGeom prst="straightConnector1">
+                            <a:avLst/>
+                          </a:prstGeom>
+                          <a:ln w="28575">
+                            <a:tailEnd type="triangle"/>
+                          </a:ln>
+                        </wps:spPr>
+                        <wps:style>
+                          <a:lnRef idx="1">
+                            <a:schemeClr val="dk1"/>
+                          </a:lnRef>
+                          <a:fillRef idx="0">
+                            <a:schemeClr val="dk1"/>
+                          </a:fillRef>
+                          <a:effectRef idx="0">
+                            <a:schemeClr val="dk1"/>
+                          </a:effectRef>
+                          <a:fontRef idx="minor">
+                            <a:schemeClr val="tx1"/>
+                          </a:fontRef>
+                        </wps:style>
+                        <wps:bodyPr/>
+                      </wps:wsp>
+                      <wps:wsp>
+                        <wps:cNvPr id="1438986649" name="直接连接符 1438986649"/>
+                        <wps:cNvCnPr/>
+                        <wps:spPr>
+                          <a:xfrm>
+                            <a:off x="739665" y="597048"/>
+                            <a:ext cx="0" cy="173340"/>
+                          </a:xfrm>
+                          <a:prstGeom prst="line">
+                            <a:avLst/>
+                          </a:prstGeom>
+                          <a:ln w="19050">
+                            <a:solidFill>
+                              <a:schemeClr val="tx1"/>
+                            </a:solidFill>
+                          </a:ln>
+                        </wps:spPr>
+                        <wps:style>
+                          <a:lnRef idx="1">
+                            <a:schemeClr val="accent1"/>
+                          </a:lnRef>
+                          <a:fillRef idx="0">
+                            <a:schemeClr val="accent1"/>
+                          </a:fillRef>
+                          <a:effectRef idx="0">
+                            <a:schemeClr val="accent1"/>
+                          </a:effectRef>
+                          <a:fontRef idx="minor">
+                            <a:schemeClr val="tx1"/>
+                          </a:fontRef>
+                        </wps:style>
+                        <wps:bodyPr/>
+                      </wps:wsp>
+                      <wps:wsp>
+                        <wps:cNvPr id="1706707485" name="直接连接符 1706707485"/>
+                        <wps:cNvCnPr/>
+                        <wps:spPr>
+                          <a:xfrm>
+                            <a:off x="1450847" y="597048"/>
+                            <a:ext cx="0" cy="173340"/>
+                          </a:xfrm>
+                          <a:prstGeom prst="line">
+                            <a:avLst/>
+                          </a:prstGeom>
+                          <a:ln w="19050">
+                            <a:solidFill>
+                              <a:schemeClr val="tx1"/>
+                            </a:solidFill>
+                          </a:ln>
+                        </wps:spPr>
+                        <wps:style>
+                          <a:lnRef idx="1">
+                            <a:schemeClr val="accent1"/>
+                          </a:lnRef>
+                          <a:fillRef idx="0">
+                            <a:schemeClr val="accent1"/>
+                          </a:fillRef>
+                          <a:effectRef idx="0">
+                            <a:schemeClr val="accent1"/>
+                          </a:effectRef>
+                          <a:fontRef idx="minor">
+                            <a:schemeClr val="tx1"/>
+                          </a:fontRef>
+                        </wps:style>
+                        <wps:bodyPr/>
+                      </wps:wsp>
+                      <wps:wsp>
+                        <wps:cNvPr id="248944667" name="直接连接符 248944667"/>
+                        <wps:cNvCnPr/>
+                        <wps:spPr>
+                          <a:xfrm>
+                            <a:off x="4877727" y="597048"/>
+                            <a:ext cx="0" cy="173340"/>
+                          </a:xfrm>
+                          <a:prstGeom prst="line">
+                            <a:avLst/>
+                          </a:prstGeom>
+                          <a:ln w="19050">
+                            <a:solidFill>
+                              <a:schemeClr val="tx1"/>
+                            </a:solidFill>
+                          </a:ln>
+                        </wps:spPr>
+                        <wps:style>
+                          <a:lnRef idx="1">
+                            <a:schemeClr val="accent1"/>
+                          </a:lnRef>
+                          <a:fillRef idx="0">
+                            <a:schemeClr val="accent1"/>
+                          </a:fillRef>
+                          <a:effectRef idx="0">
+                            <a:schemeClr val="accent1"/>
+                          </a:effectRef>
+                          <a:fontRef idx="minor">
+                            <a:schemeClr val="tx1"/>
+                          </a:fontRef>
+                        </wps:style>
+                        <wps:bodyPr/>
+                      </wps:wsp>
+                      <wps:wsp>
+                        <wps:cNvPr id="1683242249" name="文本框 2"/>
+                        <wps:cNvSpPr txBox="1">
+                          <a:spLocks noChangeArrowheads="1"/>
+                        </wps:cNvSpPr>
+                        <wps:spPr bwMode="auto">
+                          <a:xfrm>
+                            <a:off x="718499" y="747412"/>
+                            <a:ext cx="1470350" cy="260501"/>
+                          </a:xfrm>
+                          <a:prstGeom prst="rect">
+                            <a:avLst/>
+                          </a:prstGeom>
+                          <a:solidFill>
+                            <a:schemeClr val="bg1"/>
+                          </a:solidFill>
+                          <a:ln w="9525">
+                            <a:noFill/>
+                            <a:miter lim="800000"/>
+                            <a:headEnd/>
+                            <a:tailEnd/>
+                          </a:ln>
+                        </wps:spPr>
+                        <wps:txbx>
+                          <w:txbxContent>
+                            <w:p>
+                              <w:pPr>
+                                <w:snapToGrid w:val="0"/>
+                                <w:spacing w:after="0" w:line="240" w:lineRule="auto"/>
+                                <w:jc w:val="center"/>
+                                <w:rPr>
+                                  <w:rFonts w:ascii="微软雅黑" w:eastAsia="微软雅黑" w:hAnsi="微软雅黑" w:cs="Times New Roman" w:hint="eastAsia"/>
+                                  <w:b/>
+                                  <w:bCs/>
+                                  <w:sz w:val="16"/>
+                                  <w:szCs w:val="16"/>
+                                  <w14:ligatures w14:val="none"/>
+                                </w:rPr>
+                              </w:pPr>
+                              <w:r>
+                                <w:rPr>
+                                  <w:rFonts w:ascii="微软雅黑" w:eastAsia="微软雅黑" w:hAnsi="微软雅黑" w:cs="Times New Roman" w:hint="eastAsia"/>
+                                  <w:sz w:val="16"/>
+                                  <w:szCs w:val="16"/>
+                                </w:rPr>
+                                <w:t>0x</w:t>
+                              </w:r>
+                              <w:r>
+                                <w:rPr>
+                                  <w:rFonts w:ascii="微软雅黑" w:eastAsia="微软雅黑" w:hAnsi="微软雅黑" w:cs="Times New Roman" w:hint="eastAsia"/>
+                                  <w:sz w:val="16"/>
+                                  <w:szCs w:val="16"/>
+                                </w:rPr>
+                                <w:t>FFFFFFFFFFFFF</w:t>
+                              </w:r>
+                              <w:r>
+                                <w:rPr>
+                                  <w:rFonts w:ascii="微软雅黑" w:eastAsia="微软雅黑" w:hAnsi="微软雅黑" w:cs="Times New Roman" w:hint="eastAsia"/>
+                                  <w:sz w:val="16"/>
+                                  <w:szCs w:val="16"/>
+                                </w:rPr>
+                                <w:t>00</w:t>
+                              </w:r>
+                              <w:r>
+                                <w:rPr>
+                                  <w:rFonts w:ascii="微软雅黑" w:eastAsia="微软雅黑" w:hAnsi="微软雅黑" w:cs="Times New Roman" w:hint="eastAsia"/>
+                                  <w:sz w:val="16"/>
+                                  <w:szCs w:val="16"/>
+                                </w:rPr>
+                                <w:t>1</w:t>
+                              </w:r>
+                            </w:p>
+                          </w:txbxContent>
+                        </wps:txbx>
+                        <wps:bodyPr rot="0" vert="horz" wrap="square" lIns="87993" tIns="43995" rIns="87993" bIns="43995" anchor="t" anchorCtr="0">
+                          <a:noAutofit/>
+                        </wps:bodyPr>
+                      </wps:wsp>
+                      <wps:wsp>
+                        <wps:cNvPr id="351301106" name="直接连接符 351301106"/>
+                        <wps:cNvCnPr/>
+                        <wps:spPr>
+                          <a:xfrm>
+                            <a:off x="3159871" y="597048"/>
+                            <a:ext cx="0" cy="173340"/>
+                          </a:xfrm>
+                          <a:prstGeom prst="line">
+                            <a:avLst/>
+                          </a:prstGeom>
+                          <a:ln w="19050">
+                            <a:solidFill>
+                              <a:schemeClr val="tx1"/>
+                            </a:solidFill>
+                          </a:ln>
+                        </wps:spPr>
+                        <wps:style>
+                          <a:lnRef idx="1">
+                            <a:schemeClr val="accent1"/>
+                          </a:lnRef>
+                          <a:fillRef idx="0">
+                            <a:schemeClr val="accent1"/>
+                          </a:fillRef>
+                          <a:effectRef idx="0">
+                            <a:schemeClr val="accent1"/>
+                          </a:effectRef>
+                          <a:fontRef idx="minor">
+                            <a:schemeClr val="tx1"/>
+                          </a:fontRef>
+                        </wps:style>
+                        <wps:bodyPr/>
+                      </wps:wsp>
+                      <wps:wsp>
+                        <wps:cNvPr id="937990381" name="文本框 2"/>
+                        <wps:cNvSpPr txBox="1">
+                          <a:spLocks noChangeArrowheads="1"/>
+                        </wps:cNvSpPr>
+                        <wps:spPr bwMode="auto">
+                          <a:xfrm>
+                            <a:off x="601126" y="752044"/>
+                            <a:ext cx="281635" cy="260501"/>
+                          </a:xfrm>
+                          <a:prstGeom prst="rect">
+                            <a:avLst/>
+                          </a:prstGeom>
+                          <a:solidFill>
+                            <a:schemeClr val="bg1"/>
+                          </a:solidFill>
+                          <a:ln w="9525">
+                            <a:noFill/>
+                            <a:miter lim="800000"/>
+                            <a:headEnd/>
+                            <a:tailEnd/>
+                          </a:ln>
+                        </wps:spPr>
+                        <wps:txbx>
+                          <w:txbxContent>
+                            <w:p>
+                              <w:pPr>
+                                <w:snapToGrid w:val="0"/>
+                                <w:spacing w:after="0" w:line="240" w:lineRule="auto"/>
+                                <w:jc w:val="center"/>
+                                <w:rPr>
+                                  <w:rFonts w:ascii="微软雅黑" w:eastAsia="微软雅黑" w:hAnsi="微软雅黑" w:cs="Times New Roman" w:hint="eastAsia"/>
+                                  <w:sz w:val="16"/>
+                                  <w:szCs w:val="16"/>
+                                  <w14:ligatures w14:val="none"/>
+                                </w:rPr>
+                              </w:pPr>
+                              <w:r>
+                                <w:rPr>
+                                  <w:rFonts w:ascii="微软雅黑" w:eastAsia="微软雅黑" w:hAnsi="微软雅黑" w:cs="Times New Roman" w:hint="eastAsia"/>
+                                  <w:sz w:val="16"/>
+                                  <w:szCs w:val="16"/>
+                                </w:rPr>
+                                <w:t>1</w:t>
+                              </w:r>
+                            </w:p>
+                          </w:txbxContent>
+                        </wps:txbx>
+                        <wps:bodyPr rot="0" vert="horz" wrap="square" lIns="87993" tIns="43995" rIns="87993" bIns="43995" anchor="t" anchorCtr="0">
+                          <a:noAutofit/>
+                        </wps:bodyPr>
+                      </wps:wsp>
+                      <wps:wsp>
+                        <wps:cNvPr id="791975491" name="文本框 2"/>
+                        <wps:cNvSpPr txBox="1">
+                          <a:spLocks noChangeArrowheads="1"/>
+                        </wps:cNvSpPr>
+                        <wps:spPr bwMode="auto">
+                          <a:xfrm>
+                            <a:off x="2405254" y="745755"/>
+                            <a:ext cx="1505526" cy="260501"/>
+                          </a:xfrm>
+                          <a:prstGeom prst="rect">
+                            <a:avLst/>
+                          </a:prstGeom>
+                          <a:solidFill>
+                            <a:schemeClr val="bg1"/>
+                          </a:solidFill>
+                          <a:ln w="9525">
+                            <a:noFill/>
+                            <a:miter lim="800000"/>
+                            <a:headEnd/>
+                            <a:tailEnd/>
+                          </a:ln>
+                        </wps:spPr>
+                        <wps:txbx>
+                          <w:txbxContent>
+                            <w:p>
+                              <w:pPr>
+                                <w:snapToGrid w:val="0"/>
+                                <w:spacing w:after="0" w:line="240" w:lineRule="auto"/>
+                                <w:jc w:val="center"/>
+                                <w:rPr>
+                                  <w:rFonts w:ascii="微软雅黑" w:eastAsia="微软雅黑" w:hAnsi="微软雅黑" w:hint="eastAsia"/>
+                                  <w:sz w:val="16"/>
+                                  <w:szCs w:val="18"/>
+                                </w:rPr>
+                              </w:pPr>
+                              <w:r>
+                                <w:rPr>
+                                  <w:rFonts w:ascii="微软雅黑" w:eastAsia="微软雅黑" w:hAnsi="微软雅黑" w:hint="eastAsia"/>
+                                  <w:sz w:val="16"/>
+                                  <w:szCs w:val="18"/>
+                                </w:rPr>
+                                <w:t>0x8000000000000000</w:t>
+                              </w:r>
+                            </w:p>
+                          </w:txbxContent>
+                        </wps:txbx>
+                        <wps:bodyPr rot="0" vert="horz" wrap="square" lIns="87993" tIns="43995" rIns="87993" bIns="43995" anchor="t" anchorCtr="0">
+                          <a:noAutofit/>
+                        </wps:bodyPr>
+                      </wps:wsp>
+                      <wps:wsp>
+                        <wps:cNvPr id="812871630" name="文本框 2"/>
+                        <wps:cNvSpPr txBox="1">
+                          <a:spLocks noChangeArrowheads="1"/>
+                        </wps:cNvSpPr>
+                        <wps:spPr bwMode="auto">
+                          <a:xfrm>
+                            <a:off x="4141710" y="735836"/>
+                            <a:ext cx="1468849" cy="260501"/>
+                          </a:xfrm>
+                          <a:prstGeom prst="rect">
+                            <a:avLst/>
+                          </a:prstGeom>
+                          <a:solidFill>
+                            <a:schemeClr val="bg1"/>
+                          </a:solidFill>
+                          <a:ln w="9525">
+                            <a:noFill/>
+                            <a:miter lim="800000"/>
+                            <a:headEnd/>
+                            <a:tailEnd/>
+                          </a:ln>
+                        </wps:spPr>
+                        <wps:txbx>
+                          <w:txbxContent>
+                            <w:p>
+                              <w:pPr>
+                                <w:snapToGrid w:val="0"/>
+                                <w:spacing w:after="0" w:line="240" w:lineRule="auto"/>
+                                <w:jc w:val="center"/>
+                                <w:rPr>
+                                  <w:rFonts w:ascii="微软雅黑" w:eastAsia="微软雅黑" w:hAnsi="微软雅黑" w:cs="Times New Roman" w:hint="eastAsia"/>
+                                  <w:sz w:val="16"/>
+                                  <w:szCs w:val="16"/>
+                                  <w14:ligatures w14:val="none"/>
+                                </w:rPr>
+                              </w:pPr>
+                              <w:r>
+                                <w:rPr>
+                                  <w:rFonts w:ascii="微软雅黑" w:eastAsia="微软雅黑" w:hAnsi="微软雅黑" w:cs="Times New Roman" w:hint="eastAsia"/>
+                                  <w:sz w:val="16"/>
+                                  <w:szCs w:val="16"/>
+                                </w:rPr>
+                                <w:t>0xFFF0000000000000</w:t>
+                              </w:r>
+                            </w:p>
+                          </w:txbxContent>
+                        </wps:txbx>
+                        <wps:bodyPr rot="0" vert="horz" wrap="square" lIns="87993" tIns="43995" rIns="87993" bIns="43995" anchor="t" anchorCtr="0">
+                          <a:noAutofit/>
+                        </wps:bodyPr>
+                      </wps:wsp>
+                      <wps:wsp>
+                        <wps:cNvPr id="1336781815" name="直接连接符 1336781815"/>
+                        <wps:cNvCnPr/>
+                        <wps:spPr>
+                          <a:xfrm>
+                            <a:off x="5582538" y="597048"/>
+                            <a:ext cx="0" cy="669092"/>
+                          </a:xfrm>
+                          <a:prstGeom prst="line">
+                            <a:avLst/>
+                          </a:prstGeom>
+                          <a:ln w="19050">
+                            <a:solidFill>
+                              <a:schemeClr val="tx1"/>
+                            </a:solidFill>
+                          </a:ln>
+                        </wps:spPr>
+                        <wps:style>
+                          <a:lnRef idx="1">
+                            <a:schemeClr val="accent1"/>
+                          </a:lnRef>
+                          <a:fillRef idx="0">
+                            <a:schemeClr val="accent1"/>
+                          </a:fillRef>
+                          <a:effectRef idx="0">
+                            <a:schemeClr val="accent1"/>
+                          </a:effectRef>
+                          <a:fontRef idx="minor">
+                            <a:schemeClr val="tx1"/>
+                          </a:fontRef>
+                        </wps:style>
+                        <wps:bodyPr/>
+                      </wps:wsp>
+                      <wps:wsp>
+                        <wps:cNvPr id="1121613522" name="文本框 2"/>
+                        <wps:cNvSpPr txBox="1">
+                          <a:spLocks noChangeArrowheads="1"/>
+                        </wps:cNvSpPr>
+                        <wps:spPr bwMode="auto">
+                          <a:xfrm>
+                            <a:off x="4852658" y="1173980"/>
+                            <a:ext cx="1473178" cy="260501"/>
+                          </a:xfrm>
+                          <a:prstGeom prst="rect">
+                            <a:avLst/>
+                          </a:prstGeom>
+                          <a:solidFill>
+                            <a:schemeClr val="bg1"/>
+                          </a:solidFill>
+                          <a:ln w="9525">
+                            <a:noFill/>
+                            <a:miter lim="800000"/>
+                            <a:headEnd/>
+                            <a:tailEnd/>
+                          </a:ln>
+                        </wps:spPr>
+                        <wps:txbx>
+                          <w:txbxContent>
+                            <w:p>
+                              <w:pPr>
+                                <w:snapToGrid w:val="0"/>
+                                <w:spacing w:after="0" w:line="240" w:lineRule="auto"/>
+                                <w:jc w:val="center"/>
+                                <w:rPr>
+                                  <w:rFonts w:ascii="微软雅黑" w:eastAsia="微软雅黑" w:hAnsi="微软雅黑" w:cs="Times New Roman" w:hint="eastAsia"/>
+                                  <w:sz w:val="16"/>
+                                  <w:szCs w:val="16"/>
+                                  <w14:ligatures w14:val="none"/>
+                                </w:rPr>
+                              </w:pPr>
+                              <w:r>
+                                <w:rPr>
+                                  <w:rFonts w:ascii="微软雅黑" w:eastAsia="微软雅黑" w:hAnsi="微软雅黑" w:cs="Times New Roman" w:hint="eastAsia"/>
+                                  <w:sz w:val="16"/>
+                                  <w:szCs w:val="16"/>
+                                </w:rPr>
+                                <w:t>0xFFFFFFFFFFFFFFFF</w:t>
+                              </w:r>
+                            </w:p>
+                          </w:txbxContent>
+                        </wps:txbx>
+                        <wps:bodyPr rot="0" vert="horz" wrap="square" lIns="87993" tIns="43995" rIns="87993" bIns="43995" anchor="t" anchorCtr="0">
+                          <a:noAutofit/>
+                        </wps:bodyPr>
+                      </wps:wsp>
+                      <wps:wsp>
+                        <wps:cNvPr id="1791372898" name="文本框 2"/>
+                        <wps:cNvSpPr txBox="1">
+                          <a:spLocks noChangeArrowheads="1"/>
+                        </wps:cNvSpPr>
+                        <wps:spPr bwMode="auto">
+                          <a:xfrm>
+                            <a:off x="1232080" y="368932"/>
+                            <a:ext cx="428425" cy="260010"/>
+                          </a:xfrm>
+                          <a:prstGeom prst="rect">
+                            <a:avLst/>
+                          </a:prstGeom>
+                          <a:solidFill>
+                            <a:schemeClr val="bg1"/>
+                          </a:solidFill>
+                          <a:ln w="9525">
+                            <a:noFill/>
+                            <a:miter lim="800000"/>
+                            <a:headEnd/>
+                            <a:tailEnd/>
+                          </a:ln>
+                        </wps:spPr>
+                        <wps:txbx>
+                          <w:txbxContent>
+                            <w:p>
+                              <w:pPr>
+                                <w:spacing w:line="276" w:lineRule="auto"/>
+                                <w:jc w:val="center"/>
+                                <w:rPr>
+                                  <w:rFonts w:ascii="微软雅黑" w:eastAsia="微软雅黑" w:hAnsi="微软雅黑" w:cs="Times New Roman" w:hint="eastAsia"/>
+                                  <w:b/>
+                                  <w:bCs/>
+                                  <w:sz w:val="18"/>
+                                  <w:szCs w:val="18"/>
+                                  <w14:ligatures w14:val="none"/>
+                                </w:rPr>
+                              </w:pPr>
+                              <w:r>
+                                <w:rPr>
+                                  <w:rFonts w:ascii="微软雅黑" w:eastAsia="微软雅黑" w:hAnsi="微软雅黑" w:cs="Times New Roman" w:hint="eastAsia"/>
+                                  <w:b/>
+                                  <w:bCs/>
+                                  <w:sz w:val="18"/>
+                                  <w:szCs w:val="18"/>
+                                </w:rPr>
+                                <w:t>-</w:t>
+                              </w:r>
+                              <w:r>
+                                <w:rPr>
+                                  <w:rFonts w:ascii="微软雅黑" w:eastAsia="微软雅黑" w:hAnsi="微软雅黑" w:cs="Times New Roman" w:hint="eastAsia"/>
+                                  <w:b/>
+                                  <w:bCs/>
+                                  <w:sz w:val="18"/>
+                                  <w:szCs w:val="18"/>
+                                </w:rPr>
+                                <w:t>Inf</w:t>
+                              </w:r>
+                            </w:p>
+                          </w:txbxContent>
+                        </wps:txbx>
+                        <wps:bodyPr rot="0" vert="horz" wrap="square" lIns="87993" tIns="43995" rIns="87993" bIns="43995" anchor="t" anchorCtr="0">
+                          <a:noAutofit/>
+                        </wps:bodyPr>
+                      </wps:wsp>
+                      <wps:wsp>
+                        <wps:cNvPr id="100017363" name="文本框 2"/>
+                        <wps:cNvSpPr txBox="1">
+                          <a:spLocks noChangeArrowheads="1"/>
+                        </wps:cNvSpPr>
+                        <wps:spPr bwMode="auto">
+                          <a:xfrm>
+                            <a:off x="2943081" y="370173"/>
+                            <a:ext cx="428425" cy="260010"/>
+                          </a:xfrm>
+                          <a:prstGeom prst="rect">
+                            <a:avLst/>
+                          </a:prstGeom>
+                          <a:solidFill>
+                            <a:schemeClr val="bg1"/>
+                          </a:solidFill>
+                          <a:ln w="9525">
+                            <a:noFill/>
+                            <a:miter lim="800000"/>
+                            <a:headEnd/>
+                            <a:tailEnd/>
+                          </a:ln>
+                        </wps:spPr>
+                        <wps:txbx>
+                          <w:txbxContent>
+                            <w:p>
+                              <w:pPr>
+                                <w:spacing w:line="276" w:lineRule="auto"/>
+                                <w:jc w:val="center"/>
+                                <w:rPr>
+                                  <w:rFonts w:ascii="微软雅黑" w:eastAsia="微软雅黑" w:hAnsi="微软雅黑" w:cs="Times New Roman" w:hint="eastAsia"/>
+                                  <w:b/>
+                                  <w:bCs/>
+                                  <w:sz w:val="18"/>
+                                  <w:szCs w:val="18"/>
+                                  <w14:ligatures w14:val="none"/>
+                                </w:rPr>
+                              </w:pPr>
+                              <w:r>
+                                <w:rPr>
+                                  <w:rFonts w:ascii="微软雅黑" w:eastAsia="微软雅黑" w:hAnsi="微软雅黑" w:cs="Times New Roman" w:hint="eastAsia"/>
+                                  <w:b/>
+                                  <w:bCs/>
+                                  <w:sz w:val="18"/>
+                                  <w:szCs w:val="18"/>
+                                </w:rPr>
+                                <w:t>0</w:t>
+                              </w:r>
+                            </w:p>
+                          </w:txbxContent>
+                        </wps:txbx>
+                        <wps:bodyPr rot="0" vert="horz" wrap="square" lIns="87993" tIns="43995" rIns="87993" bIns="43995" anchor="t" anchorCtr="0">
+                          <a:noAutofit/>
+                        </wps:bodyPr>
+                      </wps:wsp>
+                      <wps:wsp>
+                        <wps:cNvPr id="752836468" name="文本框 2"/>
+                        <wps:cNvSpPr txBox="1">
+                          <a:spLocks noChangeArrowheads="1"/>
+                        </wps:cNvSpPr>
+                        <wps:spPr bwMode="auto">
+                          <a:xfrm>
+                            <a:off x="4662720" y="370173"/>
+                            <a:ext cx="428425" cy="260010"/>
+                          </a:xfrm>
+                          <a:prstGeom prst="rect">
+                            <a:avLst/>
+                          </a:prstGeom>
+                          <a:solidFill>
+                            <a:schemeClr val="bg1"/>
+                          </a:solidFill>
+                          <a:ln w="9525">
+                            <a:noFill/>
+                            <a:miter lim="800000"/>
+                            <a:headEnd/>
+                            <a:tailEnd/>
+                          </a:ln>
+                        </wps:spPr>
+                        <wps:txbx>
+                          <w:txbxContent>
+                            <w:p>
+                              <w:pPr>
+                                <w:spacing w:line="276" w:lineRule="auto"/>
+                                <w:jc w:val="center"/>
+                                <w:rPr>
+                                  <w:rFonts w:ascii="微软雅黑" w:eastAsia="微软雅黑" w:hAnsi="微软雅黑" w:cs="Times New Roman" w:hint="eastAsia"/>
+                                  <w:b/>
+                                  <w:bCs/>
+                                  <w:sz w:val="18"/>
+                                  <w:szCs w:val="18"/>
+                                  <w14:ligatures w14:val="none"/>
+                                </w:rPr>
+                              </w:pPr>
+                              <w:r>
+                                <w:rPr>
+                                  <w:rFonts w:ascii="微软雅黑" w:eastAsia="微软雅黑" w:hAnsi="微软雅黑" w:cs="Times New Roman" w:hint="eastAsia"/>
+                                  <w:b/>
+                                  <w:bCs/>
+                                  <w:sz w:val="18"/>
+                                  <w:szCs w:val="18"/>
+                                </w:rPr>
+                                <w:t>+</w:t>
+                              </w:r>
+                              <w:r>
+                                <w:rPr>
+                                  <w:rFonts w:ascii="微软雅黑" w:eastAsia="微软雅黑" w:hAnsi="微软雅黑" w:cs="Times New Roman" w:hint="eastAsia"/>
+                                  <w:b/>
+                                  <w:bCs/>
+                                  <w:sz w:val="18"/>
+                                  <w:szCs w:val="18"/>
+                                </w:rPr>
+                                <w:t>Inf</w:t>
+                              </w:r>
+                            </w:p>
+                          </w:txbxContent>
+                        </wps:txbx>
+                        <wps:bodyPr rot="0" vert="horz" wrap="square" lIns="87993" tIns="43995" rIns="87993" bIns="43995" anchor="t" anchorCtr="0">
+                          <a:noAutofit/>
+                        </wps:bodyPr>
+                      </wps:wsp>
+                      <wps:wsp>
+                        <wps:cNvPr id="1870463404" name="文本框 2"/>
+                        <wps:cNvSpPr txBox="1">
+                          <a:spLocks noChangeArrowheads="1"/>
+                        </wps:cNvSpPr>
+                        <wps:spPr bwMode="auto">
+                          <a:xfrm>
+                            <a:off x="751524" y="1"/>
+                            <a:ext cx="749229" cy="260010"/>
+                          </a:xfrm>
+                          <a:prstGeom prst="rect">
+                            <a:avLst/>
+                          </a:prstGeom>
+                          <a:solidFill>
+                            <a:schemeClr val="bg1"/>
+                          </a:solidFill>
+                          <a:ln w="9525">
+                            <a:noFill/>
+                            <a:miter lim="800000"/>
+                            <a:headEnd/>
+                            <a:tailEnd/>
+                          </a:ln>
+                        </wps:spPr>
+                        <wps:txbx>
+                          <w:txbxContent>
+                            <w:p>
+                              <w:pPr>
+                                <w:snapToGrid w:val="0"/>
+                                <w:spacing w:after="0" w:line="240" w:lineRule="auto"/>
+                                <w:jc w:val="center"/>
+                                <w:rPr>
+                                  <w:rFonts w:ascii="华文楷体" w:eastAsia="华文楷体" w:hAnsi="华文楷体" w:cs="Times New Roman" w:hint="eastAsia"/>
+                                  <w:b/>
+                                  <w:bCs/>
+                                  <w:sz w:val="18"/>
+                                  <w:szCs w:val="18"/>
+                                </w:rPr>
+                              </w:pPr>
+                              <w:r>
+                                <w:rPr>
+                                  <w:rFonts w:ascii="华文楷体" w:eastAsia="华文楷体" w:hAnsi="华文楷体" w:cs="Times New Roman" w:hint="eastAsia"/>
+                                  <w:b/>
+                                  <w:bCs/>
+                                  <w:sz w:val="18"/>
+                                  <w:szCs w:val="18"/>
+                                </w:rPr>
+                                <w:t>NaN (S=1)</w:t>
+                              </w:r>
+                            </w:p>
+                            <w:p>
+                              <w:pPr>
+                                <w:snapToGrid w:val="0"/>
+                                <w:spacing w:after="0" w:line="240" w:lineRule="auto"/>
+                                <w:jc w:val="center"/>
+                                <w:rPr>
+                                  <w:rFonts w:ascii="华文楷体" w:eastAsia="华文楷体" w:hAnsi="华文楷体" w:cs="Times New Roman" w:hint="eastAsia"/>
+                                  <w:b/>
+                                  <w:bCs/>
+                                  <w:sz w:val="20"/>
+                                  <w:szCs w:val="20"/>
+                                  <w14:ligatures w14:val="none"/>
+                                </w:rPr>
+                              </w:pPr>
+                            </w:p>
+                          </w:txbxContent>
+                        </wps:txbx>
+                        <wps:bodyPr rot="0" vert="horz" wrap="square" lIns="87993" tIns="43995" rIns="87993" bIns="43995" anchor="t" anchorCtr="0">
+                          <a:noAutofit/>
+                        </wps:bodyPr>
+                      </wps:wsp>
+                      <wps:wsp>
+                        <wps:cNvPr id="1162022620" name="文本框 2"/>
+                        <wps:cNvSpPr txBox="1">
+                          <a:spLocks noChangeArrowheads="1"/>
+                        </wps:cNvSpPr>
+                        <wps:spPr bwMode="auto">
+                          <a:xfrm>
+                            <a:off x="1904072" y="718"/>
+                            <a:ext cx="802432" cy="260010"/>
+                          </a:xfrm>
+                          <a:prstGeom prst="rect">
+                            <a:avLst/>
+                          </a:prstGeom>
+                          <a:solidFill>
+                            <a:schemeClr val="bg1"/>
+                          </a:solidFill>
+                          <a:ln w="9525">
+                            <a:noFill/>
+                            <a:miter lim="800000"/>
+                            <a:headEnd/>
+                            <a:tailEnd/>
+                          </a:ln>
+                        </wps:spPr>
+                        <wps:txbx>
+                          <w:txbxContent>
+                            <w:p>
+                              <w:pPr>
+                                <w:snapToGrid w:val="0"/>
+                                <w:spacing w:after="0" w:line="240" w:lineRule="auto"/>
+                                <w:jc w:val="center"/>
+                                <w:rPr>
+                                  <w:rFonts w:ascii="华文楷体" w:eastAsia="华文楷体" w:hAnsi="华文楷体" w:cs="Times New Roman" w:hint="eastAsia"/>
+                                  <w:b/>
+                                  <w:bCs/>
+                                  <w:sz w:val="18"/>
+                                  <w:szCs w:val="18"/>
+                                </w:rPr>
+                              </w:pPr>
+                              <w:r>
+                                <w:rPr>
+                                  <w:rFonts w:ascii="华文楷体" w:eastAsia="华文楷体" w:hAnsi="华文楷体" w:cs="Times New Roman" w:hint="eastAsia"/>
+                                  <w:b/>
+                                  <w:bCs/>
+                                  <w:sz w:val="20"/>
+                                  <w:szCs w:val="20"/>
+                                </w:rPr>
+                                <w:t>负数</w:t>
+                              </w:r>
+                            </w:p>
+                          </w:txbxContent>
+                        </wps:txbx>
+                        <wps:bodyPr rot="0" vert="horz" wrap="square" lIns="87993" tIns="43995" rIns="87993" bIns="43995" anchor="t" anchorCtr="0">
+                          <a:noAutofit/>
+                        </wps:bodyPr>
+                      </wps:wsp>
+                      <wps:wsp>
+                        <wps:cNvPr id="1723445300" name="文本框 2"/>
+                        <wps:cNvSpPr txBox="1">
+                          <a:spLocks noChangeArrowheads="1"/>
+                        </wps:cNvSpPr>
+                        <wps:spPr bwMode="auto">
+                          <a:xfrm>
+                            <a:off x="3534949" y="567"/>
+                            <a:ext cx="967550" cy="260010"/>
+                          </a:xfrm>
+                          <a:prstGeom prst="rect">
+                            <a:avLst/>
+                          </a:prstGeom>
+                          <a:solidFill>
+                            <a:schemeClr val="bg1"/>
+                          </a:solidFill>
+                          <a:ln w="9525">
+                            <a:noFill/>
+                            <a:miter lim="800000"/>
+                            <a:headEnd/>
+                            <a:tailEnd/>
+                          </a:ln>
+                        </wps:spPr>
+                        <wps:txbx>
+                          <w:txbxContent>
+                            <w:p>
+                              <w:pPr>
+                                <w:snapToGrid w:val="0"/>
+                                <w:spacing w:after="0" w:line="240" w:lineRule="auto"/>
+                                <w:jc w:val="center"/>
+                                <w:rPr>
+                                  <w:rFonts w:ascii="华文楷体" w:eastAsia="华文楷体" w:hAnsi="华文楷体" w:cs="Times New Roman" w:hint="eastAsia"/>
+                                  <w:b/>
+                                  <w:bCs/>
+                                  <w:sz w:val="20"/>
+                                  <w:szCs w:val="20"/>
+                                </w:rPr>
+                              </w:pPr>
+                              <w:r>
+                                <w:rPr>
+                                  <w:rFonts w:ascii="华文楷体" w:eastAsia="华文楷体" w:hAnsi="华文楷体" w:cs="Times New Roman" w:hint="eastAsia"/>
+                                  <w:b/>
+                                  <w:bCs/>
+                                  <w:sz w:val="20"/>
+                                  <w:szCs w:val="20"/>
+                                </w:rPr>
+                                <w:t>正数</w:t>
+                              </w:r>
+                            </w:p>
+                          </w:txbxContent>
+                        </wps:txbx>
+                        <wps:bodyPr rot="0" vert="horz" wrap="square" lIns="87993" tIns="43995" rIns="87993" bIns="43995" anchor="t" anchorCtr="0">
+                          <a:noAutofit/>
+                        </wps:bodyPr>
+                      </wps:wsp>
+                      <wps:wsp>
+                        <wps:cNvPr id="1658302940" name="文本框 2"/>
+                        <wps:cNvSpPr txBox="1">
+                          <a:spLocks noChangeArrowheads="1"/>
+                        </wps:cNvSpPr>
+                        <wps:spPr bwMode="auto">
+                          <a:xfrm>
+                            <a:off x="4801693" y="630"/>
+                            <a:ext cx="884680" cy="260010"/>
+                          </a:xfrm>
+                          <a:prstGeom prst="rect">
+                            <a:avLst/>
+                          </a:prstGeom>
+                          <a:solidFill>
+                            <a:schemeClr val="bg1"/>
+                          </a:solidFill>
+                          <a:ln w="9525">
+                            <a:noFill/>
+                            <a:miter lim="800000"/>
+                            <a:headEnd/>
+                            <a:tailEnd/>
+                          </a:ln>
+                        </wps:spPr>
+                        <wps:txbx>
+                          <w:txbxContent>
+                            <w:p>
+                              <w:pPr>
+                                <w:snapToGrid w:val="0"/>
+                                <w:spacing w:after="0" w:line="240" w:lineRule="auto"/>
+                                <w:jc w:val="center"/>
+                                <w:rPr>
+                                  <w:rFonts w:ascii="华文楷体" w:eastAsia="华文楷体" w:hAnsi="华文楷体" w:cs="Times New Roman" w:hint="eastAsia"/>
+                                  <w:b/>
+                                  <w:bCs/>
+                                  <w:sz w:val="18"/>
+                                  <w:szCs w:val="18"/>
+                                </w:rPr>
+                              </w:pPr>
+                              <w:r>
+                                <w:rPr>
+                                  <w:rFonts w:ascii="华文楷体" w:eastAsia="华文楷体" w:hAnsi="华文楷体" w:cs="Times New Roman" w:hint="eastAsia"/>
+                                  <w:b/>
+                                  <w:bCs/>
+                                  <w:sz w:val="18"/>
+                                  <w:szCs w:val="18"/>
+                                </w:rPr>
+                                <w:t>NaN (S=0)</w:t>
+                              </w:r>
+                            </w:p>
+                          </w:txbxContent>
+                        </wps:txbx>
+                        <wps:bodyPr rot="0" vert="horz" wrap="square" lIns="87993" tIns="43995" rIns="87993" bIns="43995" anchor="t" anchorCtr="0">
+                          <a:noAutofit/>
+                        </wps:bodyPr>
+                      </wps:wsp>
+                      <wps:wsp>
+                        <wps:cNvPr id="595727612" name="文本框 2"/>
+                        <wps:cNvSpPr txBox="1">
+                          <a:spLocks noChangeArrowheads="1"/>
+                        </wps:cNvSpPr>
+                        <wps:spPr bwMode="auto">
+                          <a:xfrm>
+                            <a:off x="1" y="349184"/>
+                            <a:ext cx="651865" cy="259890"/>
+                          </a:xfrm>
+                          <a:prstGeom prst="rect">
+                            <a:avLst/>
+                          </a:prstGeom>
+                          <a:solidFill>
+                            <a:schemeClr val="bg1"/>
+                          </a:solidFill>
+                          <a:ln w="9525">
+                            <a:noFill/>
+                            <a:miter lim="800000"/>
+                            <a:headEnd/>
+                            <a:tailEnd/>
+                          </a:ln>
+                        </wps:spPr>
+                        <wps:txbx>
+                          <w:txbxContent>
+                            <w:p>
+                              <w:pPr>
+                                <w:spacing w:line="276" w:lineRule="auto"/>
+                                <w:jc w:val="center"/>
+                                <w:rPr>
+                                  <w:rFonts w:ascii="等线" w:eastAsia="华文楷体" w:hAnsi="华文楷体" w:cs="Times New Roman" w:hint="eastAsia"/>
+                                  <w:b/>
+                                  <w:bCs/>
+                                  <w:sz w:val="20"/>
+                                  <w:szCs w:val="20"/>
+                                  <w14:ligatures w14:val="none"/>
+                                </w:rPr>
+                              </w:pPr>
+                              <w:r>
+                                <w:rPr>
+                                  <w:rFonts w:ascii="等线" w:eastAsia="华文楷体" w:hAnsi="华文楷体" w:cs="Times New Roman" w:hint="eastAsia"/>
+                                  <w:b/>
+                                  <w:bCs/>
+                                  <w:sz w:val="20"/>
+                                  <w:szCs w:val="20"/>
+                                </w:rPr>
+                                <w:t>浮点数</w:t>
+                              </w:r>
+                            </w:p>
+                          </w:txbxContent>
+                        </wps:txbx>
+                        <wps:bodyPr rot="0" vert="horz" wrap="square" lIns="87993" tIns="43995" rIns="87993" bIns="43995" anchor="t" anchorCtr="0">
+                          <a:noAutofit/>
+                        </wps:bodyPr>
+                      </wps:wsp>
+                      <wps:wsp>
+                        <wps:cNvPr id="1232160961" name="文本框 2"/>
+                        <wps:cNvSpPr txBox="1">
+                          <a:spLocks noChangeArrowheads="1"/>
+                        </wps:cNvSpPr>
+                        <wps:spPr bwMode="auto">
+                          <a:xfrm>
+                            <a:off x="1" y="759033"/>
+                            <a:ext cx="651254" cy="259279"/>
+                          </a:xfrm>
+                          <a:prstGeom prst="rect">
+                            <a:avLst/>
+                          </a:prstGeom>
+                          <a:solidFill>
+                            <a:schemeClr val="bg1"/>
+                          </a:solidFill>
+                          <a:ln w="9525">
+                            <a:noFill/>
+                            <a:miter lim="800000"/>
+                            <a:headEnd/>
+                            <a:tailEnd/>
+                          </a:ln>
+                        </wps:spPr>
+                        <wps:txbx>
+                          <w:txbxContent>
+                            <w:p>
+                              <w:pPr>
+                                <w:spacing w:line="276" w:lineRule="auto"/>
+                                <w:jc w:val="center"/>
+                                <w:rPr>
+                                  <w:rFonts w:ascii="等线" w:eastAsia="华文楷体" w:hAnsi="华文楷体" w:cs="Times New Roman" w:hint="eastAsia"/>
+                                  <w:b/>
+                                  <w:bCs/>
+                                  <w:sz w:val="20"/>
+                                  <w:szCs w:val="20"/>
+                                  <w14:ligatures w14:val="none"/>
+                                </w:rPr>
+                              </w:pPr>
+                              <w:r>
+                                <w:rPr>
+                                  <w:rFonts w:ascii="等线" w:eastAsia="华文楷体" w:hAnsi="华文楷体" w:cs="Times New Roman" w:hint="eastAsia"/>
+                                  <w:b/>
+                                  <w:bCs/>
+                                  <w:sz w:val="20"/>
+                                  <w:szCs w:val="20"/>
+                                </w:rPr>
+                                <w:t>位模式</w:t>
+                              </w:r>
+                            </w:p>
+                          </w:txbxContent>
+                        </wps:txbx>
+                        <wps:bodyPr rot="0" vert="horz" wrap="square" lIns="87993" tIns="43995" rIns="87993" bIns="43995" anchor="t" anchorCtr="0">
+                          <a:noAutofit/>
+                        </wps:bodyPr>
+                      </wps:wsp>
+                    </wpc:wpc>
+                  </a:graphicData>
+                </a:graphic>
+              </wp:inline>
+            </w:drawing>
+          </mc:Choice>
+          <mc:Fallback>
+            <w:pict>
+              <v:group w14:anchorId="1508D1EC" id="_x0000_s1082" editas="canvas" style="width:498pt;height:114.95pt;mso-position-horizontal-relative:char;mso-position-vertical-relative:line" coordsize="63246,14598" o:gfxdata="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">
+                <v:shape id="_x0000_s1083" type="#_x0000_t75" style="position:absolute;width:63246;height:14598;visibility:visible;mso-wrap-style:square" filled="t">
+                  <v:fill o:detectmouseclick="t"/>
+                  <v:path o:connecttype="none"/>
+                </v:shape>
+                <v:shape id="直接箭头连接符 5608500" o:spid="_x0000_s1084" type="#_x0000_t32" style="position:absolute;left:7396;top:6850;width:50156;height:0;visibility:visible;mso-wrap-style:square" o:connectortype="straight" o:gfxdata="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" strokecolor="black [3200]" strokeweight="2.25pt">
+                  <v:stroke endarrow="block" joinstyle="miter"/>
+                </v:shape>
+                <v:line id="直接连接符 1438986649" o:spid="_x0000_s1085" style="position:absolute;visibility:visible;mso-wrap-style:square" from="7396,5970" to="7396,7703" o:connectortype="straight" o:gfxdata="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" strokecolor="black [3213]" strokeweight="1.5pt">
+                  <v:stroke joinstyle="miter"/>
+                </v:line>
+                <v:line id="直接连接符 1706707485" o:spid="_x0000_s1086" style="position:absolute;visibility:visible;mso-wrap-style:square" from="14508,5970" to="14508,7703" o:connectortype="straight" o:gfxdata="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" strokecolor="black [3213]" strokeweight="1.5pt">
+                  <v:stroke joinstyle="miter"/>
+                </v:line>
+                <v:line id="直接连接符 248944667" o:spid="_x0000_s1087" style="position:absolute;visibility:visible;mso-wrap-style:square" from="48777,5970" to="48777,7703" o:connectortype="straight" o:gfxdata="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" strokecolor="black [3213]" strokeweight="1.5pt">
+                  <v:stroke joinstyle="miter"/>
+                </v:line>
+                <v:shape id="文本框 2" o:spid="_x0000_s1088" type="#_x0000_t202" style="position:absolute;left:7184;top:7474;width:14704;height:2605;visibility:visible;mso-wrap-style:square;v-text-anchor:top" o:gfxdata="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" fillcolor="white [3212]" stroked="f">
+                  <v:textbox inset="2.44425mm,1.2221mm,2.44425mm,1.2221mm">
+                    <w:txbxContent>
+                      <w:p>
+                        <w:pPr>
+                          <w:snapToGrid w:val="0"/>
+                          <w:spacing w:after="0" w:line="240" w:lineRule="auto"/>
+                          <w:jc w:val="center"/>
+                          <w:rPr>
+                            <w:rFonts w:ascii="微软雅黑" w:eastAsia="微软雅黑" w:hAnsi="微软雅黑" w:cs="Times New Roman" w:hint="eastAsia"/>
+                            <w:b/>
+                            <w:bCs/>
+                            <w:sz w:val="16"/>
+                            <w:szCs w:val="16"/>
+                            <w14:ligatures w14:val="none"/>
+                          </w:rPr>
+                        </w:pPr>
+                        <w:r>
+                          <w:rPr>
+                            <w:rFonts w:ascii="微软雅黑" w:eastAsia="微软雅黑" w:hAnsi="微软雅黑" w:cs="Times New Roman" w:hint="eastAsia"/>
+                            <w:sz w:val="16"/>
+                            <w:szCs w:val="16"/>
+                          </w:rPr>
+                          <w:t>0x</w:t>
+                        </w:r>
+                        <w:r>
+                          <w:rPr>
+                            <w:rFonts w:ascii="微软雅黑" w:eastAsia="微软雅黑" w:hAnsi="微软雅黑" w:cs="Times New Roman" w:hint="eastAsia"/>
+                            <w:sz w:val="16"/>
+                            <w:szCs w:val="16"/>
+                          </w:rPr>
+                          <w:t>FFFFFFFFFFFFF</w:t>
+                        </w:r>
+                        <w:r>
+                          <w:rPr>
+                            <w:rFonts w:ascii="微软雅黑" w:eastAsia="微软雅黑" w:hAnsi="微软雅黑" w:cs="Times New Roman" w:hint="eastAsia"/>
+                            <w:sz w:val="16"/>
+                            <w:szCs w:val="16"/>
+                          </w:rPr>
+                          <w:t>00</w:t>
+                        </w:r>
+                        <w:r>
+                          <w:rPr>
+                            <w:rFonts w:ascii="微软雅黑" w:eastAsia="微软雅黑" w:hAnsi="微软雅黑" w:cs="Times New Roman" w:hint="eastAsia"/>
+                            <w:sz w:val="16"/>
+                            <w:szCs w:val="16"/>
+                          </w:rPr>
+                          <w:t>1</w:t>
+                        </w:r>
+                      </w:p>
+                    </w:txbxContent>
+                  </v:textbox>
+                </v:shape>
+                <v:line id="直接连接符 351301106" o:spid="_x0000_s1089" style="position:absolute;visibility:visible;mso-wrap-style:square" from="31598,5970" to="31598,7703" o:connectortype="straight" o:gfxdata="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" strokecolor="black [3213]" strokeweight="1.5pt">
+                  <v:stroke joinstyle="miter"/>
+                </v:line>
+                <v:shape id="文本框 2" o:spid="_x0000_s1090" type="#_x0000_t202" style="position:absolute;left:6011;top:7520;width:2816;height:2605;visibility:visible;mso-wrap-style:square;v-text-anchor:top" o:gfxdata="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" fillcolor="white [3212]" stroked="f">
+                  <v:textbox inset="2.44425mm,1.2221mm,2.44425mm,1.2221mm">
+                    <w:txbxContent>
+                      <w:p>
+                        <w:pPr>
+                          <w:snapToGrid w:val="0"/>
+                          <w:spacing w:after="0" w:line="240" w:lineRule="auto"/>
+                          <w:jc w:val="center"/>
+                          <w:rPr>
+                            <w:rFonts w:ascii="微软雅黑" w:eastAsia="微软雅黑" w:hAnsi="微软雅黑" w:cs="Times New Roman" w:hint="eastAsia"/>
+                            <w:sz w:val="16"/>
+                            <w:szCs w:val="16"/>
+                            <w14:ligatures w14:val="none"/>
+                          </w:rPr>
+                        </w:pPr>
+                        <w:r>
+                          <w:rPr>
+                            <w:rFonts w:ascii="微软雅黑" w:eastAsia="微软雅黑" w:hAnsi="微软雅黑" w:cs="Times New Roman" w:hint="eastAsia"/>
+                            <w:sz w:val="16"/>
+                            <w:szCs w:val="16"/>
+                          </w:rPr>
+                          <w:t>1</w:t>
+                        </w:r>
+                      </w:p>
+                    </w:txbxContent>
+                  </v:textbox>
+                </v:shape>
+                <v:shape id="文本框 2" o:spid="_x0000_s1091" type="#_x0000_t202" style="position:absolute;left:24052;top:7457;width:15055;height:2605;visibility:visible;mso-wrap-style:square;v-text-anchor:top" o:gfxdata="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" fillcolor="white [3212]" stroked="f">
+                  <v:textbox inset="2.44425mm,1.2221mm,2.44425mm,1.2221mm">
+                    <w:txbxContent>
+                      <w:p>
+                        <w:pPr>
+                          <w:snapToGrid w:val="0"/>
+                          <w:spacing w:after="0" w:line="240" w:lineRule="auto"/>
+                          <w:jc w:val="center"/>
+                          <w:rPr>
+                            <w:rFonts w:ascii="微软雅黑" w:eastAsia="微软雅黑" w:hAnsi="微软雅黑" w:hint="eastAsia"/>
+                            <w:sz w:val="16"/>
+                            <w:szCs w:val="18"/>
+                          </w:rPr>
+                        </w:pPr>
+                        <w:r>
+                          <w:rPr>
+                            <w:rFonts w:ascii="微软雅黑" w:eastAsia="微软雅黑" w:hAnsi="微软雅黑" w:hint="eastAsia"/>
+                            <w:sz w:val="16"/>
+                            <w:szCs w:val="18"/>
+                          </w:rPr>
+                          <w:t>0x8000000000000000</w:t>
+                        </w:r>
+                      </w:p>
+                    </w:txbxContent>
+                  </v:textbox>
+                </v:shape>
+                <v:shape id="文本框 2" o:spid="_x0000_s1092" type="#_x0000_t202" style="position:absolute;left:41417;top:7358;width:14688;height:2605;visibility:visible;mso-wrap-style:square;v-text-anchor:top" o:gfxdata="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" fillcolor="white [3212]" stroked="f">
+                  <v:textbox inset="2.44425mm,1.2221mm,2.44425mm,1.2221mm">
+                    <w:txbxContent>
+                      <w:p>
+                        <w:pPr>
+                          <w:snapToGrid w:val="0"/>
+                          <w:spacing w:after="0" w:line="240" w:lineRule="auto"/>
+                          <w:jc w:val="center"/>
+                          <w:rPr>
+                            <w:rFonts w:ascii="微软雅黑" w:eastAsia="微软雅黑" w:hAnsi="微软雅黑" w:cs="Times New Roman" w:hint="eastAsia"/>
+                            <w:sz w:val="16"/>
+                            <w:szCs w:val="16"/>
+                            <w14:ligatures w14:val="none"/>
+                          </w:rPr>
+                        </w:pPr>
+                        <w:r>
+                          <w:rPr>
+                            <w:rFonts w:ascii="微软雅黑" w:eastAsia="微软雅黑" w:hAnsi="微软雅黑" w:cs="Times New Roman" w:hint="eastAsia"/>
+                            <w:sz w:val="16"/>
+                            <w:szCs w:val="16"/>
+                          </w:rPr>
+                          <w:t>0xFFF0000000000000</w:t>
+                        </w:r>
+                      </w:p>
+                    </w:txbxContent>
+                  </v:textbox>
+                </v:shape>
+                <v:line id="直接连接符 1336781815" o:spid="_x0000_s1093" style="position:absolute;visibility:visible;mso-wrap-style:square" from="55825,5970" to="55825,12661" o:connectortype="straight" o:gfxdata="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" strokecolor="black [3213]" strokeweight="1.5pt">
+                  <v:stroke joinstyle="miter"/>
+                </v:line>
+                <v:shape id="文本框 2" o:spid="_x0000_s1094" type="#_x0000_t202" style="position:absolute;left:48526;top:11739;width:14732;height:2605;visibility:visible;mso-wrap-style:square;v-text-anchor:top" o:gfxdata="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" fillcolor="white [3212]" stroked="f">
+                  <v:textbox inset="2.44425mm,1.2221mm,2.44425mm,1.2221mm">
+                    <w:txbxContent>
+                      <w:p>
+                        <w:pPr>
+                          <w:snapToGrid w:val="0"/>
+                          <w:spacing w:after="0" w:line="240" w:lineRule="auto"/>
+                          <w:jc w:val="center"/>
+                          <w:rPr>
+                            <w:rFonts w:ascii="微软雅黑" w:eastAsia="微软雅黑" w:hAnsi="微软雅黑" w:cs="Times New Roman" w:hint="eastAsia"/>
+                            <w:sz w:val="16"/>
+                            <w:szCs w:val="16"/>
+                            <w14:ligatures w14:val="none"/>
+                          </w:rPr>
+                        </w:pPr>
+                        <w:r>
+                          <w:rPr>
+                            <w:rFonts w:ascii="微软雅黑" w:eastAsia="微软雅黑" w:hAnsi="微软雅黑" w:cs="Times New Roman" w:hint="eastAsia"/>
+                            <w:sz w:val="16"/>
+                            <w:szCs w:val="16"/>
+                          </w:rPr>
+                          <w:t>0xFFFFFFFFFFFFFFFF</w:t>
+                        </w:r>
+                      </w:p>
+                    </w:txbxContent>
+                  </v:textbox>
+                </v:shape>
+                <v:shape id="文本框 2" o:spid="_x0000_s1095" type="#_x0000_t202" style="position:absolute;left:12320;top:3689;width:4285;height:2600;visibility:visible;mso-wrap-style:square;v-text-anchor:top" o:gfxdata="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" fillcolor="white [3212]" stroked="f">
+                  <v:textbox inset="2.44425mm,1.2221mm,2.44425mm,1.2221mm">
+                    <w:txbxContent>
+                      <w:p>
+                        <w:pPr>
+                          <w:spacing w:line="276" w:lineRule="auto"/>
+                          <w:jc w:val="center"/>
+                          <w:rPr>
+                            <w:rFonts w:ascii="微软雅黑" w:eastAsia="微软雅黑" w:hAnsi="微软雅黑" w:cs="Times New Roman" w:hint="eastAsia"/>
+                            <w:b/>
+                            <w:bCs/>
+                            <w:sz w:val="18"/>
+                            <w:szCs w:val="18"/>
+                            <w14:ligatures w14:val="none"/>
+                          </w:rPr>
+                        </w:pPr>
+                        <w:r>
+                          <w:rPr>
+                            <w:rFonts w:ascii="微软雅黑" w:eastAsia="微软雅黑" w:hAnsi="微软雅黑" w:cs="Times New Roman" w:hint="eastAsia"/>
+                            <w:b/>
+                            <w:bCs/>
+                            <w:sz w:val="18"/>
+                            <w:szCs w:val="18"/>
+                          </w:rPr>
+                          <w:t>-</w:t>
+                        </w:r>
+                        <w:r>
+                          <w:rPr>
+                            <w:rFonts w:ascii="微软雅黑" w:eastAsia="微软雅黑" w:hAnsi="微软雅黑" w:cs="Times New Roman" w:hint="eastAsia"/>
+                            <w:b/>
+                            <w:bCs/>
+                            <w:sz w:val="18"/>
+                            <w:szCs w:val="18"/>
+                          </w:rPr>
+                          <w:t>Inf</w:t>
+                        </w:r>
+                      </w:p>
+                    </w:txbxContent>
+                  </v:textbox>
+                </v:shape>
+                <v:shape id="文本框 2" o:spid="_x0000_s1096" type="#_x0000_t202" style="position:absolute;left:29430;top:3701;width:4285;height:2600;visibility:visible;mso-wrap-style:square;v-text-anchor:top" o:gfxdata="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" fillcolor="white [3212]" stroked="f">
+                  <v:textbox inset="2.44425mm,1.2221mm,2.44425mm,1.2221mm">
+                    <w:txbxContent>
+                      <w:p>
+                        <w:pPr>
+                          <w:spacing w:line="276" w:lineRule="auto"/>
+                          <w:jc w:val="center"/>
+                          <w:rPr>
+                            <w:rFonts w:ascii="微软雅黑" w:eastAsia="微软雅黑" w:hAnsi="微软雅黑" w:cs="Times New Roman" w:hint="eastAsia"/>
+                            <w:b/>
+                            <w:bCs/>
+                            <w:sz w:val="18"/>
+                            <w:szCs w:val="18"/>
+                            <w14:ligatures w14:val="none"/>
+                          </w:rPr>
+                        </w:pPr>
+                        <w:r>
+                          <w:rPr>
+                            <w:rFonts w:ascii="微软雅黑" w:eastAsia="微软雅黑" w:hAnsi="微软雅黑" w:cs="Times New Roman" w:hint="eastAsia"/>
+                            <w:b/>
+                            <w:bCs/>
+                            <w:sz w:val="18"/>
+                            <w:szCs w:val="18"/>
+                          </w:rPr>
+                          <w:t>0</w:t>
+                        </w:r>
+                      </w:p>
+                    </w:txbxContent>
+                  </v:textbox>
+                </v:shape>
+                <v:shape id="文本框 2" o:spid="_x0000_s1097" type="#_x0000_t202" style="position:absolute;left:46627;top:3701;width:4284;height:2600;visibility:visible;mso-wrap-style:square;v-text-anchor:top" o:gfxdata="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" fillcolor="white [3212]" stroked="f">
+                  <v:textbox inset="2.44425mm,1.2221mm,2.44425mm,1.2221mm">
+                    <w:txbxContent>
+                      <w:p>
+                        <w:pPr>
+                          <w:spacing w:line="276" w:lineRule="auto"/>
+                          <w:jc w:val="center"/>
+                          <w:rPr>
+                            <w:rFonts w:ascii="微软雅黑" w:eastAsia="微软雅黑" w:hAnsi="微软雅黑" w:cs="Times New Roman" w:hint="eastAsia"/>
+                            <w:b/>
+                            <w:bCs/>
+                            <w:sz w:val="18"/>
+                            <w:szCs w:val="18"/>
+                            <w14:ligatures w14:val="none"/>
+                          </w:rPr>
+                        </w:pPr>
+                        <w:r>
+                          <w:rPr>
+                            <w:rFonts w:ascii="微软雅黑" w:eastAsia="微软雅黑" w:hAnsi="微软雅黑" w:cs="Times New Roman" w:hint="eastAsia"/>
+                            <w:b/>
+                            <w:bCs/>
+                            <w:sz w:val="18"/>
+                            <w:szCs w:val="18"/>
+                          </w:rPr>
+                          <w:t>+</w:t>
+                        </w:r>
+                        <w:r>
+                          <w:rPr>
+                            <w:rFonts w:ascii="微软雅黑" w:eastAsia="微软雅黑" w:hAnsi="微软雅黑" w:cs="Times New Roman" w:hint="eastAsia"/>
+                            <w:b/>
+                            <w:bCs/>
+                            <w:sz w:val="18"/>
+                            <w:szCs w:val="18"/>
+                          </w:rPr>
+                          <w:t>Inf</w:t>
+                        </w:r>
+                      </w:p>
+                    </w:txbxContent>
+                  </v:textbox>
+                </v:shape>
+                <v:shape id="文本框 2" o:spid="_x0000_s1098" type="#_x0000_t202" style="position:absolute;left:7515;width:7492;height:2600;visibility:visible;mso-wrap-style:square;v-text-anchor:top" o:gfxdata="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" fillcolor="white [3212]" stroked="f">
+                  <v:textbox inset="2.44425mm,1.2221mm,2.44425mm,1.2221mm">
+                    <w:txbxContent>
+                      <w:p>
+                        <w:pPr>
+                          <w:snapToGrid w:val="0"/>
+                          <w:spacing w:after="0" w:line="240" w:lineRule="auto"/>
+                          <w:jc w:val="center"/>
+                          <w:rPr>
+                            <w:rFonts w:ascii="华文楷体" w:eastAsia="华文楷体" w:hAnsi="华文楷体" w:cs="Times New Roman" w:hint="eastAsia"/>
+                            <w:b/>
+                            <w:bCs/>
+                            <w:sz w:val="18"/>
+                            <w:szCs w:val="18"/>
+                          </w:rPr>
+                        </w:pPr>
+                        <w:r>
+                          <w:rPr>
+                            <w:rFonts w:ascii="华文楷体" w:eastAsia="华文楷体" w:hAnsi="华文楷体" w:cs="Times New Roman" w:hint="eastAsia"/>
+                            <w:b/>
+                            <w:bCs/>
+                            <w:sz w:val="18"/>
+                            <w:szCs w:val="18"/>
+                          </w:rPr>
+                          <w:t>NaN (S=1)</w:t>
+                        </w:r>
+                      </w:p>
+                      <w:p>
+                        <w:pPr>
+                          <w:snapToGrid w:val="0"/>
+                          <w:spacing w:after="0" w:line="240" w:lineRule="auto"/>
+                          <w:jc w:val="center"/>
+                          <w:rPr>
+                            <w:rFonts w:ascii="华文楷体" w:eastAsia="华文楷体" w:hAnsi="华文楷体" w:cs="Times New Roman" w:hint="eastAsia"/>
+                            <w:b/>
+                            <w:bCs/>
+                            <w:sz w:val="20"/>
+                            <w:szCs w:val="20"/>
+                            <w14:ligatures w14:val="none"/>
+                          </w:rPr>
+                        </w:pPr>
+                      </w:p>
+                    </w:txbxContent>
+                  </v:textbox>
+                </v:shape>
+                <v:shape id="文本框 2" o:spid="_x0000_s1099" type="#_x0000_t202" style="position:absolute;left:19040;top:7;width:8025;height:2600;visibility:visible;mso-wrap-style:square;v-text-anchor:top" o:gfxdata="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" fillcolor="white [3212]" stroked="f">
+                  <v:textbox inset="2.44425mm,1.2221mm,2.44425mm,1.2221mm">
+                    <w:txbxContent>
+                      <w:p>
+                        <w:pPr>
+                          <w:snapToGrid w:val="0"/>
+                          <w:spacing w:after="0" w:line="240" w:lineRule="auto"/>
+                          <w:jc w:val="center"/>
+                          <w:rPr>
+                            <w:rFonts w:ascii="华文楷体" w:eastAsia="华文楷体" w:hAnsi="华文楷体" w:cs="Times New Roman" w:hint="eastAsia"/>
+                            <w:b/>
+                            <w:bCs/>
+                            <w:sz w:val="18"/>
+                            <w:szCs w:val="18"/>
+                          </w:rPr>
+                        </w:pPr>
+                        <w:r>
+                          <w:rPr>
+                            <w:rFonts w:ascii="华文楷体" w:eastAsia="华文楷体" w:hAnsi="华文楷体" w:cs="Times New Roman" w:hint="eastAsia"/>
+                            <w:b/>
+                            <w:bCs/>
+                            <w:sz w:val="20"/>
+                            <w:szCs w:val="20"/>
+                          </w:rPr>
+                          <w:t>负数</w:t>
+                        </w:r>
+                      </w:p>
+                    </w:txbxContent>
+                  </v:textbox>
+                </v:shape>
+                <v:shape id="文本框 2" o:spid="_x0000_s1100" type="#_x0000_t202" style="position:absolute;left:35349;top:5;width:9675;height:2600;visibility:visible;mso-wrap-style:square;v-text-anchor:top" o:gfxdata="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" fillcolor="white [3212]" stroked="f">
+                  <v:textbox inset="2.44425mm,1.2221mm,2.44425mm,1.2221mm">
+                    <w:txbxContent>
+                      <w:p>
+                        <w:pPr>
+                          <w:snapToGrid w:val="0"/>
+                          <w:spacing w:after="0" w:line="240" w:lineRule="auto"/>
+                          <w:jc w:val="center"/>
+                          <w:rPr>
+                            <w:rFonts w:ascii="华文楷体" w:eastAsia="华文楷体" w:hAnsi="华文楷体" w:cs="Times New Roman" w:hint="eastAsia"/>
+                            <w:b/>
+                            <w:bCs/>
+                            <w:sz w:val="20"/>
+                            <w:szCs w:val="20"/>
+                          </w:rPr>
+                        </w:pPr>
+                        <w:r>
+                          <w:rPr>
+                            <w:rFonts w:ascii="华文楷体" w:eastAsia="华文楷体" w:hAnsi="华文楷体" w:cs="Times New Roman" w:hint="eastAsia"/>
+                            <w:b/>
+                            <w:bCs/>
+                            <w:sz w:val="20"/>
+                            <w:szCs w:val="20"/>
+                          </w:rPr>
+                          <w:t>正数</w:t>
+                        </w:r>
+                      </w:p>
+                    </w:txbxContent>
+                  </v:textbox>
+                </v:shape>
+                <v:shape id="文本框 2" o:spid="_x0000_s1101" type="#_x0000_t202" style="position:absolute;left:48016;top:6;width:8847;height:2600;visibility:visible;mso-wrap-style:square;v-text-anchor:top" o:gfxdata="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" fillcolor="white [3212]" stroked="f">
+                  <v:textbox inset="2.44425mm,1.2221mm,2.44425mm,1.2221mm">
+                    <w:txbxContent>
+                      <w:p>
+                        <w:pPr>
+                          <w:snapToGrid w:val="0"/>
+                          <w:spacing w:after="0" w:line="240" w:lineRule="auto"/>
+                          <w:jc w:val="center"/>
+                          <w:rPr>
+                            <w:rFonts w:ascii="华文楷体" w:eastAsia="华文楷体" w:hAnsi="华文楷体" w:cs="Times New Roman" w:hint="eastAsia"/>
+                            <w:b/>
+                            <w:bCs/>
+                            <w:sz w:val="18"/>
+                            <w:szCs w:val="18"/>
+                          </w:rPr>
+                        </w:pPr>
+                        <w:r>
+                          <w:rPr>
+                            <w:rFonts w:ascii="华文楷体" w:eastAsia="华文楷体" w:hAnsi="华文楷体" w:cs="Times New Roman" w:hint="eastAsia"/>
+                            <w:b/>
+                            <w:bCs/>
+                            <w:sz w:val="18"/>
+                            <w:szCs w:val="18"/>
+                          </w:rPr>
+                          <w:t>NaN (S=0)</w:t>
+                        </w:r>
+                      </w:p>
+                    </w:txbxContent>
+                  </v:textbox>
+                </v:shape>
+                <v:shape id="文本框 2" o:spid="_x0000_s1102" type="#_x0000_t202" style="position:absolute;top:3491;width:6518;height:2599;visibility:visible;mso-wrap-style:square;v-text-anchor:top" o:gfxdata="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" fillcolor="white [3212]" stroked="f">
+                  <v:textbox inset="2.44425mm,1.2221mm,2.44425mm,1.2221mm">
+                    <w:txbxContent>
+                      <w:p>
+                        <w:pPr>
+                          <w:spacing w:line="276" w:lineRule="auto"/>
+                          <w:jc w:val="center"/>
+                          <w:rPr>
+                            <w:rFonts w:ascii="等线" w:eastAsia="华文楷体" w:hAnsi="华文楷体" w:cs="Times New Roman" w:hint="eastAsia"/>
+                            <w:b/>
+                            <w:bCs/>
+                            <w:sz w:val="20"/>
+                            <w:szCs w:val="20"/>
+                            <w14:ligatures w14:val="none"/>
+                          </w:rPr>
+                        </w:pPr>
+                        <w:r>
+                          <w:rPr>
+                            <w:rFonts w:ascii="等线" w:eastAsia="华文楷体" w:hAnsi="华文楷体" w:cs="Times New Roman" w:hint="eastAsia"/>
+                            <w:b/>
+                            <w:bCs/>
+                            <w:sz w:val="20"/>
+                            <w:szCs w:val="20"/>
+                          </w:rPr>
+                          <w:t>浮点数</w:t>
+                        </w:r>
+                      </w:p>
+                    </w:txbxContent>
+                  </v:textbox>
+                </v:shape>
+                <v:shape id="文本框 2" o:spid="_x0000_s1103" type="#_x0000_t202" style="position:absolute;top:7590;width:6512;height:2593;visibility:visible;mso-wrap-style:square;v-text-anchor:top" o:gfxdata="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" fillcolor="white [3212]" stroked="f">
+                  <v:textbox inset="2.44425mm,1.2221mm,2.44425mm,1.2221mm">
+                    <w:txbxContent>
+                      <w:p>
+                        <w:pPr>
+                          <w:spacing w:line="276" w:lineRule="auto"/>
+                          <w:jc w:val="center"/>
+                          <w:rPr>
+                            <w:rFonts w:ascii="等线" w:eastAsia="华文楷体" w:hAnsi="华文楷体" w:cs="Times New Roman" w:hint="eastAsia"/>
+                            <w:b/>
+                            <w:bCs/>
+                            <w:sz w:val="20"/>
+                            <w:szCs w:val="20"/>
+                            <w14:ligatures w14:val="none"/>
+                          </w:rPr>
+                        </w:pPr>
+                        <w:r>
+                          <w:rPr>
+                            <w:rFonts w:ascii="等线" w:eastAsia="华文楷体" w:hAnsi="华文楷体" w:cs="Times New Roman" w:hint="eastAsia"/>
+                            <w:b/>
+                            <w:bCs/>
+                            <w:sz w:val="20"/>
+                            <w:szCs w:val="20"/>
+                          </w:rPr>
+                          <w:t>位模式</w:t>
+                        </w:r>
+                      </w:p>
+                    </w:txbxContent>
+                  </v:textbox>
+                </v:shape>
+                <w10:anchorlock/>
+              </v:group>
+            </w:pict>
+          </mc:Fallback>
+        </mc:AlternateContent>
+      </w:r>
+      <w:commentRangeEnd w:id="2"/>
+      <w:r>
+        <w:rPr>
+          <w:rStyle w:val="ae"/>
+          <w:rFonts w:hint="eastAsia"/>
+          <w:sz w:val="22"/>
+          <w:szCs w:val="24"/>
+        </w:rPr>
+        <w:commentReference w:id="2"/>
+      </w:r>
+    </w:p>
+    <w:p>
+      <w:pPr>
+        <w:rPr>
+          <w:rFonts w:hint="eastAsia"/>
+        </w:rPr>
+      </w:pPr>
+    </w:p>
+    <w:p>
+      <w:r>
+        <w:rPr>
+          <w:rFonts w:hint="eastAsia"/>
+        </w:rPr>
+        <w:t>orderedBits</w:t>
+      </w:r>
+    </w:p>
+    <w:p>
+      <w:pPr>
+        <w:rPr>
+          <w:rFonts w:hint="eastAsia"/>
+        </w:rPr>
+      </w:pPr>
     </w:p>
     <w:sectPr>
       <w:pgSz w:w="11906" w:h="16838"/>
@@ -3888,6 +5467,23 @@
       </w:r>
     </w:p>
   </w:comment>
+  <w:comment w:id="2" w:author="Kevin Yuan" w:date="2026-03-16T21:13:00Z" w:initials="KY">
+    <w:p>
+      <w:pPr>
+        <w:pStyle w:val="af"/>
+        <w:rPr>
+          <w:rFonts w:hint="eastAsia"/>
+        </w:rPr>
+      </w:pPr>
+      <w:r>
+        <w:rPr>
+          <w:rStyle w:val="ae"/>
+          <w:rFonts w:hint="eastAsia"/>
+        </w:rPr>
+        <w:annotationRef/>
+      </w:r>
+    </w:p>
+  </w:comment>
 </w:comments>
 </file>
 
@@ -3895,6 +5491,7 @@
 <w15:commentsEx xmlns:wpc="http://schemas.microsoft.com/office/word/2010/wordprocessingCanvas" xmlns:cx="http://schemas.microsoft.com/office/drawing/2014/chartex" xmlns:cx1="http://schemas.microsoft.com/office/drawing/2015/9/8/chartex" xmlns:cx2="http://schemas.microsoft.com/office/drawing/2015/10/21/chartex" xmlns:cx3="http://schemas.microsoft.com/office/drawing/2016/5/9/chartex" xmlns:cx4="http://schemas.microsoft.com/office/drawing/2016/5/10/chartex" xmlns:cx5="http://schemas.microsoft.com/office/drawing/2016/5/11/chartex" xmlns:cx6="http://schemas.microsoft.com/office/drawing/2016/5/12/chartex" xmlns:cx7="http://schemas.microsoft.com/office/drawing/2016/5/13/chartex" xmlns:cx8="http://schemas.microsoft.com/office/drawing/2016/5/14/chartex" xmlns:mc="http://schemas.openxmlformats.org/markup-compatibility/2006" xmlns:aink="http://schemas.microsoft.com/office/drawing/2016/ink" xmlns:am3d="http://schemas.microsoft.com/office/drawing/2017/model3d" xmlns:o="urn:schemas-microsoft-com:office:office" xmlns:oel="http://schemas.microsoft.com/office/2019/extlst" xmlns:r="http://schemas.openxmlformats.org/officeDocument/2006/relationships" xmlns:m="http://schemas.openxmlformats.org/officeDocument/2006/math" xmlns:v="urn:schemas-microsoft-com:vml" xmlns:wp14="http://schemas.microsoft.com/office/word/2010/wordprocessingDrawing" xmlns:wp="http://schemas.openxmlformats.org/drawingml/2006/wordprocessingDrawing" xmlns:w10="urn:schemas-microsoft-com:office:word" xmlns:w="http://schemas.openxmlformats.org/wordprocessingml/2006/main" xmlns:w14="http://schemas.microsoft.com/office/word/2010/wordml" xmlns:w15="http://schemas.microsoft.com/office/word/2012/wordml" xmlns:w16cex="http://schemas.microsoft.com/office/word/2018/wordml/cex" xmlns:w16cid="http://schemas.microsoft.com/office/word/2016/wordml/cid" xmlns:w16="http://schemas.microsoft.com/office/word/2018/wordml" xmlns:w16du="http://schemas.microsoft.com/office/word/2023/wordml/word16du" xmlns:w16sdtdh="http://schemas.microsoft.com/office/word/2020/wordml/sdtdatahash" xmlns:w16sdtfl="http://schemas.microsoft.com/office/word/2024/wordml/sdtformatlock" xmlns:w16se="http://schemas.microsoft.com/office/word/2015/wordml/symex" xmlns:wpg="http://schemas.microsoft.com/office/word/2010/wordprocessingGroup" xmlns:wpi="http://schemas.microsoft.com/office/word/2010/wordprocessingInk" xmlns:wne="http://schemas.microsoft.com/office/word/2006/wordml" xmlns:wps="http://schemas.microsoft.com/office/word/2010/wordprocessingShape" mc:Ignorable="w14 w15 w16se w16cid w16 w16cex w16sdtdh w16sdtfl w16du wp14">
   <w15:commentEx w15:paraId="263C5FF3" w15:done="0"/>
   <w15:commentEx w15:paraId="7FFF01BF" w15:done="0"/>
+  <w15:commentEx w15:paraId="136CADBD" w15:done="0"/>
 </w15:commentsEx>
 </file>
 
@@ -3902,6 +5499,7 @@
 <w16cex:commentsExtensible xmlns:wpc="http://schemas.microsoft.com/office/word/2010/wordprocessingCanvas" xmlns:cx="http://schemas.microsoft.com/office/drawing/2014/chartex" xmlns:cx1="http://schemas.microsoft.com/office/drawing/2015/9/8/chartex" xmlns:cx2="http://schemas.microsoft.com/office/drawing/2015/10/21/chartex" xmlns:cx3="http://schemas.microsoft.com/office/drawing/2016/5/9/chartex" xmlns:cx4="http://schemas.microsoft.com/office/drawing/2016/5/10/chartex" xmlns:cx5="http://schemas.microsoft.com/office/drawing/2016/5/11/chartex" xmlns:cx6="http://schemas.microsoft.com/office/drawing/2016/5/12/chartex" xmlns:cx7="http://schemas.microsoft.com/office/drawing/2016/5/13/chartex" xmlns:cx8="http://schemas.microsoft.com/office/drawing/2016/5/14/chartex" xmlns:cr="http://schemas.microsoft.com/office/comments/2020/reactions" xmlns:mc="http://schemas.openxmlformats.org/markup-compatibility/2006" xmlns:aink="http://schemas.microsoft.com/office/drawing/2016/ink" xmlns:am3d="http://schemas.microsoft.com/office/drawing/2017/model3d" xmlns:o="urn:schemas-microsoft-com:office:office" xmlns:oel="http://schemas.microsoft.com/office/2019/extlst" xmlns:r="http://schemas.openxmlformats.org/officeDocument/2006/relationships" xmlns:m="http://schemas.openxmlformats.org/officeDocument/2006/math" xmlns:v="urn:schemas-microsoft-com:vml" xmlns:wp14="http://schemas.microsoft.com/office/word/2010/wordprocessingDrawing" xmlns:wp="http://schemas.openxmlformats.org/drawingml/2006/wordprocessingDrawing" xmlns:w10="urn:schemas-microsoft-com:office:word" xmlns:w="http://schemas.openxmlformats.org/wordprocessingml/2006/main" xmlns:w14="http://schemas.microsoft.com/office/word/2010/wordml" xmlns:w15="http://schemas.microsoft.com/office/word/2012/wordml" xmlns:w16cex="http://schemas.microsoft.com/office/word/2018/wordml/cex" xmlns:w16cid="http://schemas.microsoft.com/office/word/2016/wordml/cid" xmlns:w16="http://schemas.microsoft.com/office/word/2018/wordml" xmlns:w16du="http://schemas.microsoft.com/office/word/2023/wordml/word16du" xmlns:w16sdtdh="http://schemas.microsoft.com/office/word/2020/wordml/sdtdatahash" xmlns:w16sdtfl="http://schemas.microsoft.com/office/word/2024/wordml/sdtformatlock" xmlns:w16se="http://schemas.microsoft.com/office/word/2015/wordml/symex" xmlns:wpg="http://schemas.microsoft.com/office/word/2010/wordprocessingGroup" xmlns:wpi="http://schemas.microsoft.com/office/word/2010/wordprocessingInk" xmlns:wne="http://schemas.microsoft.com/office/word/2006/wordml" xmlns:wps="http://schemas.microsoft.com/office/word/2010/wordprocessingShape" mc:Ignorable="w14 w15 w16se w16cid w16 w16cex w16sdtdh w16sdtfl cr w16du wp14">
   <w16cex:commentExtensible w16cex:durableId="3AA38C96" w16cex:dateUtc="2026-03-16T13:13:00Z"/>
   <w16cex:commentExtensible w16cex:durableId="5CA4488B" w16cex:dateUtc="2026-03-16T13:13:00Z"/>
+  <w16cex:commentExtensible w16cex:durableId="75DB9EE1" w16cex:dateUtc="2026-03-16T13:13:00Z"/>
 </w16cex:commentsExtensible>
 </file>
 
@@ -3909,6 +5507,7 @@
 <w16cid:commentsIds xmlns:wpc="http://schemas.microsoft.com/office/word/2010/wordprocessingCanvas" xmlns:cx="http://schemas.microsoft.com/office/drawing/2014/chartex" xmlns:cx1="http://schemas.microsoft.com/office/drawing/2015/9/8/chartex" xmlns:cx2="http://schemas.microsoft.com/office/drawing/2015/10/21/chartex" xmlns:cx3="http://schemas.microsoft.com/office/drawing/2016/5/9/chartex" xmlns:cx4="http://schemas.microsoft.com/office/drawing/2016/5/10/chartex" xmlns:cx5="http://schemas.microsoft.com/office/drawing/2016/5/11/chartex" xmlns:cx6="http://schemas.microsoft.com/office/drawing/2016/5/12/chartex" xmlns:cx7="http://schemas.microsoft.com/office/drawing/2016/5/13/chartex" xmlns:cx8="http://schemas.microsoft.com/office/drawing/2016/5/14/chartex" xmlns:mc="http://schemas.openxmlformats.org/markup-compatibility/2006" xmlns:aink="http://schemas.microsoft.com/office/drawing/2016/ink" xmlns:am3d="http://schemas.microsoft.com/office/drawing/2017/model3d" xmlns:o="urn:schemas-microsoft-com:office:office" xmlns:oel="http://schemas.microsoft.com/office/2019/extlst" xmlns:r="http://schemas.openxmlformats.org/officeDocument/2006/relationships" xmlns:m="http://schemas.openxmlformats.org/officeDocument/2006/math" xmlns:v="urn:schemas-microsoft-com:vml" xmlns:wp14="http://schemas.microsoft.com/office/word/2010/wordprocessingDrawing" xmlns:wp="http://schemas.openxmlformats.org/drawingml/2006/wordprocessingDrawing" xmlns:w10="urn:schemas-microsoft-com:office:word" xmlns:w="http://schemas.openxmlformats.org/wordprocessingml/2006/main" xmlns:w14="http://schemas.microsoft.com/office/word/2010/wordml" xmlns:w15="http://schemas.microsoft.com/office/word/2012/wordml" xmlns:w16cex="http://schemas.microsoft.com/office/word/2018/wordml/cex" xmlns:w16cid="http://schemas.microsoft.com/office/word/2016/wordml/cid" xmlns:w16="http://schemas.microsoft.com/office/word/2018/wordml" xmlns:w16du="http://schemas.microsoft.com/office/word/2023/wordml/word16du" xmlns:w16sdtdh="http://schemas.microsoft.com/office/word/2020/wordml/sdtdatahash" xmlns:w16sdtfl="http://schemas.microsoft.com/office/word/2024/wordml/sdtformatlock" xmlns:w16se="http://schemas.microsoft.com/office/word/2015/wordml/symex" xmlns:wpg="http://schemas.microsoft.com/office/word/2010/wordprocessingGroup" xmlns:wpi="http://schemas.microsoft.com/office/word/2010/wordprocessingInk" xmlns:wne="http://schemas.microsoft.com/office/word/2006/wordml" xmlns:wps="http://schemas.microsoft.com/office/word/2010/wordprocessingShape" mc:Ignorable="w14 w15 w16se w16cid w16 w16cex w16sdtdh w16sdtfl w16du wp14">
   <w16cid:commentId w16cid:paraId="263C5FF3" w16cid:durableId="3AA38C96"/>
   <w16cid:commentId w16cid:paraId="7FFF01BF" w16cid:durableId="5CA4488B"/>
+  <w16cid:commentId w16cid:paraId="136CADBD" w16cid:durableId="75DB9EE1"/>
 </w16cid:commentsIds>
 </file>
 
@@ -4382,6 +5981,7 @@
   <w:style w:type="paragraph" w:default="1" w:styleId="a">
     <w:name w:val="Normal"/>
     <w:qFormat/>
+    <w:rsid w:val="006F5C05"/>
     <w:pPr>
       <w:widowControl w:val="0"/>
     </w:pPr>
